--- a/4/BD/ТИАБД_ПР3_АлбахтинИВ.docx
+++ b/4/BD/ТИАБД_ПР3_АлбахтинИВ.docx
@@ -48,7 +48,7 @@
                 <w14:ligatures w14:val="none"/>
               </w:rPr>
               <w:drawing>
-                <wp:inline distT="0" distB="0" distL="0" distR="0" wp14:anchorId="40DB7D78" wp14:editId="3F694BD8">
+                <wp:inline distT="0" distB="0" distL="0" distR="0" wp14:anchorId="34F963B4" wp14:editId="5E72C6EE">
                   <wp:extent cx="1066800" cy="1066800"/>
                   <wp:effectExtent l="0" t="0" r="0" b="0"/>
                   <wp:docPr id="298370851" name="Рисунок 3"/>
@@ -248,7 +248,7 @@
               <mc:AlternateContent>
                 <mc:Choice Requires="wps">
                   <w:drawing>
-                    <wp:inline distT="0" distB="0" distL="0" distR="0" wp14:anchorId="458F82D9" wp14:editId="2D9B8F75">
+                    <wp:inline distT="0" distB="0" distL="0" distR="0" wp14:anchorId="744690CB" wp14:editId="522DB102">
                       <wp:extent cx="5600700" cy="1270"/>
                       <wp:effectExtent l="19050" t="19050" r="19050" b="27305"/>
                       <wp:docPr id="2" name="Прямая соединительная линия 2"/>
@@ -350,7 +350,7 @@
         <w:rPr>
           <w:b/>
         </w:rPr>
-        <w:t>Кафедра прикладной математики</w:t>
+        <w:t>Кафедра квантовых информационных технологий, практической и прикладной информатики (ККИТПиПИ)</w:t>
       </w:r>
     </w:p>
     <w:p>
@@ -540,7 +540,13 @@
               <w:rPr>
                 <w:sz w:val="24"/>
               </w:rPr>
-              <w:t>Студент группы</w:t>
+              <w:t xml:space="preserve">Студент </w:t>
+            </w:r>
+            <w:r>
+              <w:rPr>
+                <w:sz w:val="24"/>
+              </w:rPr>
+              <w:t>группы</w:t>
             </w:r>
           </w:p>
         </w:tc>
@@ -682,7 +688,7 @@
               <w:rPr>
                 <w:sz w:val="24"/>
               </w:rPr>
-              <w:t>Воронцов Ю.А.</w:t>
+              <w:t>Приходько Н.А.</w:t>
             </w:r>
           </w:p>
         </w:tc>
@@ -879,7 +885,7 @@
       <w:pPr>
         <w:widowControl w:val="0"/>
         <w:suppressAutoHyphens/>
-        <w:spacing w:before="2120" w:line="240" w:lineRule="auto"/>
+        <w:spacing w:before="1820" w:line="240" w:lineRule="auto"/>
         <w:ind w:firstLine="0"/>
         <w:jc w:val="center"/>
         <w:rPr>
@@ -929,7 +935,7 @@
       <w:pPr>
         <w:pStyle w:val="12"/>
         <w:tabs>
-          <w:tab w:val="right" w:leader="dot" w:pos="9350"/>
+          <w:tab w:val="right" w:leader="dot" w:pos="9345"/>
         </w:tabs>
         <w:spacing w:after="60" w:line="240" w:lineRule="auto"/>
         <w:rPr>
@@ -949,7 +955,7 @@
       <w:r>
         <w:fldChar w:fldCharType="separate"/>
       </w:r>
-      <w:hyperlink w:anchor="_Toc242123038" w:history="1">
+      <w:hyperlink w:anchor="_Toc243262867" w:history="1">
         <w:r>
           <w:rPr>
             <w:rStyle w:val="a4"/>
@@ -978,7 +984,7 @@
             <w:noProof/>
             <w:webHidden/>
           </w:rPr>
-          <w:instrText xml:space="preserve"> PAGEREF _Toc242123038 \h </w:instrText>
+          <w:instrText xml:space="preserve"> PAGEREF _Toc243262867 \h </w:instrText>
         </w:r>
         <w:r>
           <w:rPr>
@@ -1013,7 +1019,7 @@
       <w:pPr>
         <w:pStyle w:val="12"/>
         <w:tabs>
-          <w:tab w:val="right" w:leader="dot" w:pos="9350"/>
+          <w:tab w:val="right" w:leader="dot" w:pos="9345"/>
         </w:tabs>
         <w:spacing w:after="60" w:line="240" w:lineRule="auto"/>
         <w:rPr>
@@ -1024,7 +1030,7 @@
           <w14:ligatures w14:val="none"/>
         </w:rPr>
       </w:pPr>
-      <w:hyperlink w:anchor="_Toc242123039" w:history="1">
+      <w:hyperlink w:anchor="_Toc243262868" w:history="1">
         <w:r>
           <w:rPr>
             <w:rStyle w:val="a4"/>
@@ -1053,7 +1059,7 @@
             <w:noProof/>
             <w:webHidden/>
           </w:rPr>
-          <w:instrText xml:space="preserve"> PAGEREF _Toc242123039 \h </w:instrText>
+          <w:instrText xml:space="preserve"> PAGEREF _Toc243262868 \h </w:instrText>
         </w:r>
         <w:r>
           <w:rPr>
@@ -1088,7 +1094,7 @@
       <w:pPr>
         <w:pStyle w:val="12"/>
         <w:tabs>
-          <w:tab w:val="right" w:leader="dot" w:pos="9350"/>
+          <w:tab w:val="right" w:leader="dot" w:pos="9345"/>
         </w:tabs>
         <w:spacing w:after="60" w:line="240" w:lineRule="auto"/>
         <w:rPr>
@@ -1099,7 +1105,7 @@
           <w14:ligatures w14:val="none"/>
         </w:rPr>
       </w:pPr>
-      <w:hyperlink w:anchor="_Toc242123040" w:history="1">
+      <w:hyperlink w:anchor="_Toc243262869" w:history="1">
         <w:r>
           <w:rPr>
             <w:rStyle w:val="a4"/>
@@ -1128,7 +1134,7 @@
             <w:noProof/>
             <w:webHidden/>
           </w:rPr>
-          <w:instrText xml:space="preserve"> PAGEREF _Toc242123040 \h </w:instrText>
+          <w:instrText xml:space="preserve"> PAGEREF _Toc243262869 \h </w:instrText>
         </w:r>
         <w:r>
           <w:rPr>
@@ -1163,7 +1169,7 @@
       <w:pPr>
         <w:pStyle w:val="12"/>
         <w:tabs>
-          <w:tab w:val="right" w:leader="dot" w:pos="9350"/>
+          <w:tab w:val="right" w:leader="dot" w:pos="9345"/>
         </w:tabs>
         <w:spacing w:after="60" w:line="240" w:lineRule="auto"/>
         <w:rPr>
@@ -1174,7 +1180,7 @@
           <w14:ligatures w14:val="none"/>
         </w:rPr>
       </w:pPr>
-      <w:hyperlink w:anchor="_Toc242123041" w:history="1">
+      <w:hyperlink w:anchor="_Toc243262870" w:history="1">
         <w:r>
           <w:rPr>
             <w:rStyle w:val="a4"/>
@@ -1203,7 +1209,7 @@
             <w:noProof/>
             <w:webHidden/>
           </w:rPr>
-          <w:instrText xml:space="preserve"> PAGEREF _Toc242123041 \h </w:instrText>
+          <w:instrText xml:space="preserve"> PAGEREF _Toc243262870 \h </w:instrText>
         </w:r>
         <w:r>
           <w:rPr>
@@ -1238,7 +1244,7 @@
       <w:pPr>
         <w:pStyle w:val="12"/>
         <w:tabs>
-          <w:tab w:val="right" w:leader="dot" w:pos="9350"/>
+          <w:tab w:val="right" w:leader="dot" w:pos="9345"/>
         </w:tabs>
         <w:spacing w:after="60" w:line="240" w:lineRule="auto"/>
         <w:rPr>
@@ -1249,7 +1255,7 @@
           <w14:ligatures w14:val="none"/>
         </w:rPr>
       </w:pPr>
-      <w:hyperlink w:anchor="_Toc242123042" w:history="1">
+      <w:hyperlink w:anchor="_Toc243262871" w:history="1">
         <w:r>
           <w:rPr>
             <w:rStyle w:val="a4"/>
@@ -1278,7 +1284,7 @@
             <w:noProof/>
             <w:webHidden/>
           </w:rPr>
-          <w:instrText xml:space="preserve"> PAGEREF _Toc242123042 \h </w:instrText>
+          <w:instrText xml:space="preserve"> PAGEREF _Toc243262871 \h </w:instrText>
         </w:r>
         <w:r>
           <w:rPr>
@@ -1313,7 +1319,7 @@
       <w:pPr>
         <w:pStyle w:val="12"/>
         <w:tabs>
-          <w:tab w:val="right" w:leader="dot" w:pos="9350"/>
+          <w:tab w:val="right" w:leader="dot" w:pos="9345"/>
         </w:tabs>
         <w:spacing w:after="60" w:line="240" w:lineRule="auto"/>
         <w:rPr>
@@ -1324,7 +1330,7 @@
           <w14:ligatures w14:val="none"/>
         </w:rPr>
       </w:pPr>
-      <w:hyperlink w:anchor="_Toc242123043" w:history="1">
+      <w:hyperlink w:anchor="_Toc243262872" w:history="1">
         <w:r>
           <w:rPr>
             <w:rStyle w:val="a4"/>
@@ -1353,7 +1359,7 @@
             <w:noProof/>
             <w:webHidden/>
           </w:rPr>
-          <w:instrText xml:space="preserve"> PAGEREF _Toc242123043 \h </w:instrText>
+          <w:instrText xml:space="preserve"> PAGEREF _Toc243262872 \h </w:instrText>
         </w:r>
         <w:r>
           <w:rPr>
@@ -1388,7 +1394,7 @@
       <w:pPr>
         <w:pStyle w:val="12"/>
         <w:tabs>
-          <w:tab w:val="right" w:leader="dot" w:pos="9350"/>
+          <w:tab w:val="right" w:leader="dot" w:pos="9345"/>
         </w:tabs>
         <w:spacing w:after="60" w:line="240" w:lineRule="auto"/>
         <w:rPr>
@@ -1399,7 +1405,7 @@
           <w14:ligatures w14:val="none"/>
         </w:rPr>
       </w:pPr>
-      <w:hyperlink w:anchor="_Toc242123044" w:history="1">
+      <w:hyperlink w:anchor="_Toc243262873" w:history="1">
         <w:r>
           <w:rPr>
             <w:rStyle w:val="a4"/>
@@ -1428,7 +1434,7 @@
             <w:noProof/>
             <w:webHidden/>
           </w:rPr>
-          <w:instrText xml:space="preserve"> PAGEREF _Toc242123044 \h </w:instrText>
+          <w:instrText xml:space="preserve"> PAGEREF _Toc243262873 \h </w:instrText>
         </w:r>
         <w:r>
           <w:rPr>
@@ -1448,7 +1454,7 @@
             <w:noProof/>
             <w:webHidden/>
           </w:rPr>
-          <w:t>8</w:t>
+          <w:t>9</w:t>
         </w:r>
         <w:r>
           <w:rPr>
@@ -1461,9 +1467,9 @@
     </w:p>
     <w:p>
       <w:pPr>
-        <w:pStyle w:val="12"/>
+        <w:pStyle w:val="22"/>
         <w:tabs>
-          <w:tab w:val="right" w:leader="dot" w:pos="9350"/>
+          <w:tab w:val="right" w:leader="dot" w:pos="9345"/>
         </w:tabs>
         <w:spacing w:after="60" w:line="240" w:lineRule="auto"/>
         <w:rPr>
@@ -1474,7 +1480,7 @@
           <w14:ligatures w14:val="none"/>
         </w:rPr>
       </w:pPr>
-      <w:hyperlink w:anchor="_Toc242123045" w:history="1">
+      <w:hyperlink w:anchor="_Toc243262874" w:history="1">
         <w:r>
           <w:rPr>
             <w:rStyle w:val="a4"/>
@@ -1482,7 +1488,7 @@
             <w:color w:val="000000"/>
             <w:u w:val="none"/>
           </w:rPr>
-          <w:t>8 Выводы и ограничения</w:t>
+          <w:t>7.1 Чтение, схема и преобразования</w:t>
         </w:r>
         <w:r>
           <w:rPr>
@@ -1503,7 +1509,157 @@
             <w:noProof/>
             <w:webHidden/>
           </w:rPr>
-          <w:instrText xml:space="preserve"> PAGEREF _Toc242123045 \h </w:instrText>
+          <w:instrText xml:space="preserve"> PAGEREF _Toc243262874 \h </w:instrText>
+        </w:r>
+        <w:r>
+          <w:rPr>
+            <w:noProof/>
+            <w:webHidden/>
+          </w:rPr>
+        </w:r>
+        <w:r>
+          <w:rPr>
+            <w:noProof/>
+            <w:webHidden/>
+          </w:rPr>
+          <w:fldChar w:fldCharType="separate"/>
+        </w:r>
+        <w:r>
+          <w:rPr>
+            <w:noProof/>
+            <w:webHidden/>
+          </w:rPr>
+          <w:t>9</w:t>
+        </w:r>
+        <w:r>
+          <w:rPr>
+            <w:noProof/>
+            <w:webHidden/>
+          </w:rPr>
+          <w:fldChar w:fldCharType="end"/>
+        </w:r>
+      </w:hyperlink>
+    </w:p>
+    <w:p>
+      <w:pPr>
+        <w:pStyle w:val="22"/>
+        <w:tabs>
+          <w:tab w:val="right" w:leader="dot" w:pos="9345"/>
+        </w:tabs>
+        <w:spacing w:after="60" w:line="240" w:lineRule="auto"/>
+        <w:rPr>
+          <w:rFonts w:eastAsiaTheme="minorEastAsia"/>
+          <w:noProof/>
+          <w:kern w:val="0"/>
+          <w:szCs w:val="22"/>
+          <w14:ligatures w14:val="none"/>
+        </w:rPr>
+      </w:pPr>
+      <w:hyperlink w:anchor="_Toc243262875" w:history="1">
+        <w:r>
+          <w:rPr>
+            <w:rStyle w:val="a4"/>
+            <w:noProof/>
+            <w:color w:val="000000"/>
+            <w:u w:val="none"/>
+          </w:rPr>
+          <w:t>7.2 Качество данных и JOIN</w:t>
+        </w:r>
+        <w:r>
+          <w:rPr>
+            <w:noProof/>
+            <w:webHidden/>
+          </w:rPr>
+          <w:tab/>
+        </w:r>
+        <w:r>
+          <w:rPr>
+            <w:noProof/>
+            <w:webHidden/>
+          </w:rPr>
+          <w:fldChar w:fldCharType="begin"/>
+        </w:r>
+        <w:r>
+          <w:rPr>
+            <w:noProof/>
+            <w:webHidden/>
+          </w:rPr>
+          <w:instrText xml:space="preserve"> PAGEREF _Toc243262875 \h </w:instrText>
+        </w:r>
+        <w:r>
+          <w:rPr>
+            <w:noProof/>
+            <w:webHidden/>
+          </w:rPr>
+        </w:r>
+        <w:r>
+          <w:rPr>
+            <w:noProof/>
+            <w:webHidden/>
+          </w:rPr>
+          <w:fldChar w:fldCharType="separate"/>
+        </w:r>
+        <w:r>
+          <w:rPr>
+            <w:noProof/>
+            <w:webHidden/>
+          </w:rPr>
+          <w:t>10</w:t>
+        </w:r>
+        <w:r>
+          <w:rPr>
+            <w:noProof/>
+            <w:webHidden/>
+          </w:rPr>
+          <w:fldChar w:fldCharType="end"/>
+        </w:r>
+      </w:hyperlink>
+    </w:p>
+    <w:p>
+      <w:pPr>
+        <w:pStyle w:val="22"/>
+        <w:tabs>
+          <w:tab w:val="right" w:leader="dot" w:pos="9345"/>
+        </w:tabs>
+        <w:spacing w:after="60" w:line="240" w:lineRule="auto"/>
+        <w:rPr>
+          <w:rFonts w:eastAsiaTheme="minorEastAsia"/>
+          <w:noProof/>
+          <w:kern w:val="0"/>
+          <w:szCs w:val="22"/>
+          <w14:ligatures w14:val="none"/>
+        </w:rPr>
+      </w:pPr>
+      <w:hyperlink w:anchor="_Toc243262876" w:history="1">
+        <w:r>
+          <w:rPr>
+            <w:rStyle w:val="a4"/>
+            <w:noProof/>
+            <w:color w:val="000000"/>
+            <w:u w:val="none"/>
+          </w:rPr>
+          <w:t>7.3 Агрегации, Spark SQL и экспорт</w:t>
+        </w:r>
+        <w:r>
+          <w:rPr>
+            <w:noProof/>
+            <w:webHidden/>
+          </w:rPr>
+          <w:tab/>
+        </w:r>
+        <w:r>
+          <w:rPr>
+            <w:noProof/>
+            <w:webHidden/>
+          </w:rPr>
+          <w:fldChar w:fldCharType="begin"/>
+        </w:r>
+        <w:r>
+          <w:rPr>
+            <w:noProof/>
+            <w:webHidden/>
+          </w:rPr>
+          <w:instrText xml:space="preserve"> PAGEREF _Toc243262876 \h </w:instrText>
         </w:r>
         <w:r>
           <w:rPr>
@@ -1538,7 +1694,7 @@
       <w:pPr>
         <w:pStyle w:val="12"/>
         <w:tabs>
-          <w:tab w:val="right" w:leader="dot" w:pos="9350"/>
+          <w:tab w:val="right" w:leader="dot" w:pos="9345"/>
         </w:tabs>
         <w:spacing w:after="60" w:line="240" w:lineRule="auto"/>
         <w:rPr>
@@ -1549,7 +1705,82 @@
           <w14:ligatures w14:val="none"/>
         </w:rPr>
       </w:pPr>
-      <w:hyperlink w:anchor="_Toc242123046" w:history="1">
+      <w:hyperlink w:anchor="_Toc243262877" w:history="1">
+        <w:r>
+          <w:rPr>
+            <w:rStyle w:val="a4"/>
+            <w:noProof/>
+            <w:color w:val="000000"/>
+            <w:u w:val="none"/>
+          </w:rPr>
+          <w:t>8 Воспроизводимость и выводы</w:t>
+        </w:r>
+        <w:r>
+          <w:rPr>
+            <w:noProof/>
+            <w:webHidden/>
+          </w:rPr>
+          <w:tab/>
+        </w:r>
+        <w:r>
+          <w:rPr>
+            <w:noProof/>
+            <w:webHidden/>
+          </w:rPr>
+          <w:fldChar w:fldCharType="begin"/>
+        </w:r>
+        <w:r>
+          <w:rPr>
+            <w:noProof/>
+            <w:webHidden/>
+          </w:rPr>
+          <w:instrText xml:space="preserve"> PAGEREF _Toc243262877 \h </w:instrText>
+        </w:r>
+        <w:r>
+          <w:rPr>
+            <w:noProof/>
+            <w:webHidden/>
+          </w:rPr>
+        </w:r>
+        <w:r>
+          <w:rPr>
+            <w:noProof/>
+            <w:webHidden/>
+          </w:rPr>
+          <w:fldChar w:fldCharType="separate"/>
+        </w:r>
+        <w:r>
+          <w:rPr>
+            <w:noProof/>
+            <w:webHidden/>
+          </w:rPr>
+          <w:t>14</w:t>
+        </w:r>
+        <w:r>
+          <w:rPr>
+            <w:noProof/>
+            <w:webHidden/>
+          </w:rPr>
+          <w:fldChar w:fldCharType="end"/>
+        </w:r>
+      </w:hyperlink>
+    </w:p>
+    <w:p>
+      <w:pPr>
+        <w:pStyle w:val="12"/>
+        <w:tabs>
+          <w:tab w:val="right" w:leader="dot" w:pos="9345"/>
+        </w:tabs>
+        <w:spacing w:after="60" w:line="240" w:lineRule="auto"/>
+        <w:rPr>
+          <w:rFonts w:eastAsiaTheme="minorEastAsia"/>
+          <w:noProof/>
+          <w:kern w:val="0"/>
+          <w:szCs w:val="22"/>
+          <w14:ligatures w14:val="none"/>
+        </w:rPr>
+      </w:pPr>
+      <w:hyperlink w:anchor="_Toc243262878" w:history="1">
         <w:r>
           <w:rPr>
             <w:rStyle w:val="a4"/>
@@ -1578,82 +1809,7 @@
             <w:noProof/>
             <w:webHidden/>
           </w:rPr>
-          <w:instrText xml:space="preserve"> PAGEREF _Toc242123046 \h </w:instrText>
-        </w:r>
-        <w:r>
-          <w:rPr>
-            <w:noProof/>
-            <w:webHidden/>
-          </w:rPr>
-        </w:r>
-        <w:r>
-          <w:rPr>
-            <w:noProof/>
-            <w:webHidden/>
-          </w:rPr>
-          <w:fldChar w:fldCharType="separate"/>
-        </w:r>
-        <w:r>
-          <w:rPr>
-            <w:noProof/>
-            <w:webHidden/>
-          </w:rPr>
-          <w:t>12</w:t>
-        </w:r>
-        <w:r>
-          <w:rPr>
-            <w:noProof/>
-            <w:webHidden/>
-          </w:rPr>
-          <w:fldChar w:fldCharType="end"/>
-        </w:r>
-      </w:hyperlink>
-    </w:p>
-    <w:p>
-      <w:pPr>
-        <w:pStyle w:val="12"/>
-        <w:tabs>
-          <w:tab w:val="right" w:leader="dot" w:pos="9350"/>
-        </w:tabs>
-        <w:spacing w:after="60" w:line="240" w:lineRule="auto"/>
-        <w:rPr>
-          <w:rFonts w:eastAsiaTheme="minorEastAsia"/>
-          <w:noProof/>
-          <w:kern w:val="0"/>
-          <w:szCs w:val="22"/>
-          <w14:ligatures w14:val="none"/>
-        </w:rPr>
-      </w:pPr>
-      <w:hyperlink w:anchor="_Toc242123047" w:history="1">
-        <w:r>
-          <w:rPr>
-            <w:rStyle w:val="a4"/>
-            <w:noProof/>
-            <w:color w:val="000000"/>
-            <w:u w:val="none"/>
-          </w:rPr>
-          <w:t>Источники</w:t>
-        </w:r>
-        <w:r>
-          <w:rPr>
-            <w:noProof/>
-            <w:webHidden/>
-          </w:rPr>
-          <w:tab/>
-        </w:r>
-        <w:r>
-          <w:rPr>
-            <w:noProof/>
-            <w:webHidden/>
-          </w:rPr>
-          <w:fldChar w:fldCharType="begin"/>
-        </w:r>
-        <w:r>
-          <w:rPr>
-            <w:noProof/>
-            <w:webHidden/>
-          </w:rPr>
-          <w:instrText xml:space="preserve"> PAGEREF _Toc242123047 \h </w:instrText>
+          <w:instrText xml:space="preserve"> PAGEREF _Toc243262878 \h </w:instrText>
         </w:r>
         <w:r>
           <w:rPr>
@@ -1686,6 +1842,81 @@
     </w:p>
     <w:p>
       <w:pPr>
+        <w:pStyle w:val="12"/>
+        <w:tabs>
+          <w:tab w:val="right" w:leader="dot" w:pos="9345"/>
+        </w:tabs>
+        <w:spacing w:after="60" w:line="240" w:lineRule="auto"/>
+        <w:rPr>
+          <w:rFonts w:eastAsiaTheme="minorEastAsia"/>
+          <w:noProof/>
+          <w:kern w:val="0"/>
+          <w:szCs w:val="22"/>
+          <w14:ligatures w14:val="none"/>
+        </w:rPr>
+      </w:pPr>
+      <w:hyperlink w:anchor="_Toc243262879" w:history="1">
+        <w:r>
+          <w:rPr>
+            <w:rStyle w:val="a4"/>
+            <w:noProof/>
+            <w:color w:val="000000"/>
+            <w:u w:val="none"/>
+          </w:rPr>
+          <w:t>Источники</w:t>
+        </w:r>
+        <w:r>
+          <w:rPr>
+            <w:noProof/>
+            <w:webHidden/>
+          </w:rPr>
+          <w:tab/>
+        </w:r>
+        <w:r>
+          <w:rPr>
+            <w:noProof/>
+            <w:webHidden/>
+          </w:rPr>
+          <w:fldChar w:fldCharType="begin"/>
+        </w:r>
+        <w:r>
+          <w:rPr>
+            <w:noProof/>
+            <w:webHidden/>
+          </w:rPr>
+          <w:instrText xml:space="preserve"> PAGEREF _Toc243262879 \h </w:instrText>
+        </w:r>
+        <w:r>
+          <w:rPr>
+            <w:noProof/>
+            <w:webHidden/>
+          </w:rPr>
+        </w:r>
+        <w:r>
+          <w:rPr>
+            <w:noProof/>
+            <w:webHidden/>
+          </w:rPr>
+          <w:fldChar w:fldCharType="separate"/>
+        </w:r>
+        <w:r>
+          <w:rPr>
+            <w:noProof/>
+            <w:webHidden/>
+          </w:rPr>
+          <w:t>18</w:t>
+        </w:r>
+        <w:r>
+          <w:rPr>
+            <w:noProof/>
+            <w:webHidden/>
+          </w:rPr>
+          <w:fldChar w:fldCharType="end"/>
+        </w:r>
+      </w:hyperlink>
+    </w:p>
+    <w:p>
+      <w:pPr>
         <w:spacing w:after="60" w:line="240" w:lineRule="auto"/>
         <w:ind w:firstLine="0"/>
         <w:jc w:val="left"/>
@@ -1699,10 +1930,13 @@
         <w:pStyle w:val="1"/>
         <w:pageBreakBefore/>
       </w:pPr>
-      <w:bookmarkStart w:id="0" w:name="_Toc242123038"/>
+      <w:bookmarkStart w:id="0" w:name="_Toc243262867"/>
       <w:r>
         <w:lastRenderedPageBreak/>
-        <w:t>1 Цель и постановка задачи</w:t>
+        <w:t xml:space="preserve">1 </w:t>
+      </w:r>
+      <w:r>
+        <w:t>Цель и постановка задачи</w:t>
       </w:r>
       <w:bookmarkEnd w:id="0"/>
     </w:p>
@@ -1711,10 +1945,10 @@
         <w:pStyle w:val="ReportBody"/>
       </w:pPr>
       <w:r>
-        <w:t xml:space="preserve">Цель работы — выполнить распределённую табличную обработку в PySpark: </w:t>
-      </w:r>
-      <w:r>
-        <w:t>подготовить источник SQLite, задать схемы, исследовать пропуски, построить агрегаты и JOIN, сопоставить Spark SQL с DataFrame API и проверить экспорт. Учебная часть выполнена на Olist, самостоятельная — на продажах КОМУС.</w:t>
+        <w:t>Цель работы — выполнить распределённую табличную обработку в PySpark: подготовить источник SQLite, задать схемы, исследовать пропуски, построить агрегаты и JOIN, сопоставить Spark SQL с DataFrame API и проверить экспорт. Учебная ча</w:t>
+      </w:r>
+      <w:r>
+        <w:t>сть выполнена на Olist, самостоятельная — на продажах КОМУС.</w:t>
       </w:r>
     </w:p>
     <w:p>
@@ -1722,17 +1956,17 @@
         <w:pStyle w:val="ReportBody"/>
       </w:pPr>
       <w:r>
-        <w:t>Итогом стали аналитическая витрина</w:t>
-      </w:r>
-      <w:r>
-        <w:t xml:space="preserve"> Olist из 74 категорий и витрина КОМУС по товарным группам. Результаты получены полным последовательным запуском notebook в новом ядре; исходные таблицы не изменялись.</w:t>
+        <w:t>Итогом стали аналитическая витрина Olist из 74 категорий и витрина КОМУС по товарным группам. Результаты получены полным последовательным запуском notebook в новом ядре; исходные таблицы не измен</w:t>
+      </w:r>
+      <w:r>
+        <w:t>ялись.</w:t>
       </w:r>
     </w:p>
     <w:p>
       <w:pPr>
         <w:pStyle w:val="1"/>
       </w:pPr>
-      <w:bookmarkStart w:id="1" w:name="_Toc242123039"/>
+      <w:bookmarkStart w:id="1" w:name="_Toc243262868"/>
       <w:r>
         <w:t>2 Окружение и источники</w:t>
       </w:r>
@@ -1754,10 +1988,7 @@
         <w:spacing w:before="120" w:after="60"/>
       </w:pPr>
       <w:r>
-        <w:t xml:space="preserve">Таблица 1 – Паспорт </w:t>
-      </w:r>
-      <w:r>
-        <w:t>личной виртуальной машины</w:t>
+        <w:t>Таблица 1 – Окружение выполнения</w:t>
       </w:r>
     </w:p>
     <w:tbl>
@@ -1812,7 +2043,7 @@
               <w:rPr>
                 <w:b/>
               </w:rPr>
-              <w:t>Фактическое значение</w:t>
+              <w:t>Значение</w:t>
             </w:r>
           </w:p>
         </w:tc>
@@ -1832,7 +2063,7 @@
               <w:pStyle w:val="ReportTable"/>
             </w:pPr>
             <w:r>
-              <w:t>VM</w:t>
+              <w:t>VM / ОС</w:t>
             </w:r>
           </w:p>
         </w:tc>
@@ -1844,10 +2075,9 @@
           <w:p>
             <w:pPr>
               <w:pStyle w:val="ReportTable"/>
-              <w:jc w:val="center"/>
-            </w:pPr>
-            <w:r>
-              <w:t>TIABD-Albakhtin-IV</w:t>
+            </w:pPr>
+            <w:r>
+              <w:t>TIABD-Albakhtin-IV / Ubuntu Server 22.04.5 LTS</w:t>
             </w:r>
           </w:p>
         </w:tc>
@@ -1867,7 +2097,7 @@
               <w:pStyle w:val="ReportTable"/>
             </w:pPr>
             <w:r>
-              <w:t>ОС</w:t>
+              <w:t>Ресурсы</w:t>
             </w:r>
           </w:p>
         </w:tc>
@@ -1879,10 +2109,9 @@
           <w:p>
             <w:pPr>
               <w:pStyle w:val="ReportTable"/>
-              <w:jc w:val="center"/>
-            </w:pPr>
-            <w:r>
-              <w:t>Ubuntu Server 22.04.5 LTS</w:t>
+            </w:pPr>
+            <w:r>
+              <w:t>2 vCPU; 4 ГБ RAM; диск 40 ГБ</w:t>
             </w:r>
           </w:p>
         </w:tc>
@@ -1902,7 +2131,7 @@
               <w:pStyle w:val="ReportTable"/>
             </w:pPr>
             <w:r>
-              <w:t>Ресурсы</w:t>
+              <w:t>Python</w:t>
             </w:r>
           </w:p>
         </w:tc>
@@ -1917,7 +2146,7 @@
               <w:jc w:val="center"/>
             </w:pPr>
             <w:r>
-              <w:t>2 vCPU; 4 ГБ RAM; независимый VDI 40 ГБ</w:t>
+              <w:t>3.10.12</w:t>
             </w:r>
           </w:p>
         </w:tc>
@@ -1937,7 +2166,7 @@
               <w:pStyle w:val="ReportTable"/>
             </w:pPr>
             <w:r>
-              <w:t>Python</w:t>
+              <w:t>Java</w:t>
             </w:r>
           </w:p>
         </w:tc>
@@ -1949,10 +2178,12 @@
           <w:p>
             <w:pPr>
               <w:pStyle w:val="ReportTable"/>
-              <w:jc w:val="center"/>
-            </w:pPr>
-            <w:r>
-              <w:t>3.10.12</w:t>
+            </w:pPr>
+            <w:r>
+              <w:t xml:space="preserve">openjdk version </w:t>
+            </w:r>
+            <w:r>
+              <w:t>"17.0.20.1" 2026-08-18</w:t>
             </w:r>
           </w:p>
         </w:tc>
@@ -1972,7 +2203,7 @@
               <w:pStyle w:val="ReportTable"/>
             </w:pPr>
             <w:r>
-              <w:t>Java</w:t>
+              <w:t>Spark</w:t>
             </w:r>
           </w:p>
         </w:tc>
@@ -1987,7 +2218,7 @@
               <w:jc w:val="center"/>
             </w:pPr>
             <w:r>
-              <w:t>openjdk version "17.0.20.1" 2026-08-18</w:t>
+              <w:t>3.5.7</w:t>
             </w:r>
           </w:p>
         </w:tc>
@@ -2007,7 +2238,7 @@
               <w:pStyle w:val="ReportTable"/>
             </w:pPr>
             <w:r>
-              <w:t>Spark</w:t>
+              <w:t>Master / parallelism</w:t>
             </w:r>
           </w:p>
         </w:tc>
@@ -2019,10 +2250,9 @@
           <w:p>
             <w:pPr>
               <w:pStyle w:val="ReportTable"/>
-              <w:jc w:val="center"/>
-            </w:pPr>
-            <w:r>
-              <w:t>3.5.7</w:t>
+            </w:pPr>
+            <w:r>
+              <w:t>local[*] / 2</w:t>
             </w:r>
           </w:p>
         </w:tc>
@@ -2042,10 +2272,7 @@
               <w:pStyle w:val="ReportTable"/>
             </w:pPr>
             <w:r>
-              <w:t xml:space="preserve">Master / </w:t>
-            </w:r>
-            <w:r>
-              <w:t>parallelism</w:t>
+              <w:t>Driver memory</w:t>
             </w:r>
           </w:p>
         </w:tc>
@@ -2057,10 +2284,9 @@
           <w:p>
             <w:pPr>
               <w:pStyle w:val="ReportTable"/>
-              <w:jc w:val="center"/>
-            </w:pPr>
-            <w:r>
-              <w:t>local[*] / 2</w:t>
+            </w:pPr>
+            <w:r>
+              <w:t>1g</w:t>
             </w:r>
           </w:p>
         </w:tc>
@@ -2092,7 +2318,6 @@
           <w:p>
             <w:pPr>
               <w:pStyle w:val="ReportTable"/>
-              <w:jc w:val="center"/>
             </w:pPr>
             <w:r>
               <w:t>8 / true</w:t>
@@ -2106,10 +2331,10 @@
         <w:pStyle w:val="ReportBody"/>
       </w:pPr>
       <w:r>
-        <w:t>Работа выполнена в новой VM с отдельной установкой Ubuntu и пользователем albakhtin. Каждый ноутбук запущен полностью в новом ядре. Local[*] использует два виртуальных ядра одного узла; физическа</w:t>
-      </w:r>
-      <w:r>
-        <w:t>я сеть кластера в таком режиме не проверяется. Методичка рекомендует Python 3.11; системный Python 3.10 совместим с выбранными Spark 3.5.7 и JDK 17.</w:t>
+        <w:t xml:space="preserve">Local[*] использует два виртуальных ядра одного узла. Методичка рекомендует Python 3.11; фактически применены </w:t>
+      </w:r>
+      <w:r>
+        <w:t>совместимые Python 3.10, Spark 3.5.7 и JDK 17. Локальный режим сохраняет модель partitions, transformations и actions, но не проверяет сеть физического кластера.</w:t>
       </w:r>
     </w:p>
     <w:p>
@@ -2117,13 +2342,13 @@
         <w:pStyle w:val="ReportBody"/>
       </w:pPr>
       <w:r>
-        <w:t>Ecommerce.sqlite восстановлена из CSV Olist, использованных во второй практике, поскольку исходный файл SQL</w:t>
-      </w:r>
-      <w:r>
-        <w:t>ite не был передан. Восстановление и staging выполняются отдельным скриптом. Фактическая версия содержит 100 000 отзывов, тогда как в примере методички указано 97 621; эта разница не скрывается и не исправляется под ожидаемые числа. Справочник категорий во</w:t>
-      </w:r>
-      <w:r>
-        <w:t>сстановлен до исходных 71 записей.</w:t>
+        <w:t>Ecommerce.sqlite восстановлена из CSV Olist, использованных во второй практике, поскольку исхо</w:t>
+      </w:r>
+      <w:r>
+        <w:t>дный файл SQLite не был передан. Восстановление и staging выполняются отдельным скриптом. Фактическая версия содержит 100 000 отзывов, тогда как в примере методички указано 97 621; эта разница не скрывается и не исправляется под ожидаемые числа. Справочник</w:t>
+      </w:r>
+      <w:r>
+        <w:t xml:space="preserve"> категорий восстановлен до исходных 71 записей.</w:t>
       </w:r>
     </w:p>
     <w:p>
@@ -2131,7 +2356,6 @@
         <w:pStyle w:val="ReportBody"/>
       </w:pPr>
       <w:r>
-        <w:lastRenderedPageBreak/>
         <w:t>Результаты приведены в таблице 2.</w:t>
       </w:r>
     </w:p>
@@ -2143,6 +2367,7 @@
         <w:spacing w:before="120" w:after="60"/>
       </w:pPr>
       <w:r>
+        <w:lastRenderedPageBreak/>
         <w:t>Таблица 2 – Выгруженные учебные таблицы</w:t>
       </w:r>
     </w:p>
@@ -2454,17 +2679,31 @@
         <w:pStyle w:val="ReportBody"/>
       </w:pPr>
       <w:r>
-        <w:t>Spark не читает SQLite как штатный файловый формат. Модуль sqlite3 и Pandas выгружают таблицы частями по 50 000 строк; последующая обработка производится в Spark. Данные КОМУС получены из предоставленного архива «Транз</w:t>
-      </w:r>
-      <w:r>
-        <w:t>акции КОМУС.zip». Клиентские реквизиты, адреса и номера машин исключены ещё при подготовке входа. Архивы transactions и northwind_small не использовались: выбранный набор КОМУС удовлетворяет требованиям самостоятельной части.</w:t>
+        <w:t>Spark не читает SQLite как штатный файловый формат. Модуль sqlite3 и Pandas выгружают таблицы частями по 50 000 строк; последующая обработка производится в Spark. Данные КОМУС получены из предост</w:t>
+      </w:r>
+      <w:r>
+        <w:t>авленного архива «Транзакции КОМУС.zip». Клиентские реквизиты, адреса и номера машин исключены ещё при подготовке входа. Архивы transactions и northwind_small не использовались: выбранный набор КОМУС удовлетворяет требованиям самостоятельной части.</w:t>
+      </w:r>
+    </w:p>
+    <w:p>
+      <w:pPr>
+        <w:pStyle w:val="ReportBody"/>
+      </w:pPr>
+      <w:r>
+        <w:t>Вход уч</w:t>
+      </w:r>
+      <w:r>
+        <w:t>ебной части: ecommerce.sqlite → staging CSV → связанные DataFrame orders, order_items, products, customers, payments и translations. Самостоятельная часть: продажи КОМУС → fact; товары КОМУС → dim; соединение fact.product_key = dim.product_key. Связи order</w:t>
+      </w:r>
+      <w:r>
+        <w:t>s–customers и items–products контролируются по идентификаторам, а не по названиям.</w:t>
       </w:r>
     </w:p>
     <w:p>
       <w:pPr>
         <w:pStyle w:val="1"/>
       </w:pPr>
-      <w:bookmarkStart w:id="2" w:name="_Toc242123040"/>
+      <w:bookmarkStart w:id="2" w:name="_Toc243262869"/>
       <w:r>
         <w:t>3 Схемы и преобразования</w:t>
       </w:r>
@@ -2475,13 +2714,10 @@
         <w:pStyle w:val="ReportBody"/>
       </w:pPr>
       <w:r>
-        <w:t>Order</w:t>
-      </w:r>
-      <w:r>
-        <w:t>s при чтении CSV имеет строковые столбцы. Для order_items задан StructType: order_item_id — integer, price и freight_value — double, идентификаторы — string. Автоматический вывод схемы дополнительно определяет shipping_limit_date как timestamp, поэтому схе</w:t>
-      </w:r>
-      <w:r>
-        <w:t>мы не обязаны полностью совпадать. Пять временных полей orders преобразованы функцией to_timestamp.</w:t>
+        <w:t>Orders при чтении CSV имеет строковые столбцы. Для order_items задан StructType: order_item_id — integer, price и freight_value — double, идентифика</w:t>
+      </w:r>
+      <w:r>
+        <w:t>торы — string. Автоматический вывод схемы дополнительно определяет shipping_limit_date как timestamp, поэтому схемы не обязаны полностью совпадать. Пять временных полей orders преобразованы функцией to_timestamp.</w:t>
       </w:r>
     </w:p>
     <w:p>
@@ -2490,11 +2726,15 @@
         <w:spacing w:before="80" w:after="120"/>
       </w:pPr>
       <w:r>
+        <w:lastRenderedPageBreak/>
         <w:t>items_schema = StructType([</w:t>
       </w:r>
       <w:r>
         <w:br/>
-        <w:t xml:space="preserve">    StructField("order_id", StringType(), True),</w:t>
+        <w:t xml:space="preserve">    StructField</w:t>
+      </w:r>
+      <w:r>
+        <w:t>("order_id", StringType(), True),</w:t>
       </w:r>
       <w:r>
         <w:br/>
@@ -2502,10 +2742,7 @@
       </w:r>
       <w:r>
         <w:br/>
-        <w:t xml:space="preserve">    StructField("product</w:t>
-      </w:r>
-      <w:r>
-        <w:t>_id", StringType(), True),</w:t>
+        <w:t xml:space="preserve">    StructField("product_id", StringType(), True),</w:t>
       </w:r>
       <w:r>
         <w:br/>
@@ -2517,7 +2754,10 @@
       </w:r>
       <w:r>
         <w:br/>
-        <w:t xml:space="preserve">    StructField("price", DoubleType(), True),</w:t>
+        <w:t xml:space="preserve">    St</w:t>
+      </w:r>
+      <w:r>
+        <w:t>ructField("price", DoubleType(), True),</w:t>
       </w:r>
       <w:r>
         <w:br/>
@@ -2533,10 +2773,10 @@
         <w:pStyle w:val="ReportBody"/>
       </w:pPr>
       <w:r>
-        <w:t>Применены select,</w:t>
-      </w:r>
-      <w:r>
-        <w:t xml:space="preserve"> filter, withColumn, drop, dropDuplicates и orderBy. Для позиций price ≥ 500 вычислена цена с доставкой gross_item_value; условию удовлетворяют 3 239 строк. Это стоимость позиции, а не всего заказа.</w:t>
+        <w:t>Применены select, filter, withColumn, drop, dropDuplicates и orderBy. Для позиций price ≥ 500 вычислена цена с доставкой gross_item_value; условию удовлетворяют</w:t>
+      </w:r>
+      <w:r>
+        <w:t xml:space="preserve"> 3 239 строк. Это стоимость позиции, а не всего заказа.</w:t>
       </w:r>
     </w:p>
     <w:p>
@@ -2544,7 +2784,6 @@
         <w:pStyle w:val="ReportBody"/>
       </w:pPr>
       <w:r>
-        <w:lastRenderedPageBreak/>
         <w:t>Результаты приведены в таблице 3.</w:t>
       </w:r>
     </w:p>
@@ -2556,10 +2795,7 @@
         <w:spacing w:before="120" w:after="60"/>
       </w:pPr>
       <w:r>
-        <w:t>Таблица 3 – Самые дорог</w:t>
-      </w:r>
-      <w:r>
-        <w:t>ие позиции с доставкой</w:t>
+        <w:t>Таблица 3 – Самые дорогие позиции с доставкой</w:t>
       </w:r>
     </w:p>
     <w:tbl>
@@ -2673,6 +2909,7 @@
             <w:pPr>
               <w:pStyle w:val="ReportTable"/>
               <w:keepNext/>
+              <w:jc w:val="center"/>
             </w:pPr>
             <w:r>
               <w:t>1</w:t>
@@ -2742,6 +2979,7 @@
             <w:pPr>
               <w:pStyle w:val="ReportTable"/>
               <w:keepNext/>
+              <w:jc w:val="center"/>
             </w:pPr>
             <w:r>
               <w:t>1</w:t>
@@ -2811,6 +3049,7 @@
             <w:pPr>
               <w:pStyle w:val="ReportTable"/>
               <w:keepNext/>
+              <w:jc w:val="center"/>
             </w:pPr>
             <w:r>
               <w:t>1</w:t>
@@ -2880,6 +3119,7 @@
             <w:pPr>
               <w:pStyle w:val="ReportTable"/>
               <w:keepNext/>
+              <w:jc w:val="center"/>
             </w:pPr>
             <w:r>
               <w:t>1</w:t>
@@ -2898,7 +3138,10 @@
               <w:jc w:val="center"/>
             </w:pPr>
             <w:r>
-              <w:t>4 799,00</w:t>
+              <w:t xml:space="preserve">4 </w:t>
+            </w:r>
+            <w:r>
+              <w:t>799,00</w:t>
             </w:r>
           </w:p>
         </w:tc>
@@ -2948,6 +3191,7 @@
           <w:p>
             <w:pPr>
               <w:pStyle w:val="ReportTable"/>
+              <w:jc w:val="center"/>
             </w:pPr>
             <w:r>
               <w:t>1</w:t>
@@ -3003,9 +3247,20 @@
     </w:tbl>
     <w:p>
       <w:pPr>
+        <w:pStyle w:val="ReportBody"/>
+      </w:pPr>
+      <w:r>
+        <w:t>Вывод: строковые временные значения приведены к timestamp; отбор дорогих позиций сохраняет уровень наблюдения order_id + order_item_id. Результаты printSchema() и сравнение с inferSchema сохранены в выполн</w:t>
+      </w:r>
+      <w:r>
+        <w:t>енном notebook.</w:t>
+      </w:r>
+    </w:p>
+    <w:p>
+      <w:pPr>
         <w:pStyle w:val="1"/>
       </w:pPr>
-      <w:bookmarkStart w:id="3" w:name="_Toc242123041"/>
+      <w:bookmarkStart w:id="3" w:name="_Toc243262870"/>
       <w:r>
         <w:t>4 Пропуски и предметная интерпретация</w:t>
       </w:r>
@@ -3016,10 +3271,7 @@
         <w:pStyle w:val="ReportBody"/>
       </w:pPr>
       <w:r>
-        <w:t xml:space="preserve">Результаты </w:t>
-      </w:r>
-      <w:r>
-        <w:t>приведены в таблице 4.</w:t>
+        <w:t>Результаты приведены в таблице 4.</w:t>
       </w:r>
     </w:p>
     <w:p>
@@ -3279,10 +3531,10 @@
         <w:pStyle w:val="ReportBody"/>
       </w:pPr>
       <w:r>
-        <w:t xml:space="preserve">Фактическая дата доставки отсутствует в 2 965 заказах. По статусам это 1 107 shipped, 619 canceled, 609 unavailable, 314 invoiced, 301 processing, 8 delivered, 5 created и 2 approved. Дата не заполнена </w:t>
-      </w:r>
-      <w:r>
-        <w:t>вымышленным значением и не служит причиной удаления незавершённых заказов.</w:t>
+        <w:t xml:space="preserve">Фактическая дата доставки отсутствует в 2 965 заказах. По статусам это 1 107 shipped, 619 canceled, 609 unavailable, 314 invoiced, 301 processing, 8 delivered, 5 created и 2 </w:t>
+      </w:r>
+      <w:r>
+        <w:t>approved. Дата не заполнена вымышленным значением и не служит причиной удаления незавершённых заказов.</w:t>
       </w:r>
     </w:p>
     <w:p>
@@ -3290,10 +3542,11 @@
         <w:pStyle w:val="ReportBody"/>
       </w:pPr>
       <w:r>
-        <w:t>Из 96 478 заказов delivered дата известна у 96 470. Просрочено 7 826 заказов, или 8,11% известной выборки. В products у 610 товаров отсутствует категория; она обозначена unknown, чт</w:t>
-      </w:r>
-      <w:r>
-        <w:t>обы сохранить позиции при соединении.</w:t>
+        <w:lastRenderedPageBreak/>
+        <w:t>Из 96 478 заказов delivered дата известна у 96 470. Просрочено 7 826 заказов, или 8,11% известной выборки. В products у 610 товаров отсутствует категория</w:t>
+      </w:r>
+      <w:r>
+        <w:t>; она обозначена unknown, чтобы сохранить позиции при соединении.</w:t>
       </w:r>
     </w:p>
     <w:p>
@@ -3302,8 +3555,7 @@
         <w:keepNext/>
       </w:pPr>
       <w:r>
-        <w:lastRenderedPageBreak/>
-        <w:t>На рисунке 1 представлен результат анализа.</w:t>
+        <w:t>На рисунке 1 показан результат выполнения на стенде.</w:t>
       </w:r>
     </w:p>
     <w:p>
@@ -3318,7 +3570,7 @@
           <w:noProof/>
         </w:rPr>
         <w:drawing>
-          <wp:inline distT="0" distB="0" distL="0" distR="0" wp14:anchorId="43DB4010" wp14:editId="4D35875E">
+          <wp:inline distT="0" distB="0" distL="0" distR="0" wp14:anchorId="3DEC7DE8" wp14:editId="34A70180">
             <wp:extent cx="5040000" cy="3780000"/>
             <wp:effectExtent l="0" t="0" r="0" b="0"/>
             <wp:docPr id="298370852" name="Picture 298370852"/>
@@ -3368,7 +3620,7 @@
       <w:pPr>
         <w:pStyle w:val="1"/>
       </w:pPr>
-      <w:bookmarkStart w:id="4" w:name="_Toc242123042"/>
+      <w:bookmarkStart w:id="4" w:name="_Toc243262871"/>
       <w:r>
         <w:t>5 Агрегации и соединения</w:t>
       </w:r>
@@ -3390,7 +3642,10 @@
         <w:spacing w:before="120" w:after="60"/>
       </w:pPr>
       <w:r>
-        <w:t>Таблица 5 – Статусы заказов</w:t>
+        <w:t>Таблица 5</w:t>
+      </w:r>
+      <w:r>
+        <w:t xml:space="preserve"> – Статусы заказов</w:t>
       </w:r>
     </w:p>
     <w:tbl>
@@ -3747,6 +4002,7 @@
         <w:spacing w:before="120" w:after="60"/>
       </w:pPr>
       <w:r>
+        <w:lastRenderedPageBreak/>
         <w:t>Таблица 6 – Агрегаты платёжных строк</w:t>
       </w:r>
     </w:p>
@@ -3895,10 +4151,7 @@
               <w:jc w:val="center"/>
             </w:pPr>
             <w:r>
-              <w:t xml:space="preserve">12 542 </w:t>
-            </w:r>
-            <w:r>
-              <w:t>084,19</w:t>
+              <w:t>12 542 084,19</w:t>
             </w:r>
           </w:p>
         </w:tc>
@@ -4197,11 +4450,10 @@
         <w:pStyle w:val="ReportBody"/>
       </w:pPr>
       <w:r>
-        <w:lastRenderedPageBreak/>
-        <w:t xml:space="preserve">Платежи credit_card преобладают по числу строк и сумме. COUNT(*) в order_payments нельзя </w:t>
-      </w:r>
-      <w:r>
-        <w:t>интерпретировать как число заказов: один заказ может иметь несколько платежей.</w:t>
+        <w:t xml:space="preserve">Платежи credit_card преобладают по числу строк и сумме. COUNT(*) в </w:t>
+      </w:r>
+      <w:r>
+        <w:t>order_payments нельзя интерпретировать как число заказов: один заказ может иметь несколько платежей.</w:t>
       </w:r>
     </w:p>
     <w:p>
@@ -4209,10 +4461,10 @@
         <w:pStyle w:val="ReportBody"/>
       </w:pPr>
       <w:r>
-        <w:t>LEFT JOIN order_items → products → translations сохранил 112 650 из 112 650 позиций; 1 603 позиций имеют unknown. Категория выбирается через coalesce: английский перевод, исходн</w:t>
-      </w:r>
-      <w:r>
-        <w:t>ое название, затем unknown.</w:t>
+        <w:t>LEFT JOIN order_items → products → translations сохранил 112 650 из 112 650 позиций; 1 603 позиций имеют unknown. Категория выбирается через coalesce: англ</w:t>
+      </w:r>
+      <w:r>
+        <w:t>ийский перевод, исходное название, затем unknown.</w:t>
       </w:r>
     </w:p>
     <w:p>
@@ -4678,17 +4930,14 @@
         <w:pStyle w:val="ReportBody"/>
       </w:pPr>
       <w:r>
-        <w:t xml:space="preserve">AL имеет 23,93% </w:t>
-      </w:r>
-      <w:r>
-        <w:t>просрочки при 397 известных доставках. Доля сравнивается вместе с размером группы; сама таблица не доказывает причинное влияние штата на доставку.</w:t>
+        <w:t>AL имеет 23,93% просрочки при 397 известных доставках. Доля сравнивается вместе с размером группы; сама таблица не доказывает причинное влияние штата на доставку.</w:t>
       </w:r>
     </w:p>
     <w:p>
       <w:pPr>
         <w:pStyle w:val="1"/>
       </w:pPr>
-      <w:bookmarkStart w:id="5" w:name="_Toc242123043"/>
+      <w:bookmarkStart w:id="5" w:name="_Toc243262872"/>
       <w:r>
         <w:t>6 Spark SQL и сохранение витрины</w:t>
       </w:r>
@@ -4708,10 +4957,7 @@
       </w:r>
       <w:r>
         <w:br/>
-        <w:t xml:space="preserve"> </w:t>
-      </w:r>
-      <w:r>
-        <w:t xml:space="preserve">      COUNT(DISTINCT order_id) AS orders,</w:t>
+        <w:t xml:space="preserve">       COUNT(DISTINCT order_id) AS orders,</w:t>
       </w:r>
       <w:r>
         <w:br/>
@@ -4739,7 +4985,10 @@
         <w:pStyle w:val="ReportBody"/>
       </w:pPr>
       <w:r>
-        <w:t>Результаты приведены в таблице 8.</w:t>
+        <w:t>Резуль</w:t>
+      </w:r>
+      <w:r>
+        <w:t>таты приведены в таблице 8.</w:t>
       </w:r>
     </w:p>
     <w:p>
@@ -4750,6 +4999,7 @@
         <w:spacing w:before="120" w:after="60"/>
       </w:pPr>
       <w:r>
+        <w:lastRenderedPageBreak/>
         <w:t>Таблица 8 – Топ категорий Olist по сумме price</w:t>
       </w:r>
     </w:p>
@@ -4788,13 +5038,7 @@
               <w:rPr>
                 <w:b/>
               </w:rPr>
-              <w:t>К</w:t>
-            </w:r>
-            <w:r>
-              <w:rPr>
-                <w:b/>
-              </w:rPr>
-              <w:t>атегория</w:t>
+              <w:t>Категория</w:t>
             </w:r>
           </w:p>
         </w:tc>
@@ -5203,23 +5447,372 @@
         <w:pStyle w:val="ReportBody"/>
       </w:pPr>
       <w:r>
-        <w:t xml:space="preserve">Двусторонний exceptAll между полными результатами SQL и DataFrame API дал 0 различий. Витрина содержит 74 группы и записана в Parquet и CSV; для маленького CSV использован coalesce(1). После чтения Parquet совпали </w:t>
-      </w:r>
-      <w:r>
-        <w:lastRenderedPageBreak/>
-        <w:t>число строк, имена и типы полей. П</w:t>
-      </w:r>
-      <w:r>
-        <w:t>ризнак nullable стал true для ранее гарантированно заполненных агрегатов, поэтому полное равенство StructType отдельно отмечено как false.</w:t>
-      </w:r>
-    </w:p>
+        <w:t xml:space="preserve">Двусторонний exceptAll между полными результатами SQL и DataFrame API дал 0 различий. Витрина содержит 74 группы и записана в Parquet и CSV; для маленького CSV </w:t>
+      </w:r>
+      <w:r>
+        <w:t>использован coalesce(1). После чтения Parquet совпали число строк, имена и типы полей. Признак nullable стал true для ранее гарантированно заполненных агрегатов, поэтому полное равенство StructType отдельно отмечено как false.</w:t>
+      </w:r>
+    </w:p>
+    <w:p>
+      <w:pPr>
+        <w:pStyle w:val="ReportBody"/>
+      </w:pPr>
+      <w:r>
+        <w:t>Результаты приведены в таблиц</w:t>
+      </w:r>
+      <w:r>
+        <w:t>е 9.</w:t>
+      </w:r>
+    </w:p>
+    <w:p>
+      <w:pPr>
+        <w:pStyle w:val="ReportTableCaption"/>
+        <w:keepNext/>
+        <w:keepLines/>
+        <w:spacing w:before="120" w:after="60"/>
+      </w:pPr>
+      <w:r>
+        <w:t>Таблица 9 – Схема итоговой витрины Olist</w:t>
+      </w:r>
+    </w:p>
+    <w:tbl>
+      <w:tblPr>
+        <w:tblStyle w:val="a3"/>
+        <w:tblW w:w="0" w:type="auto"/>
+        <w:jc w:val="center"/>
+        <w:tblLayout w:type="fixed"/>
+        <w:tblLook w:val="04A0" w:firstRow="1" w:lastRow="0" w:firstColumn="1" w:lastColumn="0" w:noHBand="0" w:noVBand="1"/>
+      </w:tblPr>
+      <w:tblGrid>
+        <w:gridCol w:w="2835"/>
+        <w:gridCol w:w="3402"/>
+        <w:gridCol w:w="3118"/>
+      </w:tblGrid>
+      <w:tr>
+        <w:trPr>
+          <w:cantSplit/>
+          <w:tblHeader/>
+          <w:jc w:val="center"/>
+        </w:trPr>
+        <w:tc>
+          <w:tcPr>
+            <w:tcW w:w="2835" w:type="dxa"/>
+            <w:vAlign w:val="center"/>
+          </w:tcPr>
+          <w:p>
+            <w:pPr>
+              <w:pStyle w:val="ReportTable"/>
+              <w:keepNext/>
+              <w:jc w:val="center"/>
+            </w:pPr>
+            <w:r>
+              <w:rPr>
+                <w:b/>
+              </w:rPr>
+              <w:t>Поле</w:t>
+            </w:r>
+          </w:p>
+        </w:tc>
+        <w:tc>
+          <w:tcPr>
+            <w:tcW w:w="3402" w:type="dxa"/>
+            <w:vAlign w:val="center"/>
+          </w:tcPr>
+          <w:p>
+            <w:pPr>
+              <w:pStyle w:val="ReportTable"/>
+              <w:keepNext/>
+              <w:jc w:val="center"/>
+            </w:pPr>
+            <w:r>
+              <w:rPr>
+                <w:b/>
+              </w:rPr>
+              <w:t>Тип до / после Parquet</w:t>
+            </w:r>
+          </w:p>
+        </w:tc>
+        <w:tc>
+          <w:tcPr>
+            <w:tcW w:w="3118" w:type="dxa"/>
+            <w:vAlign w:val="center"/>
+          </w:tcPr>
+          <w:p>
+            <w:pPr>
+              <w:pStyle w:val="ReportTable"/>
+              <w:keepNext/>
+              <w:jc w:val="center"/>
+            </w:pPr>
+            <w:r>
+              <w:rPr>
+                <w:b/>
+              </w:rPr>
+              <w:t>Nullable до / после</w:t>
+            </w:r>
+          </w:p>
+        </w:tc>
+      </w:tr>
+      <w:tr>
+        <w:trPr>
+          <w:cantSplit/>
+          <w:jc w:val="center"/>
+        </w:trPr>
+        <w:tc>
+          <w:tcPr>
+            <w:tcW w:w="2835" w:type="dxa"/>
+            <w:vAlign w:val="center"/>
+          </w:tcPr>
+          <w:p>
+            <w:pPr>
+              <w:pStyle w:val="ReportTable"/>
+              <w:keepNext/>
+            </w:pPr>
+            <w:r>
+              <w:t>category</w:t>
+            </w:r>
+          </w:p>
+        </w:tc>
+        <w:tc>
+          <w:tcPr>
+            <w:tcW w:w="3402" w:type="dxa"/>
+            <w:vAlign w:val="center"/>
+          </w:tcPr>
+          <w:p>
+            <w:pPr>
+              <w:pStyle w:val="ReportTable"/>
+              <w:keepNext/>
+            </w:pPr>
+            <w:r>
+              <w:t>string / string</w:t>
+            </w:r>
+          </w:p>
+        </w:tc>
+        <w:tc>
+          <w:tcPr>
+            <w:tcW w:w="3118" w:type="dxa"/>
+            <w:vAlign w:val="center"/>
+          </w:tcPr>
+          <w:p>
+            <w:pPr>
+              <w:pStyle w:val="ReportTable"/>
+              <w:keepNext/>
+            </w:pPr>
+            <w:r>
+              <w:t>False / True</w:t>
+            </w:r>
+          </w:p>
+        </w:tc>
+      </w:tr>
+      <w:tr>
+        <w:trPr>
+          <w:cantSplit/>
+          <w:jc w:val="center"/>
+        </w:trPr>
+        <w:tc>
+          <w:tcPr>
+            <w:tcW w:w="2835" w:type="dxa"/>
+            <w:vAlign w:val="center"/>
+          </w:tcPr>
+          <w:p>
+            <w:pPr>
+              <w:pStyle w:val="ReportTable"/>
+              <w:keepNext/>
+            </w:pPr>
+            <w:r>
+              <w:t>items</w:t>
+            </w:r>
+          </w:p>
+        </w:tc>
+        <w:tc>
+          <w:tcPr>
+            <w:tcW w:w="3402" w:type="dxa"/>
+            <w:vAlign w:val="center"/>
+          </w:tcPr>
+          <w:p>
+            <w:pPr>
+              <w:pStyle w:val="ReportTable"/>
+              <w:keepNext/>
+            </w:pPr>
+            <w:r>
+              <w:t>long / long</w:t>
+            </w:r>
+          </w:p>
+        </w:tc>
+        <w:tc>
+          <w:tcPr>
+            <w:tcW w:w="3118" w:type="dxa"/>
+            <w:vAlign w:val="center"/>
+          </w:tcPr>
+          <w:p>
+            <w:pPr>
+              <w:pStyle w:val="ReportTable"/>
+              <w:keepNext/>
+            </w:pPr>
+            <w:r>
+              <w:t>False / True</w:t>
+            </w:r>
+          </w:p>
+        </w:tc>
+      </w:tr>
+      <w:tr>
+        <w:trPr>
+          <w:cantSplit/>
+          <w:jc w:val="center"/>
+        </w:trPr>
+        <w:tc>
+          <w:tcPr>
+            <w:tcW w:w="2835" w:type="dxa"/>
+            <w:vAlign w:val="center"/>
+          </w:tcPr>
+          <w:p>
+            <w:pPr>
+              <w:pStyle w:val="ReportTable"/>
+              <w:keepNext/>
+            </w:pPr>
+            <w:r>
+              <w:t>orders</w:t>
+            </w:r>
+          </w:p>
+        </w:tc>
+        <w:tc>
+          <w:tcPr>
+            <w:tcW w:w="3402" w:type="dxa"/>
+            <w:vAlign w:val="center"/>
+          </w:tcPr>
+          <w:p>
+            <w:pPr>
+              <w:pStyle w:val="ReportTable"/>
+              <w:keepNext/>
+            </w:pPr>
+            <w:r>
+              <w:t>long / long</w:t>
+            </w:r>
+          </w:p>
+        </w:tc>
+        <w:tc>
+          <w:tcPr>
+            <w:tcW w:w="3118" w:type="dxa"/>
+            <w:vAlign w:val="center"/>
+          </w:tcPr>
+          <w:p>
+            <w:pPr>
+              <w:pStyle w:val="ReportTable"/>
+              <w:keepNext/>
+            </w:pPr>
+            <w:r>
+              <w:t>False / True</w:t>
+            </w:r>
+          </w:p>
+        </w:tc>
+      </w:tr>
+      <w:tr>
+        <w:trPr>
+          <w:cantSplit/>
+          <w:jc w:val="center"/>
+        </w:trPr>
+        <w:tc>
+          <w:tcPr>
+            <w:tcW w:w="2835" w:type="dxa"/>
+            <w:vAlign w:val="center"/>
+          </w:tcPr>
+          <w:p>
+            <w:pPr>
+              <w:pStyle w:val="ReportTable"/>
+              <w:keepNext/>
+            </w:pPr>
+            <w:r>
+              <w:t>revenue</w:t>
+            </w:r>
+          </w:p>
+        </w:tc>
+        <w:tc>
+          <w:tcPr>
+            <w:tcW w:w="3402" w:type="dxa"/>
+            <w:vAlign w:val="center"/>
+          </w:tcPr>
+          <w:p>
+            <w:pPr>
+              <w:pStyle w:val="ReportTable"/>
+              <w:keepNext/>
+            </w:pPr>
+            <w:r>
+              <w:t>double / double</w:t>
+            </w:r>
+          </w:p>
+        </w:tc>
+        <w:tc>
+          <w:tcPr>
+            <w:tcW w:w="3118" w:type="dxa"/>
+            <w:vAlign w:val="center"/>
+          </w:tcPr>
+          <w:p>
+            <w:pPr>
+              <w:pStyle w:val="ReportTable"/>
+              <w:keepNext/>
+            </w:pPr>
+            <w:r>
+              <w:t>True / True</w:t>
+            </w:r>
+          </w:p>
+        </w:tc>
+      </w:tr>
+      <w:tr>
+        <w:trPr>
+          <w:cantSplit/>
+          <w:jc w:val="center"/>
+        </w:trPr>
+        <w:tc>
+          <w:tcPr>
+            <w:tcW w:w="2835" w:type="dxa"/>
+            <w:vAlign w:val="center"/>
+          </w:tcPr>
+          <w:p>
+            <w:pPr>
+              <w:pStyle w:val="ReportTable"/>
+            </w:pPr>
+            <w:r>
+              <w:t>avg_price</w:t>
+            </w:r>
+          </w:p>
+        </w:tc>
+        <w:tc>
+          <w:tcPr>
+            <w:tcW w:w="3402" w:type="dxa"/>
+            <w:vAlign w:val="center"/>
+          </w:tcPr>
+          <w:p>
+            <w:pPr>
+              <w:pStyle w:val="ReportTable"/>
+            </w:pPr>
+            <w:r>
+              <w:t>double / double</w:t>
+            </w:r>
+          </w:p>
+        </w:tc>
+        <w:tc>
+          <w:tcPr>
+            <w:tcW w:w="3118" w:type="dxa"/>
+            <w:vAlign w:val="center"/>
+          </w:tcPr>
+          <w:p>
+            <w:pPr>
+              <w:pStyle w:val="ReportTable"/>
+            </w:pPr>
+            <w:r>
+              <w:t>True / True</w:t>
+            </w:r>
+          </w:p>
+        </w:tc>
+      </w:tr>
+    </w:tbl>
     <w:p>
       <w:pPr>
         <w:pStyle w:val="ReportBody"/>
         <w:keepNext/>
       </w:pPr>
       <w:r>
-        <w:t>На рисунке 2 представлен результат анализа.</w:t>
+        <w:lastRenderedPageBreak/>
+        <w:t>На рисунке 2 показан результат выполнения на стенде.</w:t>
       </w:r>
     </w:p>
     <w:p>
@@ -5234,7 +5827,7 @@
           <w:noProof/>
         </w:rPr>
         <w:drawing>
-          <wp:inline distT="0" distB="0" distL="0" distR="0" wp14:anchorId="19970E06" wp14:editId="5301ACBB">
+          <wp:inline distT="0" distB="0" distL="0" distR="0" wp14:anchorId="05F16BA3" wp14:editId="19BB016B">
             <wp:extent cx="5040000" cy="3780000"/>
             <wp:effectExtent l="0" t="0" r="0" b="0"/>
             <wp:docPr id="298370853" name="Picture 298370853"/>
@@ -5284,12 +5877,9 @@
       <w:pPr>
         <w:pStyle w:val="1"/>
       </w:pPr>
-      <w:bookmarkStart w:id="6" w:name="_Toc242123044"/>
-      <w:r>
-        <w:t>7 Самостоят</w:t>
-      </w:r>
-      <w:r>
-        <w:t>ельный анализ продаж КОМУС</w:t>
+      <w:bookmarkStart w:id="6" w:name="_Toc243262873"/>
+      <w:r>
+        <w:t>7 Самостоятельный анализ продаж КОМУС</w:t>
       </w:r>
       <w:bookmarkEnd w:id="6"/>
     </w:p>
@@ -5298,10 +5888,55 @@
         <w:pStyle w:val="ReportBody"/>
       </w:pPr>
       <w:r>
-        <w:t>Основная таблица содержит 865 222 строк и восемь полей: себестоимость, дата, чек, товарный ключ, филиал, количество, сумма покупки и скидка. Справочник содержит 21 163 уникальных ключей товара и признаки бренда и группы. Названия</w:t>
-      </w:r>
-      <w:r>
-        <w:t xml:space="preserve"> и условия предоставлены в пользовательском архиве; публичная лицензия на исходные строки не заявлена, поэтому в Git сохраняются код, агрегаты и обезличенные результаты, а не исходные транзакции.</w:t>
+        <w:t xml:space="preserve">Основная таблица содержит 865 222 строк и восемь полей: </w:t>
+      </w:r>
+      <w:r>
+        <w:t xml:space="preserve">себестоимость, дата, чек, товарный ключ, филиал, количество, сумма покупки и скидка. Справочник содержит 21 163 уникальных ключей товара и признаки бренда и группы. Названия и условия предоставлены в пользовательском архиве; публичная лицензия на исходные </w:t>
+      </w:r>
+      <w:r>
+        <w:t>строки не заявлена, поэтому в Git сохраняются код, агрегаты и обезличенные результаты, а не исходные транзакции.</w:t>
+      </w:r>
+    </w:p>
+    <w:p>
+      <w:pPr>
+        <w:pStyle w:val="2"/>
+      </w:pPr>
+      <w:bookmarkStart w:id="7" w:name="_Toc243262874"/>
+      <w:r>
+        <w:t>7.1 Чтение, схема и преобразования</w:t>
+      </w:r>
+      <w:bookmarkEnd w:id="7"/>
+    </w:p>
+    <w:p>
+      <w:pPr>
+        <w:pStyle w:val="ReportCode"/>
+        <w:spacing w:before="80" w:after="120"/>
+      </w:pPr>
+      <w:r>
+        <w:t>raw = (spark.read.option("header", True)</w:t>
+      </w:r>
+      <w:r>
+        <w:br/>
+        <w:t xml:space="preserve">    .option("escape", '"').option("mode", "FAILFAST")</w:t>
+      </w:r>
+      <w:r>
+        <w:br/>
+        <w:t xml:space="preserve">    .schema(o</w:t>
+      </w:r>
+      <w:r>
+        <w:t>wn_schema).csv(str(own_path / "sales.csv")))</w:t>
+      </w:r>
+      <w:r>
+        <w:br/>
+        <w:t>dim_raw = (spark.read.option("header", True)</w:t>
+      </w:r>
+      <w:r>
+        <w:br/>
+        <w:t xml:space="preserve">    .option("escape", '"').option("mode", "FAILFAST")</w:t>
+      </w:r>
+      <w:r>
+        <w:br/>
+        <w:t xml:space="preserve">    .csv(str(own_path / "products.csv")))</w:t>
       </w:r>
     </w:p>
     <w:p>
@@ -5309,17 +5944,17 @@
         <w:pStyle w:val="ReportBody"/>
       </w:pPr>
       <w:r>
-        <w:t>Явный StructType фиксирует строковую схему сырого входа. Дат</w:t>
-      </w:r>
-      <w:r>
-        <w:t xml:space="preserve">а преобразована из dd.MM.yyyy, десятичная запятая заменена точкой перед приведением четырёх числовых полей. Филиал очищен trim, вычислены месяц </w:t>
+        <w:t xml:space="preserve">CSV записан Pandas с двойной кавычкой как экранирующим </w:t>
+      </w:r>
+      <w:r>
+        <w:t xml:space="preserve">символом; этот же символ явно задан читателю Spark. Все четыре поля 21 163 товаров </w:t>
       </w:r>
       <w:r>
         <w:lastRenderedPageBreak/>
-        <w:t>покупки и margin = amount − cost. Категориальные пропуски справочника маркируются unknown только в соответствующ</w:t>
-      </w:r>
-      <w:r>
-        <w:t>их полях.</w:t>
+        <w:t xml:space="preserve">сверены со стандартным csv.DictReader: расхождений 0. В полном справочнике 464 разных групп; продажи относятся к 437 из них. Проверка числа строк JOIN дополняется проверкой </w:t>
+      </w:r>
+      <w:r>
+        <w:t>содержимого справочника.</w:t>
       </w:r>
     </w:p>
     <w:p>
@@ -5327,7 +5962,7 @@
         <w:pStyle w:val="ReportBody"/>
       </w:pPr>
       <w:r>
-        <w:t>Результаты приведены в таблице 9.</w:t>
+        <w:t>Результаты приведены в таблице 10.</w:t>
       </w:r>
     </w:p>
     <w:p>
@@ -5338,7 +5973,523 @@
         <w:spacing w:before="120" w:after="60"/>
       </w:pPr>
       <w:r>
-        <w:t>Таблица 9 – Пропуски КОМУС после приведения типов</w:t>
+        <w:t>Таблица 10 – Типы полей продаж КОМУС</w:t>
+      </w:r>
+    </w:p>
+    <w:tbl>
+      <w:tblPr>
+        <w:tblStyle w:val="a3"/>
+        <w:tblW w:w="0" w:type="auto"/>
+        <w:jc w:val="center"/>
+        <w:tblLayout w:type="fixed"/>
+        <w:tblLook w:val="04A0" w:firstRow="1" w:lastRow="0" w:firstColumn="1" w:lastColumn="0" w:noHBand="0" w:noVBand="1"/>
+      </w:tblPr>
+      <w:tblGrid>
+        <w:gridCol w:w="3118"/>
+        <w:gridCol w:w="2835"/>
+        <w:gridCol w:w="3402"/>
+      </w:tblGrid>
+      <w:tr>
+        <w:trPr>
+          <w:cantSplit/>
+          <w:tblHeader/>
+          <w:jc w:val="center"/>
+        </w:trPr>
+        <w:tc>
+          <w:tcPr>
+            <w:tcW w:w="3118" w:type="dxa"/>
+            <w:vAlign w:val="center"/>
+          </w:tcPr>
+          <w:p>
+            <w:pPr>
+              <w:pStyle w:val="ReportTable"/>
+              <w:keepNext/>
+              <w:jc w:val="center"/>
+            </w:pPr>
+            <w:r>
+              <w:rPr>
+                <w:b/>
+              </w:rPr>
+              <w:t>Поле</w:t>
+            </w:r>
+          </w:p>
+        </w:tc>
+        <w:tc>
+          <w:tcPr>
+            <w:tcW w:w="2835" w:type="dxa"/>
+            <w:vAlign w:val="center"/>
+          </w:tcPr>
+          <w:p>
+            <w:pPr>
+              <w:pStyle w:val="ReportTable"/>
+              <w:keepNext/>
+              <w:jc w:val="center"/>
+            </w:pPr>
+            <w:r>
+              <w:rPr>
+                <w:b/>
+              </w:rPr>
+              <w:t>Сырой вход</w:t>
+            </w:r>
+          </w:p>
+        </w:tc>
+        <w:tc>
+          <w:tcPr>
+            <w:tcW w:w="3402" w:type="dxa"/>
+            <w:vAlign w:val="center"/>
+          </w:tcPr>
+          <w:p>
+            <w:pPr>
+              <w:pStyle w:val="ReportTable"/>
+              <w:keepNext/>
+              <w:jc w:val="center"/>
+            </w:pPr>
+            <w:r>
+              <w:rPr>
+                <w:b/>
+              </w:rPr>
+              <w:t>После преобразования</w:t>
+            </w:r>
+          </w:p>
+        </w:tc>
+      </w:tr>
+      <w:tr>
+        <w:trPr>
+          <w:cantSplit/>
+          <w:jc w:val="center"/>
+        </w:trPr>
+        <w:tc>
+          <w:tcPr>
+            <w:tcW w:w="3118" w:type="dxa"/>
+            <w:vAlign w:val="center"/>
+          </w:tcPr>
+          <w:p>
+            <w:pPr>
+              <w:pStyle w:val="ReportTable"/>
+            </w:pPr>
+            <w:r>
+              <w:t>cost</w:t>
+            </w:r>
+          </w:p>
+        </w:tc>
+        <w:tc>
+          <w:tcPr>
+            <w:tcW w:w="2835" w:type="dxa"/>
+            <w:vAlign w:val="center"/>
+          </w:tcPr>
+          <w:p>
+            <w:pPr>
+              <w:pStyle w:val="ReportTable"/>
+            </w:pPr>
+            <w:r>
+              <w:t>string</w:t>
+            </w:r>
+          </w:p>
+        </w:tc>
+        <w:tc>
+          <w:tcPr>
+            <w:tcW w:w="3402" w:type="dxa"/>
+            <w:vAlign w:val="center"/>
+          </w:tcPr>
+          <w:p>
+            <w:pPr>
+              <w:pStyle w:val="ReportTable"/>
+            </w:pPr>
+            <w:r>
+              <w:t>double</w:t>
+            </w:r>
+          </w:p>
+        </w:tc>
+      </w:tr>
+      <w:tr>
+        <w:trPr>
+          <w:cantSplit/>
+          <w:jc w:val="center"/>
+        </w:trPr>
+        <w:tc>
+          <w:tcPr>
+            <w:tcW w:w="3118" w:type="dxa"/>
+            <w:vAlign w:val="center"/>
+          </w:tcPr>
+          <w:p>
+            <w:pPr>
+              <w:pStyle w:val="ReportTable"/>
+            </w:pPr>
+            <w:r>
+              <w:t>purchase_date</w:t>
+            </w:r>
+          </w:p>
+        </w:tc>
+        <w:tc>
+          <w:tcPr>
+            <w:tcW w:w="2835" w:type="dxa"/>
+            <w:vAlign w:val="center"/>
+          </w:tcPr>
+          <w:p>
+            <w:pPr>
+              <w:pStyle w:val="ReportTable"/>
+            </w:pPr>
+            <w:r>
+              <w:t>string</w:t>
+            </w:r>
+          </w:p>
+        </w:tc>
+        <w:tc>
+          <w:tcPr>
+            <w:tcW w:w="3402" w:type="dxa"/>
+            <w:vAlign w:val="center"/>
+          </w:tcPr>
+          <w:p>
+            <w:pPr>
+              <w:pStyle w:val="ReportTable"/>
+            </w:pPr>
+            <w:r>
+              <w:t>date</w:t>
+            </w:r>
+          </w:p>
+        </w:tc>
+      </w:tr>
+      <w:tr>
+        <w:trPr>
+          <w:cantSplit/>
+          <w:jc w:val="center"/>
+        </w:trPr>
+        <w:tc>
+          <w:tcPr>
+            <w:tcW w:w="3118" w:type="dxa"/>
+            <w:vAlign w:val="center"/>
+          </w:tcPr>
+          <w:p>
+            <w:pPr>
+              <w:pStyle w:val="ReportTable"/>
+            </w:pPr>
+            <w:r>
+              <w:t>receipt_id</w:t>
+            </w:r>
+          </w:p>
+        </w:tc>
+        <w:tc>
+          <w:tcPr>
+            <w:tcW w:w="2835" w:type="dxa"/>
+            <w:vAlign w:val="center"/>
+          </w:tcPr>
+          <w:p>
+            <w:pPr>
+              <w:pStyle w:val="ReportTable"/>
+            </w:pPr>
+            <w:r>
+              <w:t>string</w:t>
+            </w:r>
+          </w:p>
+        </w:tc>
+        <w:tc>
+          <w:tcPr>
+            <w:tcW w:w="3402" w:type="dxa"/>
+            <w:vAlign w:val="center"/>
+          </w:tcPr>
+          <w:p>
+            <w:pPr>
+              <w:pStyle w:val="ReportTable"/>
+            </w:pPr>
+            <w:r>
+              <w:t>string</w:t>
+            </w:r>
+          </w:p>
+        </w:tc>
+      </w:tr>
+      <w:tr>
+        <w:trPr>
+          <w:cantSplit/>
+          <w:jc w:val="center"/>
+        </w:trPr>
+        <w:tc>
+          <w:tcPr>
+            <w:tcW w:w="3118" w:type="dxa"/>
+            <w:vAlign w:val="center"/>
+          </w:tcPr>
+          <w:p>
+            <w:pPr>
+              <w:pStyle w:val="ReportTable"/>
+            </w:pPr>
+            <w:r>
+              <w:t>product_key</w:t>
+            </w:r>
+          </w:p>
+        </w:tc>
+        <w:tc>
+          <w:tcPr>
+            <w:tcW w:w="2835" w:type="dxa"/>
+            <w:vAlign w:val="center"/>
+          </w:tcPr>
+          <w:p>
+            <w:pPr>
+              <w:pStyle w:val="ReportTable"/>
+            </w:pPr>
+            <w:r>
+              <w:t>string</w:t>
+            </w:r>
+          </w:p>
+        </w:tc>
+        <w:tc>
+          <w:tcPr>
+            <w:tcW w:w="3402" w:type="dxa"/>
+            <w:vAlign w:val="center"/>
+          </w:tcPr>
+          <w:p>
+            <w:pPr>
+              <w:pStyle w:val="ReportTable"/>
+            </w:pPr>
+            <w:r>
+              <w:t>string</w:t>
+            </w:r>
+          </w:p>
+        </w:tc>
+      </w:tr>
+      <w:tr>
+        <w:trPr>
+          <w:cantSplit/>
+          <w:jc w:val="center"/>
+        </w:trPr>
+        <w:tc>
+          <w:tcPr>
+            <w:tcW w:w="3118" w:type="dxa"/>
+            <w:vAlign w:val="center"/>
+          </w:tcPr>
+          <w:p>
+            <w:pPr>
+              <w:pStyle w:val="ReportTable"/>
+            </w:pPr>
+            <w:r>
+              <w:t>branch</w:t>
+            </w:r>
+          </w:p>
+        </w:tc>
+        <w:tc>
+          <w:tcPr>
+            <w:tcW w:w="2835" w:type="dxa"/>
+            <w:vAlign w:val="center"/>
+          </w:tcPr>
+          <w:p>
+            <w:pPr>
+              <w:pStyle w:val="ReportTable"/>
+            </w:pPr>
+            <w:r>
+              <w:t>string</w:t>
+            </w:r>
+          </w:p>
+        </w:tc>
+        <w:tc>
+          <w:tcPr>
+            <w:tcW w:w="3402" w:type="dxa"/>
+            <w:vAlign w:val="center"/>
+          </w:tcPr>
+          <w:p>
+            <w:pPr>
+              <w:pStyle w:val="ReportTable"/>
+            </w:pPr>
+            <w:r>
+              <w:t>string</w:t>
+            </w:r>
+          </w:p>
+        </w:tc>
+      </w:tr>
+      <w:tr>
+        <w:trPr>
+          <w:cantSplit/>
+          <w:jc w:val="center"/>
+        </w:trPr>
+        <w:tc>
+          <w:tcPr>
+            <w:tcW w:w="3118" w:type="dxa"/>
+            <w:vAlign w:val="center"/>
+          </w:tcPr>
+          <w:p>
+            <w:pPr>
+              <w:pStyle w:val="ReportTable"/>
+            </w:pPr>
+            <w:r>
+              <w:t>quantity</w:t>
+            </w:r>
+          </w:p>
+        </w:tc>
+        <w:tc>
+          <w:tcPr>
+            <w:tcW w:w="2835" w:type="dxa"/>
+            <w:vAlign w:val="center"/>
+          </w:tcPr>
+          <w:p>
+            <w:pPr>
+              <w:pStyle w:val="ReportTable"/>
+            </w:pPr>
+            <w:r>
+              <w:t>string</w:t>
+            </w:r>
+          </w:p>
+        </w:tc>
+        <w:tc>
+          <w:tcPr>
+            <w:tcW w:w="3402" w:type="dxa"/>
+            <w:vAlign w:val="center"/>
+          </w:tcPr>
+          <w:p>
+            <w:pPr>
+              <w:pStyle w:val="ReportTable"/>
+            </w:pPr>
+            <w:r>
+              <w:t>double</w:t>
+            </w:r>
+          </w:p>
+        </w:tc>
+      </w:tr>
+      <w:tr>
+        <w:trPr>
+          <w:cantSplit/>
+          <w:jc w:val="center"/>
+        </w:trPr>
+        <w:tc>
+          <w:tcPr>
+            <w:tcW w:w="3118" w:type="dxa"/>
+            <w:vAlign w:val="center"/>
+          </w:tcPr>
+          <w:p>
+            <w:pPr>
+              <w:pStyle w:val="ReportTable"/>
+            </w:pPr>
+            <w:r>
+              <w:t>amount</w:t>
+            </w:r>
+          </w:p>
+        </w:tc>
+        <w:tc>
+          <w:tcPr>
+            <w:tcW w:w="2835" w:type="dxa"/>
+            <w:vAlign w:val="center"/>
+          </w:tcPr>
+          <w:p>
+            <w:pPr>
+              <w:pStyle w:val="ReportTable"/>
+            </w:pPr>
+            <w:r>
+              <w:t>string</w:t>
+            </w:r>
+          </w:p>
+        </w:tc>
+        <w:tc>
+          <w:tcPr>
+            <w:tcW w:w="3402" w:type="dxa"/>
+            <w:vAlign w:val="center"/>
+          </w:tcPr>
+          <w:p>
+            <w:pPr>
+              <w:pStyle w:val="ReportTable"/>
+            </w:pPr>
+            <w:r>
+              <w:t>double</w:t>
+            </w:r>
+          </w:p>
+        </w:tc>
+      </w:tr>
+      <w:tr>
+        <w:trPr>
+          <w:cantSplit/>
+          <w:jc w:val="center"/>
+        </w:trPr>
+        <w:tc>
+          <w:tcPr>
+            <w:tcW w:w="3118" w:type="dxa"/>
+            <w:vAlign w:val="center"/>
+          </w:tcPr>
+          <w:p>
+            <w:pPr>
+              <w:pStyle w:val="ReportTable"/>
+            </w:pPr>
+            <w:r>
+              <w:t>discount</w:t>
+            </w:r>
+          </w:p>
+        </w:tc>
+        <w:tc>
+          <w:tcPr>
+            <w:tcW w:w="2835" w:type="dxa"/>
+            <w:vAlign w:val="center"/>
+          </w:tcPr>
+          <w:p>
+            <w:pPr>
+              <w:pStyle w:val="ReportTable"/>
+            </w:pPr>
+            <w:r>
+              <w:t>string</w:t>
+            </w:r>
+          </w:p>
+        </w:tc>
+        <w:tc>
+          <w:tcPr>
+            <w:tcW w:w="3402" w:type="dxa"/>
+            <w:vAlign w:val="center"/>
+          </w:tcPr>
+          <w:p>
+            <w:pPr>
+              <w:pStyle w:val="ReportTable"/>
+            </w:pPr>
+            <w:r>
+              <w:t>double</w:t>
+            </w:r>
+          </w:p>
+        </w:tc>
+      </w:tr>
+    </w:tbl>
+    <w:p>
+      <w:pPr>
+        <w:pStyle w:val="ReportBody"/>
+      </w:pPr>
+      <w:r>
+        <w:t xml:space="preserve">Применены select, filter, withColumn, dropDuplicates и orderBy. Содержательные признаки: month для динамики, margin = amount − cost для строк с известной </w:t>
+      </w:r>
+      <w:r>
+        <w:t>себестоимостью. Категориальные признаки филиала, бренда и группы используются отдельно от денежных величин.</w:t>
+      </w:r>
+    </w:p>
+    <w:p>
+      <w:pPr>
+        <w:pStyle w:val="ReportBody"/>
+      </w:pPr>
+      <w:r>
+        <w:t>Явный StructType фиксирует строковую схему сырого входа. Дата преобразована из dd.MM.yyyy, десятичная запятая заменена точкой перед приведением четы</w:t>
+      </w:r>
+      <w:r>
+        <w:t>рёх числовых полей. Филиал очищен trim, вычислены месяц покупки и margin = amount − cost. Категориальные пропуски справочника маркируются unknown только в соответствующих полях.</w:t>
+      </w:r>
+    </w:p>
+    <w:p>
+      <w:pPr>
+        <w:pStyle w:val="2"/>
+      </w:pPr>
+      <w:bookmarkStart w:id="8" w:name="_Toc243262875"/>
+      <w:r>
+        <w:t>7.2 Качество данных и JOIN</w:t>
+      </w:r>
+      <w:bookmarkEnd w:id="8"/>
+    </w:p>
+    <w:p>
+      <w:pPr>
+        <w:pStyle w:val="ReportBody"/>
+      </w:pPr>
+      <w:r>
+        <w:t>Результаты приведены в таблице 11.</w:t>
+      </w:r>
+    </w:p>
+    <w:p>
+      <w:pPr>
+        <w:pStyle w:val="ReportTableCaption"/>
+        <w:keepNext/>
+        <w:keepLines/>
+        <w:spacing w:before="120" w:after="60"/>
+      </w:pPr>
+      <w:r>
+        <w:t>Таблица 11 – Про</w:t>
+      </w:r>
+      <w:r>
+        <w:t>пуски КОМУС после приведения типов</w:t>
       </w:r>
     </w:p>
     <w:tbl>
@@ -5587,13 +6738,17 @@
         <w:pStyle w:val="ReportBody"/>
       </w:pPr>
       <w:r>
-        <w:t xml:space="preserve">У 3 934 строк отсутствует номер чека, но продажи сохранены: фиктивный чек не </w:t>
-      </w:r>
-      <w:r>
-        <w:t>создаётся. У 86 431 строки отсутствует себестоимость; такие строки участвуют в выручке, но их маржа остаётся null. SUM(margin) описывает только строки с известной себестоимостью, а cost_known показывает охват. Фильтр валидной даты и суммы не удалил строки,</w:t>
-      </w:r>
-      <w:r>
-        <w:t xml:space="preserve"> поскольку оба поля полностью заполнены.</w:t>
+        <w:t xml:space="preserve">У 3 934 строк отсутствует номер чека, но продажи сохранены: фиктивный чек не создаётся. У 86 431 строки отсутствует </w:t>
+      </w:r>
+      <w:r>
+        <w:t xml:space="preserve">себестоимость; такие строки участвуют в выручке, но их маржа остаётся null. SUM(margin) </w:t>
+      </w:r>
+      <w:r>
+        <w:lastRenderedPageBreak/>
+        <w:t>описывает только строки с известной себестоимостью, а cost_known показывает охват. Фильтр валидной даты и суммы не удалил строки, поскольку оба поля полностью заполнены</w:t>
+      </w:r>
+      <w:r>
+        <w:t>.</w:t>
       </w:r>
     </w:p>
     <w:p>
@@ -5606,13 +6761,23 @@
     </w:p>
     <w:p>
       <w:pPr>
+        <w:pStyle w:val="2"/>
+      </w:pPr>
+      <w:bookmarkStart w:id="9" w:name="_Toc243262876"/>
+      <w:r>
+        <w:t>7.3 Агрегации, Spark SQL и экспорт</w:t>
+      </w:r>
+      <w:bookmarkEnd w:id="9"/>
+    </w:p>
+    <w:p>
+      <w:pPr>
         <w:pStyle w:val="ReportBody"/>
       </w:pPr>
       <w:r>
-        <w:t xml:space="preserve">Результаты приведены в </w:t>
-      </w:r>
-      <w:r>
-        <w:t>таблице 10.</w:t>
+        <w:t>Результаты приведены в табл</w:t>
+      </w:r>
+      <w:r>
+        <w:t>ице 12.</w:t>
       </w:r>
     </w:p>
     <w:p>
@@ -5623,7 +6788,7 @@
         <w:spacing w:before="120" w:after="60"/>
       </w:pPr>
       <w:r>
-        <w:t>Таблица 10 – Товарные группы КОМУС с высокой выручкой</w:t>
+        <w:t>Таблица 12 – Товарные группы КОМУС с высокой выручкой</w:t>
       </w:r>
     </w:p>
     <w:tbl>
@@ -5635,10 +6800,12 @@
         <w:tblLook w:val="04A0" w:firstRow="1" w:lastRow="0" w:firstColumn="1" w:lastColumn="0" w:noHBand="0" w:noVBand="1"/>
       </w:tblPr>
       <w:tblGrid>
-        <w:gridCol w:w="3402"/>
-        <w:gridCol w:w="1417"/>
-        <w:gridCol w:w="2268"/>
-        <w:gridCol w:w="2268"/>
+        <w:gridCol w:w="2835"/>
+        <w:gridCol w:w="964"/>
+        <w:gridCol w:w="964"/>
+        <w:gridCol w:w="1644"/>
+        <w:gridCol w:w="1644"/>
+        <w:gridCol w:w="1304"/>
       </w:tblGrid>
       <w:tr>
         <w:trPr>
@@ -5648,7 +6815,7 @@
         </w:trPr>
         <w:tc>
           <w:tcPr>
-            <w:tcW w:w="3402" w:type="dxa"/>
+            <w:tcW w:w="2835" w:type="dxa"/>
             <w:vAlign w:val="center"/>
           </w:tcPr>
           <w:p>
@@ -5667,7 +6834,7 @@
         </w:tc>
         <w:tc>
           <w:tcPr>
-            <w:tcW w:w="1417" w:type="dxa"/>
+            <w:tcW w:w="964" w:type="dxa"/>
             <w:vAlign w:val="center"/>
           </w:tcPr>
           <w:p>
@@ -5680,13 +6847,32 @@
               <w:rPr>
                 <w:b/>
               </w:rPr>
-              <w:t>Строки</w:t>
-            </w:r>
-          </w:p>
-        </w:tc>
-        <w:tc>
-          <w:tcPr>
-            <w:tcW w:w="2268" w:type="dxa"/>
+              <w:t>Число строк</w:t>
+            </w:r>
+          </w:p>
+        </w:tc>
+        <w:tc>
+          <w:tcPr>
+            <w:tcW w:w="964" w:type="dxa"/>
+            <w:vAlign w:val="center"/>
+          </w:tcPr>
+          <w:p>
+            <w:pPr>
+              <w:pStyle w:val="ReportTable"/>
+              <w:keepNext/>
+              <w:jc w:val="center"/>
+            </w:pPr>
+            <w:r>
+              <w:rPr>
+                <w:b/>
+              </w:rPr>
+              <w:t>С cost</w:t>
+            </w:r>
+          </w:p>
+        </w:tc>
+        <w:tc>
+          <w:tcPr>
+            <w:tcW w:w="1644" w:type="dxa"/>
             <w:vAlign w:val="center"/>
           </w:tcPr>
           <w:p>
@@ -5705,7 +6891,7 @@
         </w:tc>
         <w:tc>
           <w:tcPr>
-            <w:tcW w:w="2268" w:type="dxa"/>
+            <w:tcW w:w="1644" w:type="dxa"/>
             <w:vAlign w:val="center"/>
           </w:tcPr>
           <w:p>
@@ -5719,6 +6905,25 @@
                 <w:b/>
               </w:rPr>
               <w:t>Известная маржа</w:t>
+            </w:r>
+          </w:p>
+        </w:tc>
+        <w:tc>
+          <w:tcPr>
+            <w:tcW w:w="1304" w:type="dxa"/>
+            <w:vAlign w:val="center"/>
+          </w:tcPr>
+          <w:p>
+            <w:pPr>
+              <w:pStyle w:val="ReportTable"/>
+              <w:keepNext/>
+              <w:jc w:val="center"/>
+            </w:pPr>
+            <w:r>
+              <w:rPr>
+                <w:b/>
+              </w:rPr>
+              <w:t>Средняя сумма</w:t>
             </w:r>
           </w:p>
         </w:tc>
@@ -5730,64 +6935,90 @@
         </w:trPr>
         <w:tc>
           <w:tcPr>
-            <w:tcW w:w="3402" w:type="dxa"/>
-            <w:vAlign w:val="center"/>
-          </w:tcPr>
-          <w:p>
-            <w:pPr>
-              <w:pStyle w:val="ReportTable"/>
-              <w:keepNext/>
-            </w:pPr>
-            <w:r>
-              <w:t>ЗХК</w:t>
-            </w:r>
-          </w:p>
-        </w:tc>
-        <w:tc>
-          <w:tcPr>
-            <w:tcW w:w="1417" w:type="dxa"/>
-            <w:vAlign w:val="center"/>
-          </w:tcPr>
-          <w:p>
-            <w:pPr>
-              <w:pStyle w:val="ReportTable"/>
-              <w:keepNext/>
-              <w:jc w:val="center"/>
-            </w:pPr>
-            <w:r>
-              <w:t>77 998</w:t>
-            </w:r>
-          </w:p>
-        </w:tc>
-        <w:tc>
-          <w:tcPr>
-            <w:tcW w:w="2268" w:type="dxa"/>
-            <w:vAlign w:val="center"/>
-          </w:tcPr>
-          <w:p>
-            <w:pPr>
-              <w:pStyle w:val="ReportTable"/>
-              <w:keepNext/>
-              <w:jc w:val="center"/>
-            </w:pPr>
-            <w:r>
-              <w:t>11 013 671,73</w:t>
-            </w:r>
-          </w:p>
-        </w:tc>
-        <w:tc>
-          <w:tcPr>
-            <w:tcW w:w="2268" w:type="dxa"/>
-            <w:vAlign w:val="center"/>
-          </w:tcPr>
-          <w:p>
-            <w:pPr>
-              <w:pStyle w:val="ReportTable"/>
-              <w:keepNext/>
-              <w:jc w:val="center"/>
-            </w:pPr>
-            <w:r>
-              <w:t>4 970 760,76</w:t>
+            <w:tcW w:w="2835" w:type="dxa"/>
+            <w:vAlign w:val="center"/>
+          </w:tcPr>
+          <w:p>
+            <w:pPr>
+              <w:pStyle w:val="ReportTable"/>
+            </w:pPr>
+            <w:r>
+              <w:t>Основы-холст на подрамнике-Базовый</w:t>
+            </w:r>
+          </w:p>
+        </w:tc>
+        <w:tc>
+          <w:tcPr>
+            <w:tcW w:w="964" w:type="dxa"/>
+            <w:vAlign w:val="center"/>
+          </w:tcPr>
+          <w:p>
+            <w:pPr>
+              <w:pStyle w:val="ReportTable"/>
+              <w:jc w:val="center"/>
+            </w:pPr>
+            <w:r>
+              <w:t>6 703</w:t>
+            </w:r>
+          </w:p>
+        </w:tc>
+        <w:tc>
+          <w:tcPr>
+            <w:tcW w:w="964" w:type="dxa"/>
+            <w:vAlign w:val="center"/>
+          </w:tcPr>
+          <w:p>
+            <w:pPr>
+              <w:pStyle w:val="ReportTable"/>
+              <w:jc w:val="center"/>
+            </w:pPr>
+            <w:r>
+              <w:t>6 010</w:t>
+            </w:r>
+          </w:p>
+        </w:tc>
+        <w:tc>
+          <w:tcPr>
+            <w:tcW w:w="1644" w:type="dxa"/>
+            <w:vAlign w:val="center"/>
+          </w:tcPr>
+          <w:p>
+            <w:pPr>
+              <w:pStyle w:val="ReportTable"/>
+              <w:jc w:val="center"/>
+            </w:pPr>
+            <w:r>
+              <w:t>4 407 000,88</w:t>
+            </w:r>
+          </w:p>
+        </w:tc>
+        <w:tc>
+          <w:tcPr>
+            <w:tcW w:w="1644" w:type="dxa"/>
+            <w:vAlign w:val="center"/>
+          </w:tcPr>
+          <w:p>
+            <w:pPr>
+              <w:pStyle w:val="ReportTable"/>
+              <w:jc w:val="center"/>
+            </w:pPr>
+            <w:r>
+              <w:t>2 022 021,65</w:t>
+            </w:r>
+          </w:p>
+        </w:tc>
+        <w:tc>
+          <w:tcPr>
+            <w:tcW w:w="1304" w:type="dxa"/>
+            <w:vAlign w:val="center"/>
+          </w:tcPr>
+          <w:p>
+            <w:pPr>
+              <w:pStyle w:val="ReportTable"/>
+              <w:jc w:val="center"/>
+            </w:pPr>
+            <w:r>
+              <w:t>657,47</w:t>
             </w:r>
           </w:p>
         </w:tc>
@@ -5799,64 +7030,93 @@
         </w:trPr>
         <w:tc>
           <w:tcPr>
-            <w:tcW w:w="3402" w:type="dxa"/>
-            <w:vAlign w:val="center"/>
-          </w:tcPr>
-          <w:p>
-            <w:pPr>
-              <w:pStyle w:val="ReportTable"/>
-              <w:keepNext/>
-            </w:pPr>
-            <w:r>
-              <w:t>Основы-холст на подрамнике-Базовый</w:t>
-            </w:r>
-          </w:p>
-        </w:tc>
-        <w:tc>
-          <w:tcPr>
-            <w:tcW w:w="1417" w:type="dxa"/>
-            <w:vAlign w:val="center"/>
-          </w:tcPr>
-          <w:p>
-            <w:pPr>
-              <w:pStyle w:val="ReportTable"/>
-              <w:keepNext/>
-              <w:jc w:val="center"/>
-            </w:pPr>
-            <w:r>
-              <w:t>6 703</w:t>
-            </w:r>
-          </w:p>
-        </w:tc>
-        <w:tc>
-          <w:tcPr>
-            <w:tcW w:w="2268" w:type="dxa"/>
-            <w:vAlign w:val="center"/>
-          </w:tcPr>
-          <w:p>
-            <w:pPr>
-              <w:pStyle w:val="ReportTable"/>
-              <w:keepNext/>
-              <w:jc w:val="center"/>
-            </w:pPr>
-            <w:r>
-              <w:t>4 407 000,88</w:t>
-            </w:r>
-          </w:p>
-        </w:tc>
-        <w:tc>
-          <w:tcPr>
-            <w:tcW w:w="2268" w:type="dxa"/>
-            <w:vAlign w:val="center"/>
-          </w:tcPr>
-          <w:p>
-            <w:pPr>
-              <w:pStyle w:val="ReportTable"/>
-              <w:keepNext/>
-              <w:jc w:val="center"/>
-            </w:pPr>
-            <w:r>
-              <w:t>2 022 021,65</w:t>
+            <w:tcW w:w="2835" w:type="dxa"/>
+            <w:vAlign w:val="center"/>
+          </w:tcPr>
+          <w:p>
+            <w:pPr>
+              <w:pStyle w:val="ReportTable"/>
+            </w:pPr>
+            <w:r>
+              <w:t>z-Уценка</w:t>
+            </w:r>
+          </w:p>
+        </w:tc>
+        <w:tc>
+          <w:tcPr>
+            <w:tcW w:w="964" w:type="dxa"/>
+            <w:vAlign w:val="center"/>
+          </w:tcPr>
+          <w:p>
+            <w:pPr>
+              <w:pStyle w:val="ReportTable"/>
+              <w:jc w:val="center"/>
+            </w:pPr>
+            <w:r>
+              <w:t>37 800</w:t>
+            </w:r>
+          </w:p>
+        </w:tc>
+        <w:tc>
+          <w:tcPr>
+            <w:tcW w:w="964" w:type="dxa"/>
+            <w:vAlign w:val="center"/>
+          </w:tcPr>
+          <w:p>
+            <w:pPr>
+              <w:pStyle w:val="ReportTable"/>
+              <w:jc w:val="center"/>
+            </w:pPr>
+            <w:r>
+              <w:t>34 117</w:t>
+            </w:r>
+          </w:p>
+        </w:tc>
+        <w:tc>
+          <w:tcPr>
+            <w:tcW w:w="1644" w:type="dxa"/>
+            <w:vAlign w:val="center"/>
+          </w:tcPr>
+          <w:p>
+            <w:pPr>
+              <w:pStyle w:val="ReportTable"/>
+              <w:jc w:val="center"/>
+            </w:pPr>
+            <w:r>
+              <w:t>3 296 317,47</w:t>
+            </w:r>
+          </w:p>
+        </w:tc>
+        <w:tc>
+          <w:tcPr>
+            <w:tcW w:w="1644" w:type="dxa"/>
+            <w:vAlign w:val="center"/>
+          </w:tcPr>
+          <w:p>
+            <w:pPr>
+              <w:pStyle w:val="ReportTable"/>
+              <w:jc w:val="center"/>
+            </w:pPr>
+            <w:r>
+              <w:t xml:space="preserve">1 478 </w:t>
+            </w:r>
+            <w:r>
+              <w:t>030,62</w:t>
+            </w:r>
+          </w:p>
+        </w:tc>
+        <w:tc>
+          <w:tcPr>
+            <w:tcW w:w="1304" w:type="dxa"/>
+            <w:vAlign w:val="center"/>
+          </w:tcPr>
+          <w:p>
+            <w:pPr>
+              <w:pStyle w:val="ReportTable"/>
+              <w:jc w:val="center"/>
+            </w:pPr>
+            <w:r>
+              <w:t>87,20</w:t>
             </w:r>
           </w:p>
         </w:tc>
@@ -5868,64 +7128,90 @@
         </w:trPr>
         <w:tc>
           <w:tcPr>
-            <w:tcW w:w="3402" w:type="dxa"/>
-            <w:vAlign w:val="center"/>
-          </w:tcPr>
-          <w:p>
-            <w:pPr>
-              <w:pStyle w:val="ReportTable"/>
-              <w:keepNext/>
-            </w:pPr>
-            <w:r>
-              <w:t>Бумага-Картон-пенокартон</w:t>
-            </w:r>
-          </w:p>
-        </w:tc>
-        <w:tc>
-          <w:tcPr>
-            <w:tcW w:w="1417" w:type="dxa"/>
-            <w:vAlign w:val="center"/>
-          </w:tcPr>
-          <w:p>
-            <w:pPr>
-              <w:pStyle w:val="ReportTable"/>
-              <w:keepNext/>
-              <w:jc w:val="center"/>
-            </w:pPr>
-            <w:r>
-              <w:t>2 531</w:t>
-            </w:r>
-          </w:p>
-        </w:tc>
-        <w:tc>
-          <w:tcPr>
-            <w:tcW w:w="2268" w:type="dxa"/>
-            <w:vAlign w:val="center"/>
-          </w:tcPr>
-          <w:p>
-            <w:pPr>
-              <w:pStyle w:val="ReportTable"/>
-              <w:keepNext/>
-              <w:jc w:val="center"/>
-            </w:pPr>
-            <w:r>
-              <w:t>2 716 844,79</w:t>
-            </w:r>
-          </w:p>
-        </w:tc>
-        <w:tc>
-          <w:tcPr>
-            <w:tcW w:w="2268" w:type="dxa"/>
-            <w:vAlign w:val="center"/>
-          </w:tcPr>
-          <w:p>
-            <w:pPr>
-              <w:pStyle w:val="ReportTable"/>
-              <w:keepNext/>
-              <w:jc w:val="center"/>
-            </w:pPr>
-            <w:r>
-              <w:t>1 213 973,44</w:t>
+            <w:tcW w:w="2835" w:type="dxa"/>
+            <w:vAlign w:val="center"/>
+          </w:tcPr>
+          <w:p>
+            <w:pPr>
+              <w:pStyle w:val="ReportTable"/>
+            </w:pPr>
+            <w:r>
+              <w:t>Живопись-акварель-наборы</w:t>
+            </w:r>
+          </w:p>
+        </w:tc>
+        <w:tc>
+          <w:tcPr>
+            <w:tcW w:w="964" w:type="dxa"/>
+            <w:vAlign w:val="center"/>
+          </w:tcPr>
+          <w:p>
+            <w:pPr>
+              <w:pStyle w:val="ReportTable"/>
+              <w:jc w:val="center"/>
+            </w:pPr>
+            <w:r>
+              <w:t>6 582</w:t>
+            </w:r>
+          </w:p>
+        </w:tc>
+        <w:tc>
+          <w:tcPr>
+            <w:tcW w:w="964" w:type="dxa"/>
+            <w:vAlign w:val="center"/>
+          </w:tcPr>
+          <w:p>
+            <w:pPr>
+              <w:pStyle w:val="ReportTable"/>
+              <w:jc w:val="center"/>
+            </w:pPr>
+            <w:r>
+              <w:t>5 930</w:t>
+            </w:r>
+          </w:p>
+        </w:tc>
+        <w:tc>
+          <w:tcPr>
+            <w:tcW w:w="1644" w:type="dxa"/>
+            <w:vAlign w:val="center"/>
+          </w:tcPr>
+          <w:p>
+            <w:pPr>
+              <w:pStyle w:val="ReportTable"/>
+              <w:jc w:val="center"/>
+            </w:pPr>
+            <w:r>
+              <w:t>3 182 778,15</w:t>
+            </w:r>
+          </w:p>
+        </w:tc>
+        <w:tc>
+          <w:tcPr>
+            <w:tcW w:w="1644" w:type="dxa"/>
+            <w:vAlign w:val="center"/>
+          </w:tcPr>
+          <w:p>
+            <w:pPr>
+              <w:pStyle w:val="ReportTable"/>
+              <w:jc w:val="center"/>
+            </w:pPr>
+            <w:r>
+              <w:t>1 447 107,19</w:t>
+            </w:r>
+          </w:p>
+        </w:tc>
+        <w:tc>
+          <w:tcPr>
+            <w:tcW w:w="1304" w:type="dxa"/>
+            <w:vAlign w:val="center"/>
+          </w:tcPr>
+          <w:p>
+            <w:pPr>
+              <w:pStyle w:val="ReportTable"/>
+              <w:jc w:val="center"/>
+            </w:pPr>
+            <w:r>
+              <w:t>483,56</w:t>
             </w:r>
           </w:p>
         </w:tc>
@@ -5937,64 +7223,90 @@
         </w:trPr>
         <w:tc>
           <w:tcPr>
-            <w:tcW w:w="3402" w:type="dxa"/>
-            <w:vAlign w:val="center"/>
-          </w:tcPr>
-          <w:p>
-            <w:pPr>
-              <w:pStyle w:val="ReportTable"/>
-              <w:keepNext/>
-            </w:pPr>
-            <w:r>
-              <w:t>Faber-Castell</w:t>
-            </w:r>
-          </w:p>
-        </w:tc>
-        <w:tc>
-          <w:tcPr>
-            <w:tcW w:w="1417" w:type="dxa"/>
-            <w:vAlign w:val="center"/>
-          </w:tcPr>
-          <w:p>
-            <w:pPr>
-              <w:pStyle w:val="ReportTable"/>
-              <w:keepNext/>
-              <w:jc w:val="center"/>
-            </w:pPr>
-            <w:r>
-              <w:t>10 023</w:t>
-            </w:r>
-          </w:p>
-        </w:tc>
-        <w:tc>
-          <w:tcPr>
-            <w:tcW w:w="2268" w:type="dxa"/>
-            <w:vAlign w:val="center"/>
-          </w:tcPr>
-          <w:p>
-            <w:pPr>
-              <w:pStyle w:val="ReportTable"/>
-              <w:keepNext/>
-              <w:jc w:val="center"/>
-            </w:pPr>
-            <w:r>
-              <w:t>2 632 258,18</w:t>
-            </w:r>
-          </w:p>
-        </w:tc>
-        <w:tc>
-          <w:tcPr>
-            <w:tcW w:w="2268" w:type="dxa"/>
-            <w:vAlign w:val="center"/>
-          </w:tcPr>
-          <w:p>
-            <w:pPr>
-              <w:pStyle w:val="ReportTable"/>
-              <w:keepNext/>
-              <w:jc w:val="center"/>
-            </w:pPr>
-            <w:r>
-              <w:t>1 175 326,88</w:t>
+            <w:tcW w:w="2835" w:type="dxa"/>
+            <w:vAlign w:val="center"/>
+          </w:tcPr>
+          <w:p>
+            <w:pPr>
+              <w:pStyle w:val="ReportTable"/>
+            </w:pPr>
+            <w:r>
+              <w:t>Бумага-Картон-пенокартон</w:t>
+            </w:r>
+          </w:p>
+        </w:tc>
+        <w:tc>
+          <w:tcPr>
+            <w:tcW w:w="964" w:type="dxa"/>
+            <w:vAlign w:val="center"/>
+          </w:tcPr>
+          <w:p>
+            <w:pPr>
+              <w:pStyle w:val="ReportTable"/>
+              <w:jc w:val="center"/>
+            </w:pPr>
+            <w:r>
+              <w:t>2 531</w:t>
+            </w:r>
+          </w:p>
+        </w:tc>
+        <w:tc>
+          <w:tcPr>
+            <w:tcW w:w="964" w:type="dxa"/>
+            <w:vAlign w:val="center"/>
+          </w:tcPr>
+          <w:p>
+            <w:pPr>
+              <w:pStyle w:val="ReportTable"/>
+              <w:jc w:val="center"/>
+            </w:pPr>
+            <w:r>
+              <w:t>2 295</w:t>
+            </w:r>
+          </w:p>
+        </w:tc>
+        <w:tc>
+          <w:tcPr>
+            <w:tcW w:w="1644" w:type="dxa"/>
+            <w:vAlign w:val="center"/>
+          </w:tcPr>
+          <w:p>
+            <w:pPr>
+              <w:pStyle w:val="ReportTable"/>
+              <w:jc w:val="center"/>
+            </w:pPr>
+            <w:r>
+              <w:t>2 716 844,79</w:t>
+            </w:r>
+          </w:p>
+        </w:tc>
+        <w:tc>
+          <w:tcPr>
+            <w:tcW w:w="1644" w:type="dxa"/>
+            <w:vAlign w:val="center"/>
+          </w:tcPr>
+          <w:p>
+            <w:pPr>
+              <w:pStyle w:val="ReportTable"/>
+              <w:jc w:val="center"/>
+            </w:pPr>
+            <w:r>
+              <w:t>1 213 973,44</w:t>
+            </w:r>
+          </w:p>
+        </w:tc>
+        <w:tc>
+          <w:tcPr>
+            <w:tcW w:w="1304" w:type="dxa"/>
+            <w:vAlign w:val="center"/>
+          </w:tcPr>
+          <w:p>
+            <w:pPr>
+              <w:pStyle w:val="ReportTable"/>
+              <w:jc w:val="center"/>
+            </w:pPr>
+            <w:r>
+              <w:t>1 073,43</w:t>
             </w:r>
           </w:p>
         </w:tc>
@@ -6006,7 +7318,7 @@
         </w:trPr>
         <w:tc>
           <w:tcPr>
-            <w:tcW w:w="3402" w:type="dxa"/>
+            <w:tcW w:w="2835" w:type="dxa"/>
             <w:vAlign w:val="center"/>
           </w:tcPr>
           <w:p>
@@ -6020,7 +7332,7 @@
         </w:tc>
         <w:tc>
           <w:tcPr>
-            <w:tcW w:w="1417" w:type="dxa"/>
+            <w:tcW w:w="964" w:type="dxa"/>
             <w:vAlign w:val="center"/>
           </w:tcPr>
           <w:p>
@@ -6035,7 +7347,22 @@
         </w:tc>
         <w:tc>
           <w:tcPr>
-            <w:tcW w:w="2268" w:type="dxa"/>
+            <w:tcW w:w="964" w:type="dxa"/>
+            <w:vAlign w:val="center"/>
+          </w:tcPr>
+          <w:p>
+            <w:pPr>
+              <w:pStyle w:val="ReportTable"/>
+              <w:jc w:val="center"/>
+            </w:pPr>
+            <w:r>
+              <w:t>3 466</w:t>
+            </w:r>
+          </w:p>
+        </w:tc>
+        <w:tc>
+          <w:tcPr>
+            <w:tcW w:w="1644" w:type="dxa"/>
             <w:vAlign w:val="center"/>
           </w:tcPr>
           <w:p>
@@ -6050,7 +7377,7 @@
         </w:tc>
         <w:tc>
           <w:tcPr>
-            <w:tcW w:w="2268" w:type="dxa"/>
+            <w:tcW w:w="1644" w:type="dxa"/>
             <w:vAlign w:val="center"/>
           </w:tcPr>
           <w:p>
@@ -6060,6 +7387,499 @@
             </w:pPr>
             <w:r>
               <w:t>1 170 236,14</w:t>
+            </w:r>
+          </w:p>
+        </w:tc>
+        <w:tc>
+          <w:tcPr>
+            <w:tcW w:w="1304" w:type="dxa"/>
+            <w:vAlign w:val="center"/>
+          </w:tcPr>
+          <w:p>
+            <w:pPr>
+              <w:pStyle w:val="ReportTable"/>
+              <w:jc w:val="center"/>
+            </w:pPr>
+            <w:r>
+              <w:t>662,46</w:t>
+            </w:r>
+          </w:p>
+        </w:tc>
+      </w:tr>
+      <w:tr>
+        <w:trPr>
+          <w:cantSplit/>
+          <w:jc w:val="center"/>
+        </w:trPr>
+        <w:tc>
+          <w:tcPr>
+            <w:tcW w:w="2835" w:type="dxa"/>
+            <w:vAlign w:val="center"/>
+          </w:tcPr>
+          <w:p>
+            <w:pPr>
+              <w:pStyle w:val="ReportTable"/>
+            </w:pPr>
+            <w:r>
+              <w:t>Живопись-масло-профи-Мастер-Класс ЗХК</w:t>
+            </w:r>
+          </w:p>
+        </w:tc>
+        <w:tc>
+          <w:tcPr>
+            <w:tcW w:w="964" w:type="dxa"/>
+            <w:vAlign w:val="center"/>
+          </w:tcPr>
+          <w:p>
+            <w:pPr>
+              <w:pStyle w:val="ReportTable"/>
+              <w:jc w:val="center"/>
+            </w:pPr>
+            <w:r>
+              <w:t>15 925</w:t>
+            </w:r>
+          </w:p>
+        </w:tc>
+        <w:tc>
+          <w:tcPr>
+            <w:tcW w:w="964" w:type="dxa"/>
+            <w:vAlign w:val="center"/>
+          </w:tcPr>
+          <w:p>
+            <w:pPr>
+              <w:pStyle w:val="ReportTable"/>
+              <w:jc w:val="center"/>
+            </w:pPr>
+            <w:r>
+              <w:t>14 332</w:t>
+            </w:r>
+          </w:p>
+        </w:tc>
+        <w:tc>
+          <w:tcPr>
+            <w:tcW w:w="1644" w:type="dxa"/>
+            <w:vAlign w:val="center"/>
+          </w:tcPr>
+          <w:p>
+            <w:pPr>
+              <w:pStyle w:val="ReportTable"/>
+              <w:jc w:val="center"/>
+            </w:pPr>
+            <w:r>
+              <w:t>2 367 607,02</w:t>
+            </w:r>
+          </w:p>
+        </w:tc>
+        <w:tc>
+          <w:tcPr>
+            <w:tcW w:w="1644" w:type="dxa"/>
+            <w:vAlign w:val="center"/>
+          </w:tcPr>
+          <w:p>
+            <w:pPr>
+              <w:pStyle w:val="ReportTable"/>
+              <w:jc w:val="center"/>
+            </w:pPr>
+            <w:r>
+              <w:t>1 052 156,69</w:t>
+            </w:r>
+          </w:p>
+        </w:tc>
+        <w:tc>
+          <w:tcPr>
+            <w:tcW w:w="1304" w:type="dxa"/>
+            <w:vAlign w:val="center"/>
+          </w:tcPr>
+          <w:p>
+            <w:pPr>
+              <w:pStyle w:val="ReportTable"/>
+              <w:jc w:val="center"/>
+            </w:pPr>
+            <w:r>
+              <w:t>148,67</w:t>
+            </w:r>
+          </w:p>
+        </w:tc>
+      </w:tr>
+      <w:tr>
+        <w:trPr>
+          <w:cantSplit/>
+          <w:jc w:val="center"/>
+        </w:trPr>
+        <w:tc>
+          <w:tcPr>
+            <w:tcW w:w="2835" w:type="dxa"/>
+            <w:vAlign w:val="center"/>
+          </w:tcPr>
+          <w:p>
+            <w:pPr>
+              <w:pStyle w:val="ReportTable"/>
+            </w:pPr>
+            <w:r>
+              <w:t>Сумки-на молнии ткань/кожа</w:t>
+            </w:r>
+          </w:p>
+        </w:tc>
+        <w:tc>
+          <w:tcPr>
+            <w:tcW w:w="964" w:type="dxa"/>
+            <w:vAlign w:val="center"/>
+          </w:tcPr>
+          <w:p>
+            <w:pPr>
+              <w:pStyle w:val="ReportTable"/>
+              <w:jc w:val="center"/>
+            </w:pPr>
+            <w:r>
+              <w:t>2 949</w:t>
+            </w:r>
+          </w:p>
+        </w:tc>
+        <w:tc>
+          <w:tcPr>
+            <w:tcW w:w="964" w:type="dxa"/>
+            <w:vAlign w:val="center"/>
+          </w:tcPr>
+          <w:p>
+            <w:pPr>
+              <w:pStyle w:val="ReportTable"/>
+              <w:jc w:val="center"/>
+            </w:pPr>
+            <w:r>
+              <w:t>2 640</w:t>
+            </w:r>
+          </w:p>
+        </w:tc>
+        <w:tc>
+          <w:tcPr>
+            <w:tcW w:w="1644" w:type="dxa"/>
+            <w:vAlign w:val="center"/>
+          </w:tcPr>
+          <w:p>
+            <w:pPr>
+              <w:pStyle w:val="ReportTable"/>
+              <w:jc w:val="center"/>
+            </w:pPr>
+            <w:r>
+              <w:t>2 184 469,42</w:t>
+            </w:r>
+          </w:p>
+        </w:tc>
+        <w:tc>
+          <w:tcPr>
+            <w:tcW w:w="1644" w:type="dxa"/>
+            <w:vAlign w:val="center"/>
+          </w:tcPr>
+          <w:p>
+            <w:pPr>
+              <w:pStyle w:val="ReportTable"/>
+              <w:jc w:val="center"/>
+            </w:pPr>
+            <w:r>
+              <w:t>983 199,08</w:t>
+            </w:r>
+          </w:p>
+        </w:tc>
+        <w:tc>
+          <w:tcPr>
+            <w:tcW w:w="1304" w:type="dxa"/>
+            <w:vAlign w:val="center"/>
+          </w:tcPr>
+          <w:p>
+            <w:pPr>
+              <w:pStyle w:val="ReportTable"/>
+              <w:jc w:val="center"/>
+            </w:pPr>
+            <w:r>
+              <w:t>740,75</w:t>
+            </w:r>
+          </w:p>
+        </w:tc>
+      </w:tr>
+      <w:tr>
+        <w:trPr>
+          <w:cantSplit/>
+          <w:jc w:val="center"/>
+        </w:trPr>
+        <w:tc>
+          <w:tcPr>
+            <w:tcW w:w="2835" w:type="dxa"/>
+            <w:vAlign w:val="center"/>
+          </w:tcPr>
+          <w:p>
+            <w:pPr>
+              <w:pStyle w:val="ReportTable"/>
+            </w:pPr>
+            <w:r>
+              <w:t>Кисти-Масло-Синтетика</w:t>
+            </w:r>
+          </w:p>
+        </w:tc>
+        <w:tc>
+          <w:tcPr>
+            <w:tcW w:w="964" w:type="dxa"/>
+            <w:vAlign w:val="center"/>
+          </w:tcPr>
+          <w:p>
+            <w:pPr>
+              <w:pStyle w:val="ReportTable"/>
+              <w:jc w:val="center"/>
+            </w:pPr>
+            <w:r>
+              <w:t>24 409</w:t>
+            </w:r>
+          </w:p>
+        </w:tc>
+        <w:tc>
+          <w:tcPr>
+            <w:tcW w:w="964" w:type="dxa"/>
+            <w:vAlign w:val="center"/>
+          </w:tcPr>
+          <w:p>
+            <w:pPr>
+              <w:pStyle w:val="ReportTable"/>
+              <w:jc w:val="center"/>
+            </w:pPr>
+            <w:r>
+              <w:t>21 910</w:t>
+            </w:r>
+          </w:p>
+        </w:tc>
+        <w:tc>
+          <w:tcPr>
+            <w:tcW w:w="1644" w:type="dxa"/>
+            <w:vAlign w:val="center"/>
+          </w:tcPr>
+          <w:p>
+            <w:pPr>
+              <w:pStyle w:val="ReportTable"/>
+              <w:jc w:val="center"/>
+            </w:pPr>
+            <w:r>
+              <w:t>2 103 641,02</w:t>
+            </w:r>
+          </w:p>
+        </w:tc>
+        <w:tc>
+          <w:tcPr>
+            <w:tcW w:w="1644" w:type="dxa"/>
+            <w:vAlign w:val="center"/>
+          </w:tcPr>
+          <w:p>
+            <w:pPr>
+              <w:pStyle w:val="ReportTable"/>
+              <w:jc w:val="center"/>
+            </w:pPr>
+            <w:r>
+              <w:t>941 731,54</w:t>
+            </w:r>
+          </w:p>
+        </w:tc>
+        <w:tc>
+          <w:tcPr>
+            <w:tcW w:w="1304" w:type="dxa"/>
+            <w:vAlign w:val="center"/>
+          </w:tcPr>
+          <w:p>
+            <w:pPr>
+              <w:pStyle w:val="ReportTable"/>
+              <w:jc w:val="center"/>
+            </w:pPr>
+            <w:r>
+              <w:t>86,18</w:t>
+            </w:r>
+          </w:p>
+        </w:tc>
+      </w:tr>
+      <w:tr>
+        <w:trPr>
+          <w:cantSplit/>
+          <w:jc w:val="center"/>
+        </w:trPr>
+        <w:tc>
+          <w:tcPr>
+            <w:tcW w:w="2835" w:type="dxa"/>
+            <w:vAlign w:val="center"/>
+          </w:tcPr>
+          <w:p>
+            <w:pPr>
+              <w:pStyle w:val="ReportTable"/>
+            </w:pPr>
+            <w:r>
+              <w:t xml:space="preserve">Графические </w:t>
+            </w:r>
+            <w:r>
+              <w:t>материалы-маркеры-маркеры</w:t>
+            </w:r>
+          </w:p>
+        </w:tc>
+        <w:tc>
+          <w:tcPr>
+            <w:tcW w:w="964" w:type="dxa"/>
+            <w:vAlign w:val="center"/>
+          </w:tcPr>
+          <w:p>
+            <w:pPr>
+              <w:pStyle w:val="ReportTable"/>
+              <w:jc w:val="center"/>
+            </w:pPr>
+            <w:r>
+              <w:t>15 459</w:t>
+            </w:r>
+          </w:p>
+        </w:tc>
+        <w:tc>
+          <w:tcPr>
+            <w:tcW w:w="964" w:type="dxa"/>
+            <w:vAlign w:val="center"/>
+          </w:tcPr>
+          <w:p>
+            <w:pPr>
+              <w:pStyle w:val="ReportTable"/>
+              <w:jc w:val="center"/>
+            </w:pPr>
+            <w:r>
+              <w:t>13 904</w:t>
+            </w:r>
+          </w:p>
+        </w:tc>
+        <w:tc>
+          <w:tcPr>
+            <w:tcW w:w="1644" w:type="dxa"/>
+            <w:vAlign w:val="center"/>
+          </w:tcPr>
+          <w:p>
+            <w:pPr>
+              <w:pStyle w:val="ReportTable"/>
+              <w:jc w:val="center"/>
+            </w:pPr>
+            <w:r>
+              <w:t>1 948 429,28</w:t>
+            </w:r>
+          </w:p>
+        </w:tc>
+        <w:tc>
+          <w:tcPr>
+            <w:tcW w:w="1644" w:type="dxa"/>
+            <w:vAlign w:val="center"/>
+          </w:tcPr>
+          <w:p>
+            <w:pPr>
+              <w:pStyle w:val="ReportTable"/>
+              <w:jc w:val="center"/>
+            </w:pPr>
+            <w:r>
+              <w:t>872 331,25</w:t>
+            </w:r>
+          </w:p>
+        </w:tc>
+        <w:tc>
+          <w:tcPr>
+            <w:tcW w:w="1304" w:type="dxa"/>
+            <w:vAlign w:val="center"/>
+          </w:tcPr>
+          <w:p>
+            <w:pPr>
+              <w:pStyle w:val="ReportTable"/>
+              <w:jc w:val="center"/>
+            </w:pPr>
+            <w:r>
+              <w:t>126,04</w:t>
+            </w:r>
+          </w:p>
+        </w:tc>
+      </w:tr>
+      <w:tr>
+        <w:trPr>
+          <w:cantSplit/>
+          <w:jc w:val="center"/>
+        </w:trPr>
+        <w:tc>
+          <w:tcPr>
+            <w:tcW w:w="2835" w:type="dxa"/>
+            <w:vAlign w:val="center"/>
+          </w:tcPr>
+          <w:p>
+            <w:pPr>
+              <w:pStyle w:val="ReportTable"/>
+            </w:pPr>
+            <w:r>
+              <w:t>Мольберты-Этюдники</w:t>
+            </w:r>
+          </w:p>
+        </w:tc>
+        <w:tc>
+          <w:tcPr>
+            <w:tcW w:w="964" w:type="dxa"/>
+            <w:vAlign w:val="center"/>
+          </w:tcPr>
+          <w:p>
+            <w:pPr>
+              <w:pStyle w:val="ReportTable"/>
+              <w:jc w:val="center"/>
+            </w:pPr>
+            <w:r>
+              <w:t>593</w:t>
+            </w:r>
+          </w:p>
+        </w:tc>
+        <w:tc>
+          <w:tcPr>
+            <w:tcW w:w="964" w:type="dxa"/>
+            <w:vAlign w:val="center"/>
+          </w:tcPr>
+          <w:p>
+            <w:pPr>
+              <w:pStyle w:val="ReportTable"/>
+              <w:jc w:val="center"/>
+            </w:pPr>
+            <w:r>
+              <w:t>536</w:t>
+            </w:r>
+          </w:p>
+        </w:tc>
+        <w:tc>
+          <w:tcPr>
+            <w:tcW w:w="1644" w:type="dxa"/>
+            <w:vAlign w:val="center"/>
+          </w:tcPr>
+          <w:p>
+            <w:pPr>
+              <w:pStyle w:val="ReportTable"/>
+              <w:jc w:val="center"/>
+            </w:pPr>
+            <w:r>
+              <w:t>1 855 947,64</w:t>
+            </w:r>
+          </w:p>
+        </w:tc>
+        <w:tc>
+          <w:tcPr>
+            <w:tcW w:w="1644" w:type="dxa"/>
+            <w:vAlign w:val="center"/>
+          </w:tcPr>
+          <w:p>
+            <w:pPr>
+              <w:pStyle w:val="ReportTable"/>
+              <w:jc w:val="center"/>
+            </w:pPr>
+            <w:r>
+              <w:t>849 012,66</w:t>
+            </w:r>
+          </w:p>
+        </w:tc>
+        <w:tc>
+          <w:tcPr>
+            <w:tcW w:w="1304" w:type="dxa"/>
+            <w:vAlign w:val="center"/>
+          </w:tcPr>
+          <w:p>
+            <w:pPr>
+              <w:pStyle w:val="ReportTable"/>
+              <w:jc w:val="center"/>
+            </w:pPr>
+            <w:r>
+              <w:t>3 129,76</w:t>
             </w:r>
           </w:p>
         </w:tc>
@@ -6070,7 +7890,7 @@
         <w:pStyle w:val="ReportBody"/>
       </w:pPr>
       <w:r>
-        <w:t>Результаты приведены в таблице 11.</w:t>
+        <w:t>Результаты приведены в таблице 13.</w:t>
       </w:r>
     </w:p>
     <w:p>
@@ -6081,7 +7901,7 @@
         <w:spacing w:before="120" w:after="60"/>
       </w:pPr>
       <w:r>
-        <w:t>Таблица 11 – Выручка по филиалам</w:t>
+        <w:t>Таблица 13 – Выручка по филиалам</w:t>
       </w:r>
     </w:p>
     <w:tbl>
@@ -6176,7 +7996,10 @@
               <w:pStyle w:val="ReportTable"/>
             </w:pPr>
             <w:r>
-              <w:t>ТЗ-2 ( Ленинградское шоссе)</w:t>
+              <w:t xml:space="preserve">ТЗ-2 ( </w:t>
+            </w:r>
+            <w:r>
+              <w:t>Ленинградское шоссе)</w:t>
             </w:r>
           </w:p>
         </w:tc>
@@ -6456,10 +8279,7 @@
               <w:jc w:val="center"/>
             </w:pPr>
             <w:r>
-              <w:t xml:space="preserve">207 </w:t>
-            </w:r>
-            <w:r>
-              <w:t>762,35</w:t>
+              <w:t>207 762,35</w:t>
             </w:r>
           </w:p>
         </w:tc>
@@ -6470,11 +8290,11 @@
         <w:pStyle w:val="ReportBody"/>
       </w:pPr>
       <w:r>
+        <w:t xml:space="preserve">Выполнены группировки по товарной группе и филиалу. Первая включает count, sum, avg и счётчик известной себестоимости. Два SQL-запроса </w:t>
+      </w:r>
+      <w:r>
         <w:lastRenderedPageBreak/>
-        <w:t>Выполнены группировки по товарной группе и филиалу. Первая включает count, sum, avg и счётчик известной себестоимости. Два SQL-запроса формируют рейтинг групп и динамику по месяцам; полный рейтинг SQL совпал с DataFrame API по двустороннему exceptA</w:t>
-      </w:r>
-      <w:r>
-        <w:t>ll.</w:t>
+        <w:t>формируют рейтинг групп и динамику по месяцам; полный рейтинг SQL совпал с DataFrame API по двустороннему exceptAll.</w:t>
       </w:r>
     </w:p>
     <w:p>
@@ -6483,7 +8303,11 @@
         <w:spacing w:before="80" w:after="120"/>
       </w:pPr>
       <w:r>
-        <w:t>SELECT month, COUNT(*) AS lines,</w:t>
+        <w:t>SELECT product_group, COUNT(*) AS lines,</w:t>
+      </w:r>
+      <w:r>
+        <w:br/>
+        <w:t xml:space="preserve">       COUNT(cost) AS cost_known,</w:t>
       </w:r>
       <w:r>
         <w:br/>
@@ -6491,7 +8315,11 @@
       </w:r>
       <w:r>
         <w:br/>
-        <w:t xml:space="preserve">       ROUND(SUM(discount), 2) AS discount</w:t>
+        <w:t xml:space="preserve">       ROUND(SUM(margin), 2) AS margin,</w:t>
+      </w:r>
+      <w:r>
+        <w:br/>
+        <w:t xml:space="preserve">       ROUND(AVG(amount), 2) AS avg_line</w:t>
       </w:r>
       <w:r>
         <w:br/>
@@ -6499,6 +8327,38 @@
       </w:r>
       <w:r>
         <w:br/>
+        <w:t>GROUP BY product_group</w:t>
+      </w:r>
+      <w:r>
+        <w:br/>
+        <w:t>ORDER BY revenue DE</w:t>
+      </w:r>
+      <w:r>
+        <w:t>SC</w:t>
+      </w:r>
+    </w:p>
+    <w:p>
+      <w:pPr>
+        <w:pStyle w:val="ReportCode"/>
+        <w:spacing w:before="80" w:after="120"/>
+      </w:pPr>
+      <w:r>
+        <w:t>SELECT month, COUNT(*) AS lines,</w:t>
+      </w:r>
+      <w:r>
+        <w:br/>
+        <w:t xml:space="preserve">       ROUND(SUM(amount), 2) AS revenue,</w:t>
+      </w:r>
+      <w:r>
+        <w:br/>
+        <w:t xml:space="preserve">       ROUND(SUM(discount), 2) AS discount</w:t>
+      </w:r>
+      <w:r>
+        <w:br/>
+        <w:t>FROM komus_sales</w:t>
+      </w:r>
+      <w:r>
+        <w:br/>
         <w:t>GROUP BY month</w:t>
       </w:r>
       <w:r>
@@ -6511,10 +8371,953 @@
         <w:pStyle w:val="ReportBody"/>
       </w:pPr>
       <w:r>
-        <w:t>Итоговая витрина содержит 2 864 товарных групп. Parquet и CSV сохранены в exports. Повто</w:t>
-      </w:r>
-      <w:r>
-        <w:t>рное чтение подтвердило количество строк и типы, изменение nullable зафиксировано отдельно. Расчётная маржа не является чистой прибылью: дополнительные расходы и налоги в источнике отсутствуют.</w:t>
+        <w:t>Итоговая витрина содержит 437 товарных групп. Parquet и CSV сохранены в exports. Повторно</w:t>
+      </w:r>
+      <w:r>
+        <w:t>е чтение подтвердило количество строк и типы, изменение nullable зафиксировано отдельно. Расчётная маржа не является чистой прибылью: дополнительные расходы и налоги в источнике отсутствуют.</w:t>
+      </w:r>
+    </w:p>
+    <w:p>
+      <w:pPr>
+        <w:pStyle w:val="ReportBody"/>
+      </w:pPr>
+      <w:r>
+        <w:t>Результаты приведены в таблице 14.</w:t>
+      </w:r>
+    </w:p>
+    <w:p>
+      <w:pPr>
+        <w:pStyle w:val="ReportTableCaption"/>
+        <w:keepNext/>
+        <w:keepLines/>
+        <w:spacing w:before="120" w:after="60"/>
+      </w:pPr>
+      <w:r>
+        <w:t>Таблица 14 – Первые и последни</w:t>
+      </w:r>
+      <w:r>
+        <w:t>е месяцы продаж КОМУС</w:t>
+      </w:r>
+    </w:p>
+    <w:tbl>
+      <w:tblPr>
+        <w:tblStyle w:val="a3"/>
+        <w:tblW w:w="0" w:type="auto"/>
+        <w:jc w:val="center"/>
+        <w:tblLayout w:type="fixed"/>
+        <w:tblLook w:val="04A0" w:firstRow="1" w:lastRow="0" w:firstColumn="1" w:lastColumn="0" w:noHBand="0" w:noVBand="1"/>
+      </w:tblPr>
+      <w:tblGrid>
+        <w:gridCol w:w="1701"/>
+        <w:gridCol w:w="1701"/>
+        <w:gridCol w:w="3118"/>
+        <w:gridCol w:w="2835"/>
+      </w:tblGrid>
+      <w:tr>
+        <w:trPr>
+          <w:cantSplit/>
+          <w:tblHeader/>
+          <w:jc w:val="center"/>
+        </w:trPr>
+        <w:tc>
+          <w:tcPr>
+            <w:tcW w:w="1701" w:type="dxa"/>
+            <w:vAlign w:val="center"/>
+          </w:tcPr>
+          <w:p>
+            <w:pPr>
+              <w:pStyle w:val="ReportTable"/>
+              <w:keepNext/>
+              <w:jc w:val="center"/>
+            </w:pPr>
+            <w:r>
+              <w:rPr>
+                <w:b/>
+              </w:rPr>
+              <w:t>Месяц</w:t>
+            </w:r>
+          </w:p>
+        </w:tc>
+        <w:tc>
+          <w:tcPr>
+            <w:tcW w:w="1701" w:type="dxa"/>
+            <w:vAlign w:val="center"/>
+          </w:tcPr>
+          <w:p>
+            <w:pPr>
+              <w:pStyle w:val="ReportTable"/>
+              <w:keepNext/>
+              <w:jc w:val="center"/>
+            </w:pPr>
+            <w:r>
+              <w:rPr>
+                <w:b/>
+              </w:rPr>
+              <w:t>Строки</w:t>
+            </w:r>
+          </w:p>
+        </w:tc>
+        <w:tc>
+          <w:tcPr>
+            <w:tcW w:w="3118" w:type="dxa"/>
+            <w:vAlign w:val="center"/>
+          </w:tcPr>
+          <w:p>
+            <w:pPr>
+              <w:pStyle w:val="ReportTable"/>
+              <w:keepNext/>
+              <w:jc w:val="center"/>
+            </w:pPr>
+            <w:r>
+              <w:rPr>
+                <w:b/>
+              </w:rPr>
+              <w:t>Выручка</w:t>
+            </w:r>
+          </w:p>
+        </w:tc>
+        <w:tc>
+          <w:tcPr>
+            <w:tcW w:w="2835" w:type="dxa"/>
+            <w:vAlign w:val="center"/>
+          </w:tcPr>
+          <w:p>
+            <w:pPr>
+              <w:pStyle w:val="ReportTable"/>
+              <w:keepNext/>
+              <w:jc w:val="center"/>
+            </w:pPr>
+            <w:r>
+              <w:rPr>
+                <w:b/>
+              </w:rPr>
+              <w:t>Скидка</w:t>
+            </w:r>
+          </w:p>
+        </w:tc>
+      </w:tr>
+      <w:tr>
+        <w:trPr>
+          <w:cantSplit/>
+          <w:jc w:val="center"/>
+        </w:trPr>
+        <w:tc>
+          <w:tcPr>
+            <w:tcW w:w="1701" w:type="dxa"/>
+            <w:vAlign w:val="center"/>
+          </w:tcPr>
+          <w:p>
+            <w:pPr>
+              <w:pStyle w:val="ReportTable"/>
+              <w:jc w:val="center"/>
+            </w:pPr>
+            <w:r>
+              <w:t>2020-06</w:t>
+            </w:r>
+          </w:p>
+        </w:tc>
+        <w:tc>
+          <w:tcPr>
+            <w:tcW w:w="1701" w:type="dxa"/>
+            <w:vAlign w:val="center"/>
+          </w:tcPr>
+          <w:p>
+            <w:pPr>
+              <w:pStyle w:val="ReportTable"/>
+              <w:jc w:val="center"/>
+            </w:pPr>
+            <w:r>
+              <w:t>2 932</w:t>
+            </w:r>
+          </w:p>
+        </w:tc>
+        <w:tc>
+          <w:tcPr>
+            <w:tcW w:w="3118" w:type="dxa"/>
+            <w:vAlign w:val="center"/>
+          </w:tcPr>
+          <w:p>
+            <w:pPr>
+              <w:pStyle w:val="ReportTable"/>
+              <w:jc w:val="center"/>
+            </w:pPr>
+            <w:r>
+              <w:t>269 717,58</w:t>
+            </w:r>
+          </w:p>
+        </w:tc>
+        <w:tc>
+          <w:tcPr>
+            <w:tcW w:w="2835" w:type="dxa"/>
+            <w:vAlign w:val="center"/>
+          </w:tcPr>
+          <w:p>
+            <w:pPr>
+              <w:pStyle w:val="ReportTable"/>
+              <w:jc w:val="center"/>
+            </w:pPr>
+            <w:r>
+              <w:t>57 212,82</w:t>
+            </w:r>
+          </w:p>
+        </w:tc>
+      </w:tr>
+      <w:tr>
+        <w:trPr>
+          <w:cantSplit/>
+          <w:jc w:val="center"/>
+        </w:trPr>
+        <w:tc>
+          <w:tcPr>
+            <w:tcW w:w="1701" w:type="dxa"/>
+            <w:vAlign w:val="center"/>
+          </w:tcPr>
+          <w:p>
+            <w:pPr>
+              <w:pStyle w:val="ReportTable"/>
+              <w:jc w:val="center"/>
+            </w:pPr>
+            <w:r>
+              <w:t>2020-07</w:t>
+            </w:r>
+          </w:p>
+        </w:tc>
+        <w:tc>
+          <w:tcPr>
+            <w:tcW w:w="1701" w:type="dxa"/>
+            <w:vAlign w:val="center"/>
+          </w:tcPr>
+          <w:p>
+            <w:pPr>
+              <w:pStyle w:val="ReportTable"/>
+              <w:jc w:val="center"/>
+            </w:pPr>
+            <w:r>
+              <w:t>13 218</w:t>
+            </w:r>
+          </w:p>
+        </w:tc>
+        <w:tc>
+          <w:tcPr>
+            <w:tcW w:w="3118" w:type="dxa"/>
+            <w:vAlign w:val="center"/>
+          </w:tcPr>
+          <w:p>
+            <w:pPr>
+              <w:pStyle w:val="ReportTable"/>
+              <w:jc w:val="center"/>
+            </w:pPr>
+            <w:r>
+              <w:t>1 317 945,84</w:t>
+            </w:r>
+          </w:p>
+        </w:tc>
+        <w:tc>
+          <w:tcPr>
+            <w:tcW w:w="2835" w:type="dxa"/>
+            <w:vAlign w:val="center"/>
+          </w:tcPr>
+          <w:p>
+            <w:pPr>
+              <w:pStyle w:val="ReportTable"/>
+              <w:jc w:val="center"/>
+            </w:pPr>
+            <w:r>
+              <w:t>208 144,55</w:t>
+            </w:r>
+          </w:p>
+        </w:tc>
+      </w:tr>
+      <w:tr>
+        <w:trPr>
+          <w:cantSplit/>
+          <w:jc w:val="center"/>
+        </w:trPr>
+        <w:tc>
+          <w:tcPr>
+            <w:tcW w:w="1701" w:type="dxa"/>
+            <w:vAlign w:val="center"/>
+          </w:tcPr>
+          <w:p>
+            <w:pPr>
+              <w:pStyle w:val="ReportTable"/>
+              <w:jc w:val="center"/>
+            </w:pPr>
+            <w:r>
+              <w:t>2020-08</w:t>
+            </w:r>
+          </w:p>
+        </w:tc>
+        <w:tc>
+          <w:tcPr>
+            <w:tcW w:w="1701" w:type="dxa"/>
+            <w:vAlign w:val="center"/>
+          </w:tcPr>
+          <w:p>
+            <w:pPr>
+              <w:pStyle w:val="ReportTable"/>
+              <w:jc w:val="center"/>
+            </w:pPr>
+            <w:r>
+              <w:t>11 918</w:t>
+            </w:r>
+          </w:p>
+        </w:tc>
+        <w:tc>
+          <w:tcPr>
+            <w:tcW w:w="3118" w:type="dxa"/>
+            <w:vAlign w:val="center"/>
+          </w:tcPr>
+          <w:p>
+            <w:pPr>
+              <w:pStyle w:val="ReportTable"/>
+              <w:jc w:val="center"/>
+            </w:pPr>
+            <w:r>
+              <w:t>1 309 760,80</w:t>
+            </w:r>
+          </w:p>
+        </w:tc>
+        <w:tc>
+          <w:tcPr>
+            <w:tcW w:w="2835" w:type="dxa"/>
+            <w:vAlign w:val="center"/>
+          </w:tcPr>
+          <w:p>
+            <w:pPr>
+              <w:pStyle w:val="ReportTable"/>
+              <w:jc w:val="center"/>
+            </w:pPr>
+            <w:r>
+              <w:t>15 661,86</w:t>
+            </w:r>
+          </w:p>
+        </w:tc>
+      </w:tr>
+      <w:tr>
+        <w:trPr>
+          <w:cantSplit/>
+          <w:jc w:val="center"/>
+        </w:trPr>
+        <w:tc>
+          <w:tcPr>
+            <w:tcW w:w="1701" w:type="dxa"/>
+            <w:vAlign w:val="center"/>
+          </w:tcPr>
+          <w:p>
+            <w:pPr>
+              <w:pStyle w:val="ReportTable"/>
+              <w:jc w:val="center"/>
+            </w:pPr>
+            <w:r>
+              <w:t>2021-10</w:t>
+            </w:r>
+          </w:p>
+        </w:tc>
+        <w:tc>
+          <w:tcPr>
+            <w:tcW w:w="1701" w:type="dxa"/>
+            <w:vAlign w:val="center"/>
+          </w:tcPr>
+          <w:p>
+            <w:pPr>
+              <w:pStyle w:val="ReportTable"/>
+              <w:jc w:val="center"/>
+            </w:pPr>
+            <w:r>
+              <w:t>107 459</w:t>
+            </w:r>
+          </w:p>
+        </w:tc>
+        <w:tc>
+          <w:tcPr>
+            <w:tcW w:w="3118" w:type="dxa"/>
+            <w:vAlign w:val="center"/>
+          </w:tcPr>
+          <w:p>
+            <w:pPr>
+              <w:pStyle w:val="ReportTable"/>
+              <w:jc w:val="center"/>
+            </w:pPr>
+            <w:r>
+              <w:t>17 447 678,83</w:t>
+            </w:r>
+          </w:p>
+        </w:tc>
+        <w:tc>
+          <w:tcPr>
+            <w:tcW w:w="2835" w:type="dxa"/>
+            <w:vAlign w:val="center"/>
+          </w:tcPr>
+          <w:p>
+            <w:pPr>
+              <w:pStyle w:val="ReportTable"/>
+              <w:jc w:val="center"/>
+            </w:pPr>
+            <w:r>
+              <w:t>314 085,35</w:t>
+            </w:r>
+          </w:p>
+        </w:tc>
+      </w:tr>
+      <w:tr>
+        <w:trPr>
+          <w:cantSplit/>
+          <w:jc w:val="center"/>
+        </w:trPr>
+        <w:tc>
+          <w:tcPr>
+            <w:tcW w:w="1701" w:type="dxa"/>
+            <w:vAlign w:val="center"/>
+          </w:tcPr>
+          <w:p>
+            <w:pPr>
+              <w:pStyle w:val="ReportTable"/>
+              <w:jc w:val="center"/>
+            </w:pPr>
+            <w:r>
+              <w:t>2021-11</w:t>
+            </w:r>
+          </w:p>
+        </w:tc>
+        <w:tc>
+          <w:tcPr>
+            <w:tcW w:w="1701" w:type="dxa"/>
+            <w:vAlign w:val="center"/>
+          </w:tcPr>
+          <w:p>
+            <w:pPr>
+              <w:pStyle w:val="ReportTable"/>
+              <w:jc w:val="center"/>
+            </w:pPr>
+            <w:r>
+              <w:t>108 614</w:t>
+            </w:r>
+          </w:p>
+        </w:tc>
+        <w:tc>
+          <w:tcPr>
+            <w:tcW w:w="3118" w:type="dxa"/>
+            <w:vAlign w:val="center"/>
+          </w:tcPr>
+          <w:p>
+            <w:pPr>
+              <w:pStyle w:val="ReportTable"/>
+              <w:jc w:val="center"/>
+            </w:pPr>
+            <w:r>
+              <w:t>17 303 145,01</w:t>
+            </w:r>
+          </w:p>
+        </w:tc>
+        <w:tc>
+          <w:tcPr>
+            <w:tcW w:w="2835" w:type="dxa"/>
+            <w:vAlign w:val="center"/>
+          </w:tcPr>
+          <w:p>
+            <w:pPr>
+              <w:pStyle w:val="ReportTable"/>
+              <w:jc w:val="center"/>
+            </w:pPr>
+            <w:r>
+              <w:t>351 826,41</w:t>
+            </w:r>
+          </w:p>
+        </w:tc>
+      </w:tr>
+      <w:tr>
+        <w:trPr>
+          <w:cantSplit/>
+          <w:jc w:val="center"/>
+        </w:trPr>
+        <w:tc>
+          <w:tcPr>
+            <w:tcW w:w="1701" w:type="dxa"/>
+            <w:vAlign w:val="center"/>
+          </w:tcPr>
+          <w:p>
+            <w:pPr>
+              <w:pStyle w:val="ReportTable"/>
+              <w:jc w:val="center"/>
+            </w:pPr>
+            <w:r>
+              <w:t>2021-12</w:t>
+            </w:r>
+          </w:p>
+        </w:tc>
+        <w:tc>
+          <w:tcPr>
+            <w:tcW w:w="1701" w:type="dxa"/>
+            <w:vAlign w:val="center"/>
+          </w:tcPr>
+          <w:p>
+            <w:pPr>
+              <w:pStyle w:val="ReportTable"/>
+              <w:jc w:val="center"/>
+            </w:pPr>
+            <w:r>
+              <w:t>126 773</w:t>
+            </w:r>
+          </w:p>
+        </w:tc>
+        <w:tc>
+          <w:tcPr>
+            <w:tcW w:w="3118" w:type="dxa"/>
+            <w:vAlign w:val="center"/>
+          </w:tcPr>
+          <w:p>
+            <w:pPr>
+              <w:pStyle w:val="ReportTable"/>
+              <w:jc w:val="center"/>
+            </w:pPr>
+            <w:r>
+              <w:t>23 024 328,52</w:t>
+            </w:r>
+          </w:p>
+        </w:tc>
+        <w:tc>
+          <w:tcPr>
+            <w:tcW w:w="2835" w:type="dxa"/>
+            <w:vAlign w:val="center"/>
+          </w:tcPr>
+          <w:p>
+            <w:pPr>
+              <w:pStyle w:val="ReportTable"/>
+              <w:jc w:val="center"/>
+            </w:pPr>
+            <w:r>
+              <w:t>509 723,89</w:t>
+            </w:r>
+          </w:p>
+        </w:tc>
+      </w:tr>
+    </w:tbl>
+    <w:p>
+      <w:pPr>
+        <w:pStyle w:val="ReportBody"/>
+      </w:pPr>
+      <w:r>
+        <w:t>Результаты приведены в таблице 15.</w:t>
+      </w:r>
+    </w:p>
+    <w:p>
+      <w:pPr>
+        <w:pStyle w:val="ReportTableCaption"/>
+        <w:keepNext/>
+        <w:keepLines/>
+        <w:spacing w:before="120" w:after="60"/>
+      </w:pPr>
+      <w:r>
+        <w:t>Таблица 15 – Схема итоговой витрины КОМУС</w:t>
+      </w:r>
+    </w:p>
+    <w:tbl>
+      <w:tblPr>
+        <w:tblStyle w:val="a3"/>
+        <w:tblW w:w="0" w:type="auto"/>
+        <w:jc w:val="center"/>
+        <w:tblLayout w:type="fixed"/>
+        <w:tblLook w:val="04A0" w:firstRow="1" w:lastRow="0" w:firstColumn="1" w:lastColumn="0" w:noHBand="0" w:noVBand="1"/>
+      </w:tblPr>
+      <w:tblGrid>
+        <w:gridCol w:w="2835"/>
+        <w:gridCol w:w="3402"/>
+        <w:gridCol w:w="3118"/>
+      </w:tblGrid>
+      <w:tr>
+        <w:trPr>
+          <w:cantSplit/>
+          <w:tblHeader/>
+          <w:jc w:val="center"/>
+        </w:trPr>
+        <w:tc>
+          <w:tcPr>
+            <w:tcW w:w="2835" w:type="dxa"/>
+            <w:vAlign w:val="center"/>
+          </w:tcPr>
+          <w:p>
+            <w:pPr>
+              <w:pStyle w:val="ReportTable"/>
+              <w:keepNext/>
+              <w:jc w:val="center"/>
+            </w:pPr>
+            <w:r>
+              <w:rPr>
+                <w:b/>
+              </w:rPr>
+              <w:t>Поле</w:t>
+            </w:r>
+          </w:p>
+        </w:tc>
+        <w:tc>
+          <w:tcPr>
+            <w:tcW w:w="3402" w:type="dxa"/>
+            <w:vAlign w:val="center"/>
+          </w:tcPr>
+          <w:p>
+            <w:pPr>
+              <w:pStyle w:val="ReportTable"/>
+              <w:keepNext/>
+              <w:jc w:val="center"/>
+            </w:pPr>
+            <w:r>
+              <w:rPr>
+                <w:b/>
+              </w:rPr>
+              <w:t>Тип до / после Parquet</w:t>
+            </w:r>
+          </w:p>
+        </w:tc>
+        <w:tc>
+          <w:tcPr>
+            <w:tcW w:w="3118" w:type="dxa"/>
+            <w:vAlign w:val="center"/>
+          </w:tcPr>
+          <w:p>
+            <w:pPr>
+              <w:pStyle w:val="ReportTable"/>
+              <w:keepNext/>
+              <w:jc w:val="center"/>
+            </w:pPr>
+            <w:r>
+              <w:rPr>
+                <w:b/>
+              </w:rPr>
+              <w:t>Nullable до / после</w:t>
+            </w:r>
+          </w:p>
+        </w:tc>
+      </w:tr>
+      <w:tr>
+        <w:trPr>
+          <w:cantSplit/>
+          <w:jc w:val="center"/>
+        </w:trPr>
+        <w:tc>
+          <w:tcPr>
+            <w:tcW w:w="2835" w:type="dxa"/>
+            <w:vAlign w:val="center"/>
+          </w:tcPr>
+          <w:p>
+            <w:pPr>
+              <w:pStyle w:val="ReportTable"/>
+            </w:pPr>
+            <w:r>
+              <w:t>product_group</w:t>
+            </w:r>
+          </w:p>
+        </w:tc>
+        <w:tc>
+          <w:tcPr>
+            <w:tcW w:w="3402" w:type="dxa"/>
+            <w:vAlign w:val="center"/>
+          </w:tcPr>
+          <w:p>
+            <w:pPr>
+              <w:pStyle w:val="ReportTable"/>
+            </w:pPr>
+            <w:r>
+              <w:t>string / string</w:t>
+            </w:r>
+          </w:p>
+        </w:tc>
+        <w:tc>
+          <w:tcPr>
+            <w:tcW w:w="3118" w:type="dxa"/>
+            <w:vAlign w:val="center"/>
+          </w:tcPr>
+          <w:p>
+            <w:pPr>
+              <w:pStyle w:val="ReportTable"/>
+            </w:pPr>
+            <w:r>
+              <w:t>False / True</w:t>
+            </w:r>
+          </w:p>
+        </w:tc>
+      </w:tr>
+      <w:tr>
+        <w:trPr>
+          <w:cantSplit/>
+          <w:jc w:val="center"/>
+        </w:trPr>
+        <w:tc>
+          <w:tcPr>
+            <w:tcW w:w="2835" w:type="dxa"/>
+            <w:vAlign w:val="center"/>
+          </w:tcPr>
+          <w:p>
+            <w:pPr>
+              <w:pStyle w:val="ReportTable"/>
+            </w:pPr>
+            <w:r>
+              <w:t>lines</w:t>
+            </w:r>
+          </w:p>
+        </w:tc>
+        <w:tc>
+          <w:tcPr>
+            <w:tcW w:w="3402" w:type="dxa"/>
+            <w:vAlign w:val="center"/>
+          </w:tcPr>
+          <w:p>
+            <w:pPr>
+              <w:pStyle w:val="ReportTable"/>
+            </w:pPr>
+            <w:r>
+              <w:t>long / long</w:t>
+            </w:r>
+          </w:p>
+        </w:tc>
+        <w:tc>
+          <w:tcPr>
+            <w:tcW w:w="3118" w:type="dxa"/>
+            <w:vAlign w:val="center"/>
+          </w:tcPr>
+          <w:p>
+            <w:pPr>
+              <w:pStyle w:val="ReportTable"/>
+            </w:pPr>
+            <w:r>
+              <w:t>False / True</w:t>
+            </w:r>
+          </w:p>
+        </w:tc>
+      </w:tr>
+      <w:tr>
+        <w:trPr>
+          <w:cantSplit/>
+          <w:jc w:val="center"/>
+        </w:trPr>
+        <w:tc>
+          <w:tcPr>
+            <w:tcW w:w="2835" w:type="dxa"/>
+            <w:vAlign w:val="center"/>
+          </w:tcPr>
+          <w:p>
+            <w:pPr>
+              <w:pStyle w:val="ReportTable"/>
+            </w:pPr>
+            <w:r>
+              <w:t>cost_known</w:t>
+            </w:r>
+          </w:p>
+        </w:tc>
+        <w:tc>
+          <w:tcPr>
+            <w:tcW w:w="3402" w:type="dxa"/>
+            <w:vAlign w:val="center"/>
+          </w:tcPr>
+          <w:p>
+            <w:pPr>
+              <w:pStyle w:val="ReportTable"/>
+            </w:pPr>
+            <w:r>
+              <w:t>long / long</w:t>
+            </w:r>
+          </w:p>
+        </w:tc>
+        <w:tc>
+          <w:tcPr>
+            <w:tcW w:w="3118" w:type="dxa"/>
+            <w:vAlign w:val="center"/>
+          </w:tcPr>
+          <w:p>
+            <w:pPr>
+              <w:pStyle w:val="ReportTable"/>
+            </w:pPr>
+            <w:r>
+              <w:t>False / True</w:t>
+            </w:r>
+          </w:p>
+        </w:tc>
+      </w:tr>
+      <w:tr>
+        <w:trPr>
+          <w:cantSplit/>
+          <w:jc w:val="center"/>
+        </w:trPr>
+        <w:tc>
+          <w:tcPr>
+            <w:tcW w:w="2835" w:type="dxa"/>
+            <w:vAlign w:val="center"/>
+          </w:tcPr>
+          <w:p>
+            <w:pPr>
+              <w:pStyle w:val="ReportTable"/>
+            </w:pPr>
+            <w:r>
+              <w:t>revenue</w:t>
+            </w:r>
+          </w:p>
+        </w:tc>
+        <w:tc>
+          <w:tcPr>
+            <w:tcW w:w="3402" w:type="dxa"/>
+            <w:vAlign w:val="center"/>
+          </w:tcPr>
+          <w:p>
+            <w:pPr>
+              <w:pStyle w:val="ReportTable"/>
+            </w:pPr>
+            <w:r>
+              <w:t>double / double</w:t>
+            </w:r>
+          </w:p>
+        </w:tc>
+        <w:tc>
+          <w:tcPr>
+            <w:tcW w:w="3118" w:type="dxa"/>
+            <w:vAlign w:val="center"/>
+          </w:tcPr>
+          <w:p>
+            <w:pPr>
+              <w:pStyle w:val="ReportTable"/>
+            </w:pPr>
+            <w:r>
+              <w:t>True / True</w:t>
+            </w:r>
+          </w:p>
+        </w:tc>
+      </w:tr>
+      <w:tr>
+        <w:trPr>
+          <w:cantSplit/>
+          <w:jc w:val="center"/>
+        </w:trPr>
+        <w:tc>
+          <w:tcPr>
+            <w:tcW w:w="2835" w:type="dxa"/>
+            <w:vAlign w:val="center"/>
+          </w:tcPr>
+          <w:p>
+            <w:pPr>
+              <w:pStyle w:val="ReportTable"/>
+            </w:pPr>
+            <w:r>
+              <w:t>margin</w:t>
+            </w:r>
+          </w:p>
+        </w:tc>
+        <w:tc>
+          <w:tcPr>
+            <w:tcW w:w="3402" w:type="dxa"/>
+            <w:vAlign w:val="center"/>
+          </w:tcPr>
+          <w:p>
+            <w:pPr>
+              <w:pStyle w:val="ReportTable"/>
+            </w:pPr>
+            <w:r>
+              <w:t>double / double</w:t>
+            </w:r>
+          </w:p>
+        </w:tc>
+        <w:tc>
+          <w:tcPr>
+            <w:tcW w:w="3118" w:type="dxa"/>
+            <w:vAlign w:val="center"/>
+          </w:tcPr>
+          <w:p>
+            <w:pPr>
+              <w:pStyle w:val="ReportTable"/>
+            </w:pPr>
+            <w:r>
+              <w:t>True / True</w:t>
+            </w:r>
+          </w:p>
+        </w:tc>
+      </w:tr>
+      <w:tr>
+        <w:trPr>
+          <w:cantSplit/>
+          <w:jc w:val="center"/>
+        </w:trPr>
+        <w:tc>
+          <w:tcPr>
+            <w:tcW w:w="2835" w:type="dxa"/>
+            <w:vAlign w:val="center"/>
+          </w:tcPr>
+          <w:p>
+            <w:pPr>
+              <w:pStyle w:val="ReportTable"/>
+            </w:pPr>
+            <w:r>
+              <w:t>avg_line</w:t>
+            </w:r>
+          </w:p>
+        </w:tc>
+        <w:tc>
+          <w:tcPr>
+            <w:tcW w:w="3402" w:type="dxa"/>
+            <w:vAlign w:val="center"/>
+          </w:tcPr>
+          <w:p>
+            <w:pPr>
+              <w:pStyle w:val="ReportTable"/>
+            </w:pPr>
+            <w:r>
+              <w:t>double / double</w:t>
+            </w:r>
+          </w:p>
+        </w:tc>
+        <w:tc>
+          <w:tcPr>
+            <w:tcW w:w="3118" w:type="dxa"/>
+            <w:vAlign w:val="center"/>
+          </w:tcPr>
+          <w:p>
+            <w:pPr>
+              <w:pStyle w:val="ReportTable"/>
+            </w:pPr>
+            <w:r>
+              <w:t>True / True</w:t>
+            </w:r>
+          </w:p>
+        </w:tc>
+      </w:tr>
+    </w:tbl>
+    <w:p>
+      <w:pPr>
+        <w:pStyle w:val="ReportCode"/>
+        <w:spacing w:before="80" w:after="120"/>
+      </w:pPr>
+      <w:r>
+        <w:lastRenderedPageBreak/>
+        <w:t>group_stats.write.mode("overwrite").parquet(</w:t>
+      </w:r>
+      <w:r>
+        <w:br/>
+      </w:r>
+      <w:r>
+        <w:t xml:space="preserve">    str(OUT / "pr3_komus_parquet"))</w:t>
+      </w:r>
+      <w:r>
+        <w:br/>
+        <w:t>(group_stats.coalesce(1).write.mode("overwrite")</w:t>
+      </w:r>
+      <w:r>
+        <w:br/>
+        <w:t xml:space="preserve">    .option("header", True).csv(str(OUT / "pr3_komus_csv")))</w:t>
+      </w:r>
+      <w:r>
+        <w:br/>
+        <w:t>own_back = spark.read.parquet(str(OUT / "pr3_komus_parquet"))</w:t>
+      </w:r>
+    </w:p>
+    <w:p>
+      <w:pPr>
+        <w:pStyle w:val="ReportBody"/>
+      </w:pPr>
+      <w:r>
+        <w:t>Вывод: число строк после фильтра и обоих JOIN ра</w:t>
+      </w:r>
+      <w:r>
+        <w:t>вно 865 222; исходный справочник прочитан без искажений. Суммарная выручка 131 738 565,34 совпадает с независимым пересчётом исходного архива. Получено 437 групп; лидер — Основы-холст на подрамнике-Базовый. SQL/API: 0 различий. После чтения Parquet совпали</w:t>
+      </w:r>
+      <w:r>
+        <w:t xml:space="preserve"> число строк, имена и типы полей; nullable проверен отдельно.</w:t>
       </w:r>
     </w:p>
     <w:p>
@@ -6523,7 +9326,7 @@
         <w:keepNext/>
       </w:pPr>
       <w:r>
-        <w:t>На рисунке 3 представлен результат анализа.</w:t>
+        <w:t>На рисунке 3 показан результат выполнения на стенде.</w:t>
       </w:r>
     </w:p>
     <w:p>
@@ -6538,7 +9341,7 @@
           <w:noProof/>
         </w:rPr>
         <w:drawing>
-          <wp:inline distT="0" distB="0" distL="0" distR="0" wp14:anchorId="024C76C0" wp14:editId="4A745E0B">
+          <wp:inline distT="0" distB="0" distL="0" distR="0" wp14:anchorId="36321800" wp14:editId="3ACF7F55">
             <wp:extent cx="5040000" cy="3780000"/>
             <wp:effectExtent l="0" t="0" r="0" b="0"/>
             <wp:docPr id="298370854" name="Picture 298370854"/>
@@ -6581,10 +9384,7 @@
         <w:spacing w:before="60" w:after="120"/>
       </w:pPr>
       <w:r>
-        <w:t>Рисунок 3 – Реал</w:t>
-      </w:r>
-      <w:r>
-        <w:t>ьные проверки данных КОМУС и обоих JOIN в Ubuntu</w:t>
+        <w:t>Рисунок 3 – Реальные проверки данных КОМУС и обоих JOIN в Ubuntu</w:t>
       </w:r>
     </w:p>
     <w:p>
@@ -6594,7 +9394,7 @@
       </w:pPr>
       <w:r>
         <w:lastRenderedPageBreak/>
-        <w:t>На рисунке 4 представлен результат анализа.</w:t>
+        <w:t>На рисунке 4 показан результат выполнения на стенде.</w:t>
       </w:r>
     </w:p>
     <w:p>
@@ -6609,8 +9409,8 @@
           <w:noProof/>
         </w:rPr>
         <w:drawing>
-          <wp:inline distT="0" distB="0" distL="0" distR="0" wp14:anchorId="6D48B1F9" wp14:editId="18E09678">
-            <wp:extent cx="5040000" cy="2836743"/>
+          <wp:inline distT="0" distB="0" distL="0" distR="0" wp14:anchorId="4554B6B9" wp14:editId="5DF29EB0">
+            <wp:extent cx="5040000" cy="3346875"/>
             <wp:effectExtent l="0" t="0" r="0" b="0"/>
             <wp:docPr id="298370855" name="Picture 298370855"/>
             <wp:cNvGraphicFramePr>
@@ -6632,7 +9432,7 @@
                   <pic:spPr>
                     <a:xfrm>
                       <a:off x="0" y="0"/>
-                      <a:ext cx="5040000" cy="2836743"/>
+                      <a:ext cx="5040000" cy="3346875"/>
                     </a:xfrm>
                     <a:prstGeom prst="rect">
                       <a:avLst/>
@@ -6652,28 +9452,44 @@
         <w:spacing w:before="60" w:after="120"/>
       </w:pPr>
       <w:r>
-        <w:t>Рисунок 4 – Spark UI фактически выполненного приложения третьей практики</w:t>
+        <w:t>Рисунок 4 – Spark U</w:t>
+      </w:r>
+      <w:r>
+        <w:t>I фактически выполненного приложения третьей практики</w:t>
       </w:r>
     </w:p>
     <w:p>
       <w:pPr>
         <w:pStyle w:val="1"/>
       </w:pPr>
-      <w:bookmarkStart w:id="7" w:name="_Toc242123045"/>
-      <w:r>
-        <w:t>8 Выводы и ограничения</w:t>
-      </w:r>
-      <w:bookmarkEnd w:id="7"/>
+      <w:bookmarkStart w:id="10" w:name="_Toc243262877"/>
+      <w:r>
+        <w:t>8 Воспроизводимость и выводы</w:t>
+      </w:r>
+      <w:bookmarkEnd w:id="10"/>
     </w:p>
     <w:p>
       <w:pPr>
         <w:pStyle w:val="ReportBody"/>
       </w:pPr>
       <w:r>
-        <w:t>1. Явная схема и преобразование timestamp сделали расчёты воспрои</w:t>
-      </w:r>
-      <w:r>
-        <w:t>зводимыми; автоматическая схема CSV не равна контракту данных.</w:t>
+        <w:t>Полный Run All выполнен 19.10.2026 00:35:27 МСК: новое ядро, 9 кодовых ячеек в порядке [1, 2, 3, 4, 5, 6, 7, 8, 9], ошибок 0, длительность 43,83 с. В последней ячейке выполн</w:t>
+      </w:r>
+      <w:r>
+        <w:t>ен spark.stop(). Сохраняются notebook, JSON результатов и выполнения, каталоги Parquet/CSV и свежий снимок Spark UI.</w:t>
+      </w:r>
+    </w:p>
+    <w:p>
+      <w:pPr>
+        <w:pStyle w:val="ReportCode"/>
+        <w:spacing w:before="80" w:after="120"/>
+      </w:pPr>
+      <w:r>
+        <w:t>cd /home/albakhtin/tiabd/АлбахтинИВ/Spark</w:t>
+      </w:r>
+      <w:r>
+        <w:br/>
+        <w:t>/home/albakhtin/tiabd/.venv/bin/python run_pr3.py</w:t>
       </w:r>
     </w:p>
     <w:p>
@@ -6681,6 +9497,28 @@
         <w:pStyle w:val="ReportBody"/>
       </w:pPr>
       <w:r>
+        <w:t>Проверка исходного CSV независимым парсером нео</w:t>
+      </w:r>
+      <w:r>
+        <w:t>бходима наряду с SQL/API и round-trip: одинаковые агрегаты двух интерфейсов не обнаруживают ошибку, если оба читают уже искажённые поля.</w:t>
+      </w:r>
+    </w:p>
+    <w:p>
+      <w:pPr>
+        <w:pStyle w:val="ReportBody"/>
+      </w:pPr>
+      <w:r>
+        <w:t>1. Явная схема и преобразование timestamp сделали расчёты воспроизводимыми; автоматическая схема CSV не равна контракту</w:t>
+      </w:r>
+      <w:r>
+        <w:t xml:space="preserve"> данных.</w:t>
+      </w:r>
+    </w:p>
+    <w:p>
+      <w:pPr>
+        <w:pStyle w:val="ReportBody"/>
+      </w:pPr>
+      <w:r>
         <w:t>2. Пропуски даты доставки связаны со статусом, поэтому массовое удаление незавершённых заказов исказило бы анализ.</w:t>
       </w:r>
     </w:p>
@@ -6689,10 +9527,7 @@
         <w:pStyle w:val="ReportBody"/>
       </w:pPr>
       <w:r>
-        <w:t xml:space="preserve">3. LEFT JOIN Olist сохранил 112 650 позиций, включая 1 603 позиции </w:t>
-      </w:r>
-      <w:r>
-        <w:t>неизвестной категории.</w:t>
+        <w:t>3. LEFT JOIN Olist сохранил 112 650 позиций, включая 1 603 позиции неизвестной категории.</w:t>
       </w:r>
     </w:p>
     <w:p>
@@ -6700,7 +9535,11 @@
         <w:pStyle w:val="ReportBody"/>
       </w:pPr>
       <w:r>
-        <w:t>4. Полные результаты Spark SQL и DataFrame API совпали; обе реализации используют один вычислительный движок.</w:t>
+        <w:lastRenderedPageBreak/>
+        <w:t>4. Полные результаты Spark SQL и DataFrame</w:t>
+      </w:r>
+      <w:r>
+        <w:t xml:space="preserve"> API совпали; обе реализации используют один вычислительный движок.</w:t>
       </w:r>
     </w:p>
     <w:p>
@@ -6708,10 +9547,7 @@
         <w:pStyle w:val="ReportBody"/>
       </w:pPr>
       <w:r>
-        <w:t>5. Все 865 222 продаж КОМУС сохранены, в том числе продажи без себестоимости; оценка маржи требует отдельного контроля охва</w:t>
-      </w:r>
-      <w:r>
-        <w:t>та.</w:t>
+        <w:t>5. Все 865 222 продаж КОМУС сохранены, в том числе продажи без себестоимости; оценка маржи требует отдельного контроля охвата.</w:t>
       </w:r>
     </w:p>
     <w:p>
@@ -6719,7 +9555,10 @@
         <w:pStyle w:val="ReportBody"/>
       </w:pPr>
       <w:r>
-        <w:t>6. Справочник КОМУС покрывает все товарные ключи факта, поэтому INNER JOIN и LEFT JOIN дали одинаковое количество строк.</w:t>
+        <w:t>6. Справочник КОМУС покрывает все товарные ключи факта, поэто</w:t>
+      </w:r>
+      <w:r>
+        <w:t>му INNER JOIN и LEFT JOIN дали одинаковое количество строк.</w:t>
       </w:r>
     </w:p>
     <w:p>
@@ -6735,28 +9574,24 @@
         <w:pStyle w:val="ReportBody"/>
       </w:pPr>
       <w:r>
-        <w:t>Ограничения: ло</w:t>
-      </w:r>
-      <w:r>
-        <w:t xml:space="preserve">кальная VM не проверяет работу физического кластера; восстановленная версия Olist отличается от SQLite примера по числу отзывов. </w:t>
-      </w:r>
-      <w:r>
-        <w:lastRenderedPageBreak/>
-        <w:t>Для КОМУС неизвестны полные условия формирования выборки, а неполная себестоимость ограничивает интерпретацию маржи. Выводы о с</w:t>
-      </w:r>
-      <w:r>
-        <w:t>езонности и причинных связях по этим агрегатам не делаются.</w:t>
+        <w:t xml:space="preserve">Ограничения: локальная VM не проверяет работу физического кластера; </w:t>
+      </w:r>
+      <w:r>
+        <w:t>восстановленная версия Olist отличается от SQLite примера по числу отзывов. Для КОМУС неизвестны полные условия формирования выборки, а неполная себестоимость ограничивает интерпретацию маржи. Выводы о сезонности и причинных связях по этим агрегатам не дел</w:t>
+      </w:r>
+      <w:r>
+        <w:t>аются.</w:t>
       </w:r>
     </w:p>
     <w:p>
       <w:pPr>
         <w:pStyle w:val="1"/>
       </w:pPr>
-      <w:bookmarkStart w:id="8" w:name="_Toc242123046"/>
+      <w:bookmarkStart w:id="11" w:name="_Toc243262878"/>
       <w:r>
         <w:t>Ответы на контрольные вопросы</w:t>
       </w:r>
-      <w:bookmarkEnd w:id="8"/>
+      <w:bookmarkEnd w:id="11"/>
     </w:p>
     <w:p>
       <w:pPr>
@@ -6778,10 +9613,10 @@
         <w:pStyle w:val="ReportBody"/>
       </w:pPr>
       <w:r>
-        <w:t>local[*] использует доступные логические ядра одног</w:t>
-      </w:r>
-      <w:r>
-        <w:t>о узла. В физическом кластере executors размещены на разных узлах; DataFrame, partitions, задачи и ленивое планирование сохраняются в обоих режимах.</w:t>
+        <w:t xml:space="preserve">local[*] использует доступные логические ядра одного узла. В физическом кластере executors размещены на </w:t>
+      </w:r>
+      <w:r>
+        <w:t>разных узлах; DataFrame, partitions, задачи и ленивое планирование сохраняются в обоих режимах.</w:t>
       </w:r>
     </w:p>
     <w:p>
@@ -6804,10 +9639,10 @@
         <w:pStyle w:val="ReportBody"/>
       </w:pPr>
       <w:r>
-        <w:t xml:space="preserve">Driver создаёт SparkContext, строит планы и планирует </w:t>
-      </w:r>
-      <w:r>
-        <w:t>задачи. Executors выполняют задачи и хранят промежуточные данные; в local[*] вычислительная часть работает внутри локальной JVM.</w:t>
+        <w:t>Driver создаёт SparkContext, строит планы и планирует задачи. Executors выполняют задачи и хранят промежуто</w:t>
+      </w:r>
+      <w:r>
+        <w:t>чные данные; в local[*] вычислительная часть работает внутри локальной JVM.</w:t>
       </w:r>
     </w:p>
     <w:p>
@@ -6830,10 +9665,10 @@
         <w:pStyle w:val="ReportBody"/>
       </w:pPr>
       <w:r>
-        <w:t>Partition — логическая часть данных, над которой</w:t>
-      </w:r>
-      <w:r>
-        <w:t xml:space="preserve"> выполняется задача стадии. Малое число разделов ограничивает параллелизм, большое увеличивает расходы на планирование коротких задач.</w:t>
+        <w:t>Partition — логическая часть данных, над которой выполняется задача стадии. Малое число разделов огра</w:t>
+      </w:r>
+      <w:r>
+        <w:t>ничивает параллелизм, большое увеличивает расходы на планирование коротких задач.</w:t>
       </w:r>
     </w:p>
     <w:p>
@@ -6848,6 +9683,7 @@
         <w:rPr>
           <w:b/>
         </w:rPr>
+        <w:lastRenderedPageBreak/>
         <w:t>4. В чём различие transformation и action? Приведите по три примера каждого типа.</w:t>
       </w:r>
     </w:p>
@@ -6856,10 +9692,10 @@
         <w:pStyle w:val="ReportBody"/>
       </w:pPr>
       <w:r>
-        <w:t>Transformation строит план: select, fil</w:t>
-      </w:r>
-      <w:r>
-        <w:t>ter, withColumn. Action требует результат: count, collect, запись через write. Одно действие может вызвать несколько внутренних Jobs.</w:t>
+        <w:t>Transformation строит план: select, filter, withColumn. Action требует результат: count, col</w:t>
+      </w:r>
+      <w:r>
+        <w:t>lect, запись через write. Одно действие может вызвать несколько внутренних Jobs.</w:t>
       </w:r>
     </w:p>
     <w:p>
@@ -6882,10 +9718,10 @@
         <w:pStyle w:val="ReportBody"/>
       </w:pPr>
       <w:r>
-        <w:t>Lazy e</w:t>
-      </w:r>
-      <w:r>
-        <w:t>valuation откладывает вычисления до action. Создание withColumn формирует выражение, поэтому его время без action не измеряет чтение, вычисление и обмен данными.</w:t>
+        <w:t xml:space="preserve">Lazy evaluation откладывает вычисления до action. Создание </w:t>
+      </w:r>
+      <w:r>
+        <w:t>withColumn формирует выражение, поэтому его время без action не измеряет чтение, вычисление и обмен данными.</w:t>
       </w:r>
     </w:p>
     <w:p>
@@ -6900,14 +9736,7 @@
         <w:rPr>
           <w:b/>
         </w:rPr>
-        <w:lastRenderedPageBreak/>
-        <w:t>6. Почему CSV не содержит строгой аналитической схемы и в каких случаях явный StructType предп</w:t>
-      </w:r>
-      <w:r>
-        <w:rPr>
-          <w:b/>
-        </w:rPr>
-        <w:t>очтительнее inferSchema?</w:t>
+        <w:t>6. Почему CSV не содержит строгой аналитической схемы и в каких случаях явный StructType предпочтительнее inferSchema?</w:t>
       </w:r>
     </w:p>
     <w:p>
@@ -6915,7 +9744,10 @@
         <w:pStyle w:val="ReportBody"/>
       </w:pPr>
       <w:r>
-        <w:t>CSV хранит текст и разделители, но не строгую схему. StructType полезен при стабильном контракте входа и позволяет избежать отдельного прохода inferSchema; некорректные значения всё равно требуют контроля.</w:t>
+        <w:t>CSV хранит текст и разделите</w:t>
+      </w:r>
+      <w:r>
+        <w:t>ли, но не строгую схему. StructType полезен при стабильном контракте входа и позволяет избежать отдельного прохода inferSchema; некорректные значения всё равно требуют контроля.</w:t>
       </w:r>
     </w:p>
     <w:p>
@@ -6930,13 +9762,13 @@
         <w:rPr>
           <w:b/>
         </w:rPr>
-        <w:t>7. Почему строку ISO-даты</w:t>
+        <w:t xml:space="preserve">7. Почему строку ISO-даты следует преобразовать в timestamp, даже если </w:t>
       </w:r>
       <w:r>
         <w:rPr>
           <w:b/>
         </w:rPr>
-        <w:t xml:space="preserve"> следует преобразовать в timestamp, даже если лексикографическое сравнение иногда даёт правильный порядок?</w:t>
+        <w:t>лексикографическое сравнение иногда даёт правильный порядок?</w:t>
       </w:r>
     </w:p>
     <w:p>
@@ -6944,10 +9776,7 @@
         <w:pStyle w:val="ReportBody"/>
       </w:pPr>
       <w:r>
-        <w:t>Timestamp задаёт временную семантику для datediff, month и сравнения дат. Строковое сравнение зависит от одинакового формата и не проверяет корректно</w:t>
-      </w:r>
-      <w:r>
-        <w:t>сть даты.</w:t>
+        <w:t>Timestamp задаёт временную семантику для datediff, month и сравнения дат. Строковое сравнение зависит от одинакового формата и не проверяет корректность даты.</w:t>
       </w:r>
     </w:p>
     <w:p>
@@ -6962,7 +9791,13 @@
         <w:rPr>
           <w:b/>
         </w:rPr>
-        <w:t>8. Почему наличие null не означает, что строку нужно удалить? Как это показал пример order_delivered_customer_date?</w:t>
+        <w:t xml:space="preserve">8. Почему наличие null не означает, </w:t>
+      </w:r>
+      <w:r>
+        <w:rPr>
+          <w:b/>
+        </w:rPr>
+        <w:t>что строку нужно удалить? Как это показал пример order_delivered_customer_date?</w:t>
       </w:r>
     </w:p>
     <w:p>
@@ -6970,10 +9805,10 @@
         <w:pStyle w:val="ReportBody"/>
       </w:pPr>
       <w:r>
-        <w:t xml:space="preserve">Null может обозначать незавершённую операцию. В Olist большинство отсутствующих дат доставки относится к shipped, canceled и </w:t>
-      </w:r>
-      <w:r>
-        <w:t>промежуточным статусам; только восемь пропусков относятся к delivered.</w:t>
+        <w:t>Null может обозначать незавершённую операцию. В Olist большинство отсутствующих дат доставки относится к shipped, canceled и промежуточным статусам; только восемь пропусков отн</w:t>
+      </w:r>
+      <w:r>
+        <w:t>осятся к delivered.</w:t>
       </w:r>
     </w:p>
     <w:p>
@@ -6988,6 +9823,7 @@
         <w:rPr>
           <w:b/>
         </w:rPr>
+        <w:lastRenderedPageBreak/>
         <w:t>9. Чем select() отличается от filter(), а withColumn() — от простого выбора столбца?</w:t>
       </w:r>
     </w:p>
@@ -6996,10 +9832,10 @@
         <w:pStyle w:val="ReportBody"/>
       </w:pPr>
       <w:r>
-        <w:t>Select выбирает столбцы и выражения, filter выбирает строки. WithColumn добавляет либо заменяет имен</w:t>
-      </w:r>
-      <w:r>
-        <w:t>ованный столбец, а выбор существующего столбца не создаёт нового признака.</w:t>
+        <w:t>Select выбирает столбцы и выражения, filter выбирает строки. WithColumn добавляет либо заменяет именованный столбец, а выбор существующего столбца не с</w:t>
+      </w:r>
+      <w:r>
+        <w:t>оздаёт нового признака.</w:t>
       </w:r>
     </w:p>
     <w:p>
@@ -7022,10 +9858,10 @@
         <w:pStyle w:val="ReportBody"/>
       </w:pPr>
       <w:r>
-        <w:t xml:space="preserve">Рост количества строк может указывать на неуникальный справочник или связь многие-ко-многим. Уменьшение </w:t>
-      </w:r>
-      <w:r>
-        <w:t>при INNER JOIN может означать потерю фактов без подходящего ключа справа.</w:t>
+        <w:t>Рост количества строк может указывать на неуникальный справочник или связь многие-ко-многим. Уменьшение при INNER JOIN может означать потерю фактов без под</w:t>
+      </w:r>
+      <w:r>
+        <w:t>ходящего ключа справа.</w:t>
       </w:r>
     </w:p>
     <w:p>
@@ -7040,7 +9876,6 @@
         <w:rPr>
           <w:b/>
         </w:rPr>
-        <w:lastRenderedPageBreak/>
         <w:t>11. В чём содержательное различие INNER JOIN и LEFT JOIN при построении фактовой аналитической витрины?</w:t>
       </w:r>
     </w:p>
@@ -7049,10 +9884,10 @@
         <w:pStyle w:val="ReportBody"/>
       </w:pPr>
       <w:r>
-        <w:t xml:space="preserve">INNER JOIN сохраняет только совпавшие ключи. LEFT JOIN сохраняет все </w:t>
-      </w:r>
-      <w:r>
-        <w:t>левые факты и делает отсутствие справочной записи измеримым через null; выбор определяется целью витрины.</w:t>
+        <w:t xml:space="preserve">INNER JOIN сохраняет только совпавшие ключи. LEFT JOIN сохраняет все левые факты и делает отсутствие справочной записи измеримым </w:t>
+      </w:r>
+      <w:r>
+        <w:t>через null; выбор определяется целью витрины.</w:t>
       </w:r>
     </w:p>
     <w:p>
@@ -7075,10 +9910,10 @@
         <w:pStyle w:val="ReportBody"/>
       </w:pPr>
       <w:r>
-        <w:t xml:space="preserve">COUNT(*) считает позиции заказа, COUNT(DISTINCT order_id) — </w:t>
-      </w:r>
-      <w:r>
-        <w:t>уникальные заказы. Несколько позиций одного заказа дают разный результат этих двух агрегатов.</w:t>
+        <w:t>COUNT(*) считает позиции заказа, COUNT(DISTINCT order_id) — уникальные заказы. Несколько позиций одного заказа дают разн</w:t>
+      </w:r>
+      <w:r>
+        <w:t>ый результат этих двух агрегатов.</w:t>
       </w:r>
     </w:p>
     <w:p>
@@ -7101,10 +9936,10 @@
         <w:pStyle w:val="ReportBody"/>
       </w:pPr>
       <w:r>
-        <w:t>Оба интерфейса используют Spark SQL и Catalyst. SQL задаёт декларатив</w:t>
-      </w:r>
-      <w:r>
-        <w:t>ный текст запроса, DataFrame API строит эквивалентные выражения; это не два независимых движка.</w:t>
+        <w:t xml:space="preserve">Оба интерфейса используют Spark SQL и Catalyst. SQL задаёт декларативный текст запроса, DataFrame API строит </w:t>
+      </w:r>
+      <w:r>
+        <w:t>эквивалентные выражения; это не два независимых движка.</w:t>
       </w:r>
     </w:p>
     <w:p>
@@ -7119,6 +9954,7 @@
         <w:rPr>
           <w:b/>
         </w:rPr>
+        <w:lastRenderedPageBreak/>
         <w:t>14. Почему Spark записывает DataFrame в каталог с part-файлами, а не обязательно в один файл?</w:t>
       </w:r>
     </w:p>
@@ -7127,10 +9963,10 @@
         <w:pStyle w:val="ReportBody"/>
       </w:pPr>
       <w:r>
-        <w:t>Каждая выходная задача записывает свой part-файл. Каталог соответс</w:t>
-      </w:r>
-      <w:r>
-        <w:t>твует распределённой записи и включает служебные файлы, например _SUCCESS.</w:t>
+        <w:t>Каждая выходная задача записывает свой part-файл. Каталог соответствует распределённой записи и включает с</w:t>
+      </w:r>
+      <w:r>
+        <w:t>лужебные файлы, например _SUCCESS.</w:t>
       </w:r>
     </w:p>
     <w:p>
@@ -7153,10 +9989,10 @@
         <w:pStyle w:val="ReportBody"/>
       </w:pPr>
       <w:r>
-        <w:t>Для 74 строк потеря параллелизма несущественна и один C</w:t>
-      </w:r>
-      <w:r>
-        <w:t>SV удобен. Для большого факта coalesce(1) создаёт единственную задачу записи и узкое место.</w:t>
+        <w:t>Для 74 строк потеря параллелизма несущественна и один CSV удобен. Для большого факта coalesce(1</w:t>
+      </w:r>
+      <w:r>
+        <w:t>) создаёт единственную задачу записи и узкое место.</w:t>
       </w:r>
     </w:p>
     <w:p>
@@ -7171,7 +10007,6 @@
         <w:rPr>
           <w:b/>
         </w:rPr>
-        <w:lastRenderedPageBreak/>
         <w:t>16. Какие преимущества Parquet даёт последующим Spark-задачам по сравнению с CSV?</w:t>
       </w:r>
     </w:p>
@@ -7180,21 +10015,21 @@
         <w:pStyle w:val="ReportBody"/>
       </w:pPr>
       <w:r>
-        <w:t>Parquet хранит типы, поддерживает колоночное чтение, сжатие и проталкивание фильтр</w:t>
-      </w:r>
-      <w:r>
-        <w:t>ов. CSV требует восстановления типов; при чтении Parquet nullable может стать true даже при сохранении имён и типов полей.</w:t>
+        <w:t>Parquet хранит типы, поддерживает колоночное чтение, сжатие и проталкивание фильтров. CSV требует восстановления типов; пр</w:t>
+      </w:r>
+      <w:r>
+        <w:t>и чтении Parquet nullable может стать true даже при сохранении имён и типов полей.</w:t>
       </w:r>
     </w:p>
     <w:p>
       <w:pPr>
         <w:pStyle w:val="1"/>
       </w:pPr>
-      <w:bookmarkStart w:id="9" w:name="_Toc242123047"/>
+      <w:bookmarkStart w:id="12" w:name="_Toc243262879"/>
       <w:r>
         <w:t>Источники</w:t>
       </w:r>
-      <w:bookmarkEnd w:id="9"/>
+      <w:bookmarkEnd w:id="12"/>
     </w:p>
     <w:p>
       <w:pPr>
@@ -7209,10 +10044,10 @@
         <w:pStyle w:val="ReportBody"/>
       </w:pPr>
       <w:r>
-        <w:t>2. Транзакции КОМУС.zip. Пред</w:t>
-      </w:r>
-      <w:r>
-        <w:t>оставленный учебный архив; SHA-256 зафиксирован в source_manifest.json.</w:t>
+        <w:t>2. Транзакции КОМУС.zip. Предоставленный учебный архив; SHA-256 зафик</w:t>
+      </w:r>
+      <w:r>
+        <w:t>сирован в source_manifest.json.</w:t>
       </w:r>
     </w:p>
     <w:p>
@@ -7228,14 +10063,11 @@
         <w:pStyle w:val="ReportBody"/>
       </w:pPr>
       <w:r>
-        <w:t>4. Таблицы Olist из второй практики; версия и количество строк зафиксир</w:t>
-      </w:r>
-      <w:r>
-        <w:t>ованы в source_manifest.json.</w:t>
+        <w:t>4. Таблицы Olist из второй практики; версия и количество строк зафиксированы в source_manifest.json.</w:t>
       </w:r>
     </w:p>
     <w:sectPr>
-      <w:pgSz w:w="11911" w:h="16841"/>
+      <w:pgSz w:w="11906" w:h="16838"/>
       <w:pgMar w:top="1134" w:right="850" w:bottom="1134" w:left="1701" w:header="720" w:footer="720" w:gutter="0"/>
       <w:cols w:space="720"/>
       <w:docGrid w:linePitch="381"/>
@@ -8135,6 +10967,7 @@
     <w:name w:val="Report Code"/>
     <w:basedOn w:val="a"/>
     <w:pPr>
+      <w:keepLines/>
       <w:spacing w:line="240" w:lineRule="auto"/>
       <w:ind w:firstLine="0"/>
       <w:jc w:val="left"/>
@@ -8173,9 +11006,22 @@
     <w:autoRedefine/>
     <w:uiPriority w:val="39"/>
     <w:unhideWhenUsed/>
-    <w:rsid w:val="0012356C"/>
+    <w:rsid w:val="00634C57"/>
     <w:pPr>
       <w:spacing w:after="100"/>
+    </w:pPr>
+  </w:style>
+  <w:style w:type="paragraph" w:styleId="22">
+    <w:name w:val="toc 2"/>
+    <w:basedOn w:val="a"/>
+    <w:next w:val="a"/>
+    <w:autoRedefine/>
+    <w:uiPriority w:val="39"/>
+    <w:unhideWhenUsed/>
+    <w:rsid w:val="00634C57"/>
+    <w:pPr>
+      <w:spacing w:after="100"/>
+      <w:ind w:left="280"/>
     </w:pPr>
   </w:style>
   <w:style w:type="character" w:styleId="a4">
@@ -8183,7 +11029,7 @@
     <w:basedOn w:val="a0"/>
     <w:uiPriority w:val="99"/>
     <w:unhideWhenUsed/>
-    <w:rsid w:val="0012356C"/>
+    <w:rsid w:val="00634C57"/>
     <w:rPr>
       <w:color w:val="467886" w:themeColor="hyperlink"/>
       <w:u w:val="single"/>

--- a/4/BD/ТИАБД_ПР3_АлбахтинИВ.docx
+++ b/4/BD/ТИАБД_ПР3_АлбахтинИВ.docx
@@ -1,6 +1,6 @@
 
 <file path=word/document.xml><?xml version="1.0" encoding="utf-8"?>
-<w:document xmlns:wpc="http://schemas.microsoft.com/office/word/2010/wordprocessingCanvas" xmlns:cx="http://schemas.microsoft.com/office/drawing/2014/chartex" xmlns:cx1="http://schemas.microsoft.com/office/drawing/2015/9/8/chartex" xmlns:cx2="http://schemas.microsoft.com/office/drawing/2015/10/21/chartex" xmlns:cx3="http://schemas.microsoft.com/office/drawing/2016/5/9/chartex" xmlns:cx4="http://schemas.microsoft.com/office/drawing/2016/5/10/chartex" xmlns:cx5="http://schemas.microsoft.com/office/drawing/2016/5/11/chartex" xmlns:cx6="http://schemas.microsoft.com/office/drawing/2016/5/12/chartex" xmlns:cx7="http://schemas.microsoft.com/office/drawing/2016/5/13/chartex" xmlns:cx8="http://schemas.microsoft.com/office/drawing/2016/5/14/chartex" xmlns:mc="http://schemas.openxmlformats.org/markup-compatibility/2006" xmlns:aink="http://schemas.microsoft.com/office/drawing/2016/ink" xmlns:am3d="http://schemas.microsoft.com/office/drawing/2017/model3d" xmlns:o="urn:schemas-microsoft-com:office:office" xmlns:r="http://schemas.openxmlformats.org/officeDocument/2006/relationships" xmlns:m="http://schemas.openxmlformats.org/officeDocument/2006/math" xmlns:v="urn:schemas-microsoft-com:vml" xmlns:wp14="http://schemas.microsoft.com/office/word/2010/wordprocessingDrawing" xmlns:wp="http://schemas.openxmlformats.org/drawingml/2006/wordprocessingDrawing" xmlns:w10="urn:schemas-microsoft-com:office:word" xmlns:w="http://schemas.openxmlformats.org/wordprocessingml/2006/main" xmlns:w14="http://schemas.microsoft.com/office/word/2010/wordml" xmlns:w15="http://schemas.microsoft.com/office/word/2012/wordml" xmlns:w16cex="http://schemas.microsoft.com/office/word/2018/wordml/cex" xmlns:w16cid="http://schemas.microsoft.com/office/word/2016/wordml/cid" xmlns:w16="http://schemas.microsoft.com/office/word/2018/wordml" xmlns:w16sdtdh="http://schemas.microsoft.com/office/word/2020/wordml/sdtdatahash" xmlns:w16se="http://schemas.microsoft.com/office/word/2015/wordml/symex" xmlns:wpg="http://schemas.microsoft.com/office/word/2010/wordprocessingGroup" xmlns:wpi="http://schemas.microsoft.com/office/word/2010/wordprocessingInk" xmlns:wne="http://schemas.microsoft.com/office/word/2006/wordml" xmlns:wps="http://schemas.microsoft.com/office/word/2010/wordprocessingShape" mc:Ignorable="w14 w15 w16se w16cid w16 w16cex w16sdtdh wp14">
+<w:document xmlns:wpc="http://schemas.microsoft.com/office/word/2010/wordprocessingCanvas" xmlns:cx="http://schemas.microsoft.com/office/drawing/2014/chartex" xmlns:cx1="http://schemas.microsoft.com/office/drawing/2015/9/8/chartex" xmlns:cx2="http://schemas.microsoft.com/office/drawing/2015/10/21/chartex" xmlns:cx3="http://schemas.microsoft.com/office/drawing/2016/5/9/chartex" xmlns:cx4="http://schemas.microsoft.com/office/drawing/2016/5/10/chartex" xmlns:cx5="http://schemas.microsoft.com/office/drawing/2016/5/11/chartex" xmlns:cx6="http://schemas.microsoft.com/office/drawing/2016/5/12/chartex" xmlns:cx7="http://schemas.microsoft.com/office/drawing/2016/5/13/chartex" xmlns:cx8="http://schemas.microsoft.com/office/drawing/2016/5/14/chartex" xmlns:mc="http://schemas.openxmlformats.org/markup-compatibility/2006" xmlns:aink="http://schemas.microsoft.com/office/drawing/2016/ink" xmlns:am3d="http://schemas.microsoft.com/office/drawing/2017/model3d" xmlns:o="urn:schemas-microsoft-com:office:office" xmlns:oel="http://schemas.microsoft.com/office/2019/extlst" xmlns:r="http://schemas.openxmlformats.org/officeDocument/2006/relationships" xmlns:m="http://schemas.openxmlformats.org/officeDocument/2006/math" xmlns:v="urn:schemas-microsoft-com:vml" xmlns:wp14="http://schemas.microsoft.com/office/word/2010/wordprocessingDrawing" xmlns:wp="http://schemas.openxmlformats.org/drawingml/2006/wordprocessingDrawing" xmlns:w10="urn:schemas-microsoft-com:office:word" xmlns:w="http://schemas.openxmlformats.org/wordprocessingml/2006/main" xmlns:w14="http://schemas.microsoft.com/office/word/2010/wordml" xmlns:w15="http://schemas.microsoft.com/office/word/2012/wordml" xmlns:w16cex="http://schemas.microsoft.com/office/word/2018/wordml/cex" xmlns:w16cid="http://schemas.microsoft.com/office/word/2016/wordml/cid" xmlns:w16="http://schemas.microsoft.com/office/word/2018/wordml" xmlns:w16du="http://schemas.microsoft.com/office/word/2023/wordml/word16du" xmlns:w16sdtdh="http://schemas.microsoft.com/office/word/2020/wordml/sdtdatahash" xmlns:w16sdtfl="http://schemas.microsoft.com/office/word/2024/wordml/sdtformatlock" xmlns:w16se="http://schemas.microsoft.com/office/word/2015/wordml/symex" xmlns:wpg="http://schemas.microsoft.com/office/word/2010/wordprocessingGroup" xmlns:wpi="http://schemas.microsoft.com/office/word/2010/wordprocessingInk" xmlns:wne="http://schemas.microsoft.com/office/word/2006/wordml" xmlns:wps="http://schemas.microsoft.com/office/word/2010/wordprocessingShape" mc:Ignorable="w14 w15 w16se w16cid w16 w16cex w16sdtdh w16sdtfl w16du wp14">
   <w:body>
     <w:tbl>
       <w:tblPr>
@@ -48,7 +48,7 @@
                 <w14:ligatures w14:val="none"/>
               </w:rPr>
               <w:drawing>
-                <wp:inline distT="0" distB="0" distL="0" distR="0" wp14:anchorId="34F963B4" wp14:editId="5E72C6EE">
+                <wp:inline distT="0" distB="0" distL="0" distR="0" wp14:anchorId="34F963B4" wp14:editId="0C1CD614">
                   <wp:extent cx="1066800" cy="1066800"/>
                   <wp:effectExtent l="0" t="0" r="0" b="0"/>
                   <wp:docPr id="298370851" name="Рисунок 3"/>
@@ -293,7 +293,7 @@
                     </wp:inline>
                   </w:drawing>
                 </mc:Choice>
-                <mc:Fallback xmlns:w16sdtfl="http://schemas.microsoft.com/office/word/2024/wordml/sdtformatlock" xmlns:w16du="http://schemas.microsoft.com/office/word/2023/wordml/word16du" xmlns:oel="http://schemas.microsoft.com/office/2019/extlst">
+                <mc:Fallback>
                   <w:pict>
                     <v:line w14:anchorId="69D82686" id="Прямая соединительная линия 2" o:spid="_x0000_s1026" style="flip:y;visibility:visible;mso-wrap-style:square;mso-left-percent:-10001;mso-top-percent:-10001;mso-position-horizontal:absolute;mso-position-horizontal-relative:char;mso-position-vertical:absolute;mso-position-vertical-relative:line;mso-left-percent:-10001;mso-top-percent:-10001" from="0,0" to="441pt,.1pt" o:gfxdata="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" strokeweight="3pt">
                       <v:stroke linestyle="thinThin"/>
@@ -342,7 +342,7 @@
           <w:rFonts w:eastAsia="Droid Sans Fallback"/>
           <w:iCs/>
           <w:szCs w:val="28"/>
-          <w:lang w:eastAsia="zh-CN" w:bidi="hi-IN"/>
+          <w:lang w:val="en-US" w:eastAsia="zh-CN" w:bidi="hi-IN"/>
           <w14:ligatures w14:val="none"/>
         </w:rPr>
       </w:pPr>
@@ -350,7 +350,13 @@
         <w:rPr>
           <w:b/>
         </w:rPr>
-        <w:t>Кафедра квантовых информационных технологий, практической и прикладной информатики (ККИТПиПИ)</w:t>
+        <w:t xml:space="preserve">Кафедра </w:t>
+      </w:r>
+      <w:r>
+        <w:rPr>
+          <w:b/>
+        </w:rPr>
+        <w:t>прикладной математики</w:t>
       </w:r>
     </w:p>
     <w:p>
@@ -540,13 +546,7 @@
               <w:rPr>
                 <w:sz w:val="24"/>
               </w:rPr>
-              <w:t xml:space="preserve">Студент </w:t>
-            </w:r>
-            <w:r>
-              <w:rPr>
-                <w:sz w:val="24"/>
-              </w:rPr>
-              <w:t>группы</w:t>
+              <w:t>Студент группы</w:t>
             </w:r>
           </w:p>
         </w:tc>
@@ -1933,10 +1933,7 @@
       <w:bookmarkStart w:id="0" w:name="_Toc243262867"/>
       <w:r>
         <w:lastRenderedPageBreak/>
-        <w:t xml:space="preserve">1 </w:t>
-      </w:r>
-      <w:r>
-        <w:t>Цель и постановка задачи</w:t>
+        <w:t>1 Цель и постановка задачи</w:t>
       </w:r>
       <w:bookmarkEnd w:id="0"/>
     </w:p>
@@ -1945,10 +1942,7 @@
         <w:pStyle w:val="ReportBody"/>
       </w:pPr>
       <w:r>
-        <w:t>Цель работы — выполнить распределённую табличную обработку в PySpark: подготовить источник SQLite, задать схемы, исследовать пропуски, построить агрегаты и JOIN, сопоставить Spark SQL с DataFrame API и проверить экспорт. Учебная ча</w:t>
-      </w:r>
-      <w:r>
-        <w:t>сть выполнена на Olist, самостоятельная — на продажах КОМУС.</w:t>
+        <w:t>Цель работы — выполнить распределённую табличную обработку в PySpark: подготовить источник SQLite, задать схемы, исследовать пропуски, построить агрегаты и JOIN, сопоставить Spark SQL с DataFrame API и проверить экспорт. Учебная часть выполнена на Olist, самостоятельная — на продажах КОМУС.</w:t>
       </w:r>
     </w:p>
     <w:p>
@@ -1956,10 +1950,7 @@
         <w:pStyle w:val="ReportBody"/>
       </w:pPr>
       <w:r>
-        <w:t>Итогом стали аналитическая витрина Olist из 74 категорий и витрина КОМУС по товарным группам. Результаты получены полным последовательным запуском notebook в новом ядре; исходные таблицы не измен</w:t>
-      </w:r>
-      <w:r>
-        <w:t>ялись.</w:t>
+        <w:t>Итогом стали аналитическая витрина Olist из 74 категорий и витрина КОМУС по товарным группам. Результаты получены полным последовательным запуском notebook в новом ядре; исходные таблицы не изменялись.</w:t>
       </w:r>
     </w:p>
     <w:p>
@@ -2075,8 +2066,14 @@
           <w:p>
             <w:pPr>
               <w:pStyle w:val="ReportTable"/>
-            </w:pPr>
-            <w:r>
+              <w:rPr>
+                <w:lang w:val="en-US"/>
+              </w:rPr>
+            </w:pPr>
+            <w:r>
+              <w:rPr>
+                <w:lang w:val="en-US"/>
+              </w:rPr>
               <w:t>TIABD-Albakhtin-IV / Ubuntu Server 22.04.5 LTS</w:t>
             </w:r>
           </w:p>
@@ -2180,10 +2177,7 @@
               <w:pStyle w:val="ReportTable"/>
             </w:pPr>
             <w:r>
-              <w:t xml:space="preserve">openjdk version </w:t>
-            </w:r>
-            <w:r>
-              <w:t>"17.0.20.1" 2026-08-18</w:t>
+              <w:t>openjdk version "17.0.20.1" 2026-08-18</w:t>
             </w:r>
           </w:p>
         </w:tc>
@@ -2331,10 +2325,7 @@
         <w:pStyle w:val="ReportBody"/>
       </w:pPr>
       <w:r>
-        <w:t xml:space="preserve">Local[*] использует два виртуальных ядра одного узла. Методичка рекомендует Python 3.11; фактически применены </w:t>
-      </w:r>
-      <w:r>
-        <w:t>совместимые Python 3.10, Spark 3.5.7 и JDK 17. Локальный режим сохраняет модель partitions, transformations и actions, но не проверяет сеть физического кластера.</w:t>
+        <w:t>Local[*] использует два виртуальных ядра одного узла. Методичка рекомендует Python 3.11; фактически применены совместимые Python 3.10, Spark 3.5.7 и JDK 17. Локальный режим сохраняет модель partitions, transformations и actions, но не проверяет сеть физического кластера.</w:t>
       </w:r>
     </w:p>
     <w:p>
@@ -2342,13 +2333,7 @@
         <w:pStyle w:val="ReportBody"/>
       </w:pPr>
       <w:r>
-        <w:t>Ecommerce.sqlite восстановлена из CSV Olist, использованных во второй практике, поскольку исхо</w:t>
-      </w:r>
-      <w:r>
-        <w:t>дный файл SQLite не был передан. Восстановление и staging выполняются отдельным скриптом. Фактическая версия содержит 100 000 отзывов, тогда как в примере методички указано 97 621; эта разница не скрывается и не исправляется под ожидаемые числа. Справочник</w:t>
-      </w:r>
-      <w:r>
-        <w:t xml:space="preserve"> категорий восстановлен до исходных 71 записей.</w:t>
+        <w:t>Ecommerce.sqlite восстановлена из CSV Olist, использованных во второй практике, поскольку исходный файл SQLite не был передан. Восстановление и staging выполняются отдельным скриптом. Фактическая версия содержит 100 000 отзывов, тогда как в примере методички указано 97 621; эта разница не скрывается и не исправляется под ожидаемые числа. Справочник категорий восстановлен до исходных 71 записей.</w:t>
       </w:r>
     </w:p>
     <w:p>
@@ -2679,10 +2664,7 @@
         <w:pStyle w:val="ReportBody"/>
       </w:pPr>
       <w:r>
-        <w:t>Spark не читает SQLite как штатный файловый формат. Модуль sqlite3 и Pandas выгружают таблицы частями по 50 000 строк; последующая обработка производится в Spark. Данные КОМУС получены из предост</w:t>
-      </w:r>
-      <w:r>
-        <w:t>авленного архива «Транзакции КОМУС.zip». Клиентские реквизиты, адреса и номера машин исключены ещё при подготовке входа. Архивы transactions и northwind_small не использовались: выбранный набор КОМУС удовлетворяет требованиям самостоятельной части.</w:t>
+        <w:t>Spark не читает SQLite как штатный файловый формат. Модуль sqlite3 и Pandas выгружают таблицы частями по 50 000 строк; последующая обработка производится в Spark. Данные КОМУС получены из предоставленного архива «Транзакции КОМУС.zip». Клиентские реквизиты, адреса и номера машин исключены ещё при подготовке входа. Архивы transactions и northwind_small не использовались: выбранный набор КОМУС удовлетворяет требованиям самостоятельной части.</w:t>
       </w:r>
     </w:p>
     <w:p>
@@ -2690,13 +2672,115 @@
         <w:pStyle w:val="ReportBody"/>
       </w:pPr>
       <w:r>
-        <w:t>Вход уч</w:t>
-      </w:r>
-      <w:r>
-        <w:t>ебной части: ecommerce.sqlite → staging CSV → связанные DataFrame orders, order_items, products, customers, payments и translations. Самостоятельная часть: продажи КОМУС → fact; товары КОМУС → dim; соединение fact.product_key = dim.product_key. Связи order</w:t>
-      </w:r>
-      <w:r>
-        <w:t>s–customers и items–products контролируются по идентификаторам, а не по названиям.</w:t>
+        <w:t>Вход</w:t>
+      </w:r>
+      <w:r>
+        <w:rPr>
+          <w:lang w:val="en-US"/>
+        </w:rPr>
+        <w:t xml:space="preserve"> </w:t>
+      </w:r>
+      <w:r>
+        <w:t>учебной</w:t>
+      </w:r>
+      <w:r>
+        <w:rPr>
+          <w:lang w:val="en-US"/>
+        </w:rPr>
+        <w:t xml:space="preserve"> </w:t>
+      </w:r>
+      <w:r>
+        <w:t>части</w:t>
+      </w:r>
+      <w:r>
+        <w:rPr>
+          <w:lang w:val="en-US"/>
+        </w:rPr>
+        <w:t xml:space="preserve">: ecommerce.sqlite → staging CSV → </w:t>
+      </w:r>
+      <w:r>
+        <w:t>связанные</w:t>
+      </w:r>
+      <w:r>
+        <w:rPr>
+          <w:lang w:val="en-US"/>
+        </w:rPr>
+        <w:t xml:space="preserve"> DataFrame orders, order_items, products, customers, payments </w:t>
+      </w:r>
+      <w:r>
+        <w:t>и</w:t>
+      </w:r>
+      <w:r>
+        <w:rPr>
+          <w:lang w:val="en-US"/>
+        </w:rPr>
+        <w:t xml:space="preserve"> translations. </w:t>
+      </w:r>
+      <w:r>
+        <w:t>Самостоятельная</w:t>
+      </w:r>
+      <w:r>
+        <w:rPr>
+          <w:lang w:val="en-US"/>
+        </w:rPr>
+        <w:t xml:space="preserve"> </w:t>
+      </w:r>
+      <w:r>
+        <w:t>часть</w:t>
+      </w:r>
+      <w:r>
+        <w:rPr>
+          <w:lang w:val="en-US"/>
+        </w:rPr>
+        <w:t xml:space="preserve">: </w:t>
+      </w:r>
+      <w:r>
+        <w:t>продажи</w:t>
+      </w:r>
+      <w:r>
+        <w:rPr>
+          <w:lang w:val="en-US"/>
+        </w:rPr>
+        <w:t xml:space="preserve"> </w:t>
+      </w:r>
+      <w:r>
+        <w:t>КОМУС</w:t>
+      </w:r>
+      <w:r>
+        <w:rPr>
+          <w:lang w:val="en-US"/>
+        </w:rPr>
+        <w:t xml:space="preserve"> → fact; </w:t>
+      </w:r>
+      <w:r>
+        <w:t>товары</w:t>
+      </w:r>
+      <w:r>
+        <w:rPr>
+          <w:lang w:val="en-US"/>
+        </w:rPr>
+        <w:t xml:space="preserve"> </w:t>
+      </w:r>
+      <w:r>
+        <w:t>КОМУС</w:t>
+      </w:r>
+      <w:r>
+        <w:rPr>
+          <w:lang w:val="en-US"/>
+        </w:rPr>
+        <w:t xml:space="preserve"> → dim; </w:t>
+      </w:r>
+      <w:r>
+        <w:t>соединение</w:t>
+      </w:r>
+      <w:r>
+        <w:rPr>
+          <w:lang w:val="en-US"/>
+        </w:rPr>
+        <w:t xml:space="preserve"> fact.product_key = dim.product_key. </w:t>
+      </w:r>
+      <w:r>
+        <w:t>Связи orders–customers и items–products контролируются по идентификаторам, а не по названиям.</w:t>
       </w:r>
     </w:p>
     <w:p>
@@ -2712,58 +2796,160 @@
     <w:p>
       <w:pPr>
         <w:pStyle w:val="ReportBody"/>
-      </w:pPr>
-      <w:r>
-        <w:t>Orders при чтении CSV имеет строковые столбцы. Для order_items задан StructType: order_item_id — integer, price и freight_value — double, идентифика</w:t>
-      </w:r>
-      <w:r>
-        <w:t>торы — string. Автоматический вывод схемы дополнительно определяет shipping_limit_date как timestamp, поэтому схемы не обязаны полностью совпадать. Пять временных полей orders преобразованы функцией to_timestamp.</w:t>
+        <w:rPr>
+          <w:lang w:val="en-US"/>
+        </w:rPr>
+      </w:pPr>
+      <w:r>
+        <w:t>Orders при чтении CSV имеет строковые столбцы. Для</w:t>
+      </w:r>
+      <w:r>
+        <w:rPr>
+          <w:lang w:val="en-US"/>
+        </w:rPr>
+        <w:t xml:space="preserve"> order_items </w:t>
+      </w:r>
+      <w:r>
+        <w:t>задан</w:t>
+      </w:r>
+      <w:r>
+        <w:rPr>
+          <w:lang w:val="en-US"/>
+        </w:rPr>
+        <w:t xml:space="preserve"> StructType: order_item_id — integer, price </w:t>
+      </w:r>
+      <w:r>
+        <w:t>и</w:t>
+      </w:r>
+      <w:r>
+        <w:rPr>
+          <w:lang w:val="en-US"/>
+        </w:rPr>
+        <w:t xml:space="preserve"> freight_value — double, </w:t>
+      </w:r>
+      <w:r>
+        <w:t>идентификаторы</w:t>
+      </w:r>
+      <w:r>
+        <w:rPr>
+          <w:lang w:val="en-US"/>
+        </w:rPr>
+        <w:t xml:space="preserve"> — string. </w:t>
+      </w:r>
+      <w:r>
+        <w:t>Автоматический вывод схемы дополнительно определяет shipping_limit_date как timestamp, поэтому схемы не обязаны полностью совпадать. Пять</w:t>
+      </w:r>
+      <w:r>
+        <w:rPr>
+          <w:lang w:val="en-US"/>
+        </w:rPr>
+        <w:t xml:space="preserve"> </w:t>
+      </w:r>
+      <w:r>
+        <w:t>временных</w:t>
+      </w:r>
+      <w:r>
+        <w:rPr>
+          <w:lang w:val="en-US"/>
+        </w:rPr>
+        <w:t xml:space="preserve"> </w:t>
+      </w:r>
+      <w:r>
+        <w:t>полей</w:t>
+      </w:r>
+      <w:r>
+        <w:rPr>
+          <w:lang w:val="en-US"/>
+        </w:rPr>
+        <w:t xml:space="preserve"> orders </w:t>
+      </w:r>
+      <w:r>
+        <w:t>преобразованы</w:t>
+      </w:r>
+      <w:r>
+        <w:rPr>
+          <w:lang w:val="en-US"/>
+        </w:rPr>
+        <w:t xml:space="preserve"> </w:t>
+      </w:r>
+      <w:r>
+        <w:t>функцией</w:t>
+      </w:r>
+      <w:r>
+        <w:rPr>
+          <w:lang w:val="en-US"/>
+        </w:rPr>
+        <w:t xml:space="preserve"> to_timestamp.</w:t>
       </w:r>
     </w:p>
     <w:p>
       <w:pPr>
         <w:pStyle w:val="ReportCode"/>
         <w:spacing w:before="80" w:after="120"/>
-      </w:pPr>
-      <w:r>
+        <w:rPr>
+          <w:lang w:val="en-US"/>
+        </w:rPr>
+      </w:pPr>
+      <w:r>
+        <w:rPr>
+          <w:lang w:val="en-US"/>
+        </w:rPr>
         <w:lastRenderedPageBreak/>
         <w:t>items_schema = StructType([</w:t>
       </w:r>
       <w:r>
+        <w:rPr>
+          <w:lang w:val="en-US"/>
+        </w:rPr>
         <w:br/>
-        <w:t xml:space="preserve">    StructField</w:t>
-      </w:r>
-      <w:r>
-        <w:t>("order_id", StringType(), True),</w:t>
-      </w:r>
-      <w:r>
+        <w:t xml:space="preserve">    StructField("order_id", StringType(), True),</w:t>
+      </w:r>
+      <w:r>
+        <w:rPr>
+          <w:lang w:val="en-US"/>
+        </w:rPr>
         <w:br/>
         <w:t xml:space="preserve">    StructField("order_item_id", IntegerType(), True),</w:t>
       </w:r>
       <w:r>
+        <w:rPr>
+          <w:lang w:val="en-US"/>
+        </w:rPr>
         <w:br/>
         <w:t xml:space="preserve">    StructField("product_id", StringType(), True),</w:t>
       </w:r>
       <w:r>
+        <w:rPr>
+          <w:lang w:val="en-US"/>
+        </w:rPr>
         <w:br/>
         <w:t xml:space="preserve">    StructField("seller_id", StringType(), True),</w:t>
       </w:r>
       <w:r>
+        <w:rPr>
+          <w:lang w:val="en-US"/>
+        </w:rPr>
         <w:br/>
         <w:t xml:space="preserve">    StructField("shipping_limit_date", StringType(), True),</w:t>
       </w:r>
       <w:r>
+        <w:rPr>
+          <w:lang w:val="en-US"/>
+        </w:rPr>
         <w:br/>
-        <w:t xml:space="preserve">    St</w:t>
-      </w:r>
-      <w:r>
-        <w:t>ructField("price", DoubleType(), True),</w:t>
-      </w:r>
-      <w:r>
+        <w:t xml:space="preserve">    StructField("price", DoubleType(), True),</w:t>
+      </w:r>
+      <w:r>
+        <w:rPr>
+          <w:lang w:val="en-US"/>
+        </w:rPr>
         <w:br/>
         <w:t xml:space="preserve">    StructField("freight_value", DoubleType(), True)</w:t>
       </w:r>
       <w:r>
+        <w:rPr>
+          <w:lang w:val="en-US"/>
+        </w:rPr>
         <w:br/>
         <w:t>])</w:t>
       </w:r>
@@ -2773,10 +2959,25 @@
         <w:pStyle w:val="ReportBody"/>
       </w:pPr>
       <w:r>
-        <w:t>Применены select, filter, withColumn, drop, dropDuplicates и orderBy. Для позиций price ≥ 500 вычислена цена с доставкой gross_item_value; условию удовлетворяют</w:t>
-      </w:r>
-      <w:r>
-        <w:t xml:space="preserve"> 3 239 строк. Это стоимость позиции, а не всего заказа.</w:t>
+        <w:t>Применены</w:t>
+      </w:r>
+      <w:r>
+        <w:rPr>
+          <w:lang w:val="en-US"/>
+        </w:rPr>
+        <w:t xml:space="preserve"> select, filter, withColumn, drop, dropDuplicates </w:t>
+      </w:r>
+      <w:r>
+        <w:t>и</w:t>
+      </w:r>
+      <w:r>
+        <w:rPr>
+          <w:lang w:val="en-US"/>
+        </w:rPr>
+        <w:t xml:space="preserve"> orderBy. </w:t>
+      </w:r>
+      <w:r>
+        <w:t>Для позиций price ≥ 500 вычислена цена с доставкой gross_item_value; условию удовлетворяют 3 239 строк. Это стоимость позиции, а не всего заказа.</w:t>
       </w:r>
     </w:p>
     <w:p>
@@ -3138,10 +3339,7 @@
               <w:jc w:val="center"/>
             </w:pPr>
             <w:r>
-              <w:t xml:space="preserve">4 </w:t>
-            </w:r>
-            <w:r>
-              <w:t>799,00</w:t>
+              <w:t>4 799,00</w:t>
             </w:r>
           </w:p>
         </w:tc>
@@ -3250,10 +3448,7 @@
         <w:pStyle w:val="ReportBody"/>
       </w:pPr>
       <w:r>
-        <w:t>Вывод: строковые временные значения приведены к timestamp; отбор дорогих позиций сохраняет уровень наблюдения order_id + order_item_id. Результаты printSchema() и сравнение с inferSchema сохранены в выполн</w:t>
-      </w:r>
-      <w:r>
-        <w:t>енном notebook.</w:t>
+        <w:t>Вывод: строковые временные значения приведены к timestamp; отбор дорогих позиций сохраняет уровень наблюдения order_id + order_item_id. Результаты printSchema() и сравнение с inferSchema сохранены в выполненном notebook.</w:t>
       </w:r>
     </w:p>
     <w:p>
@@ -3531,10 +3726,7 @@
         <w:pStyle w:val="ReportBody"/>
       </w:pPr>
       <w:r>
-        <w:t xml:space="preserve">Фактическая дата доставки отсутствует в 2 965 заказах. По статусам это 1 107 shipped, 619 canceled, 609 unavailable, 314 invoiced, 301 processing, 8 delivered, 5 created и 2 </w:t>
-      </w:r>
-      <w:r>
-        <w:t>approved. Дата не заполнена вымышленным значением и не служит причиной удаления незавершённых заказов.</w:t>
+        <w:t>Фактическая дата доставки отсутствует в 2 965 заказах. По статусам это 1 107 shipped, 619 canceled, 609 unavailable, 314 invoiced, 301 processing, 8 delivered, 5 created и 2 approved. Дата не заполнена вымышленным значением и не служит причиной удаления незавершённых заказов.</w:t>
       </w:r>
     </w:p>
     <w:p>
@@ -3543,10 +3735,7 @@
       </w:pPr>
       <w:r>
         <w:lastRenderedPageBreak/>
-        <w:t>Из 96 478 заказов delivered дата известна у 96 470. Просрочено 7 826 заказов, или 8,11% известной выборки. В products у 610 товаров отсутствует категория</w:t>
-      </w:r>
-      <w:r>
-        <w:t>; она обозначена unknown, чтобы сохранить позиции при соединении.</w:t>
+        <w:t>Из 96 478 заказов delivered дата известна у 96 470. Просрочено 7 826 заказов, или 8,11% известной выборки. В products у 610 товаров отсутствует категория; она обозначена unknown, чтобы сохранить позиции при соединении.</w:t>
       </w:r>
     </w:p>
     <w:p>
@@ -3642,10 +3831,7 @@
         <w:spacing w:before="120" w:after="60"/>
       </w:pPr>
       <w:r>
-        <w:t>Таблица 5</w:t>
-      </w:r>
-      <w:r>
-        <w:t xml:space="preserve"> – Статусы заказов</w:t>
+        <w:t>Таблица 5 – Статусы заказов</w:t>
       </w:r>
     </w:p>
     <w:tbl>
@@ -4450,10 +4636,7 @@
         <w:pStyle w:val="ReportBody"/>
       </w:pPr>
       <w:r>
-        <w:t xml:space="preserve">Платежи credit_card преобладают по числу строк и сумме. COUNT(*) в </w:t>
-      </w:r>
-      <w:r>
-        <w:t>order_payments нельзя интерпретировать как число заказов: один заказ может иметь несколько платежей.</w:t>
+        <w:t>Платежи credit_card преобладают по числу строк и сумме. COUNT(*) в order_payments нельзя интерпретировать как число заказов: один заказ может иметь несколько платежей.</w:t>
       </w:r>
     </w:p>
     <w:p>
@@ -4461,10 +4644,7 @@
         <w:pStyle w:val="ReportBody"/>
       </w:pPr>
       <w:r>
-        <w:t>LEFT JOIN order_items → products → translations сохранил 112 650 из 112 650 позиций; 1 603 позиций имеют unknown. Категория выбирается через coalesce: англ</w:t>
-      </w:r>
-      <w:r>
-        <w:t>ийский перевод, исходное название, затем unknown.</w:t>
+        <w:t>LEFT JOIN order_items → products → translations сохранил 112 650 из 112 650 позиций; 1 603 позиций имеют unknown. Категория выбирается через coalesce: английский перевод, исходное название, затем unknown.</w:t>
       </w:r>
     </w:p>
     <w:p>
@@ -4985,10 +5165,7 @@
         <w:pStyle w:val="ReportBody"/>
       </w:pPr>
       <w:r>
-        <w:t>Резуль</w:t>
-      </w:r>
-      <w:r>
-        <w:t>таты приведены в таблице 8.</w:t>
+        <w:t>Результаты приведены в таблице 8.</w:t>
       </w:r>
     </w:p>
     <w:p>
@@ -5447,10 +5624,7 @@
         <w:pStyle w:val="ReportBody"/>
       </w:pPr>
       <w:r>
-        <w:t xml:space="preserve">Двусторонний exceptAll между полными результатами SQL и DataFrame API дал 0 различий. Витрина содержит 74 группы и записана в Parquet и CSV; для маленького CSV </w:t>
-      </w:r>
-      <w:r>
-        <w:t>использован coalesce(1). После чтения Parquet совпали число строк, имена и типы полей. Признак nullable стал true для ранее гарантированно заполненных агрегатов, поэтому полное равенство StructType отдельно отмечено как false.</w:t>
+        <w:t>Двусторонний exceptAll между полными результатами SQL и DataFrame API дал 0 различий. Витрина содержит 74 группы и записана в Parquet и CSV; для маленького CSV использован coalesce(1). После чтения Parquet совпали число строк, имена и типы полей. Признак nullable стал true для ранее гарантированно заполненных агрегатов, поэтому полное равенство StructType отдельно отмечено как false.</w:t>
       </w:r>
     </w:p>
     <w:p>
@@ -5458,10 +5632,7 @@
         <w:pStyle w:val="ReportBody"/>
       </w:pPr>
       <w:r>
-        <w:t>Результаты приведены в таблиц</w:t>
-      </w:r>
-      <w:r>
-        <w:t>е 9.</w:t>
+        <w:t>Результаты приведены в таблице 9.</w:t>
       </w:r>
     </w:p>
     <w:p>
@@ -5888,13 +6059,7 @@
         <w:pStyle w:val="ReportBody"/>
       </w:pPr>
       <w:r>
-        <w:t xml:space="preserve">Основная таблица содержит 865 222 строк и восемь полей: </w:t>
-      </w:r>
-      <w:r>
-        <w:t xml:space="preserve">себестоимость, дата, чек, товарный ключ, филиал, количество, сумма покупки и скидка. Справочник содержит 21 163 уникальных ключей товара и признаки бренда и группы. Названия и условия предоставлены в пользовательском архиве; публичная лицензия на исходные </w:t>
-      </w:r>
-      <w:r>
-        <w:t>строки не заявлена, поэтому в Git сохраняются код, агрегаты и обезличенные результаты, а не исходные транзакции.</w:t>
+        <w:t>Основная таблица содержит 865 222 строк и восемь полей: себестоимость, дата, чек, товарный ключ, филиал, количество, сумма покупки и скидка. Справочник содержит 21 163 уникальных ключей товара и признаки бренда и группы. Названия и условия предоставлены в пользовательском архиве; публичная лицензия на исходные строки не заявлена, поэтому в Git сохраняются код, агрегаты и обезличенные результаты, а не исходные транзакции.</w:t>
       </w:r>
     </w:p>
     <w:p>
@@ -5921,10 +6086,7 @@
       </w:r>
       <w:r>
         <w:br/>
-        <w:t xml:space="preserve">    .schema(o</w:t>
-      </w:r>
-      <w:r>
-        <w:t>wn_schema).csv(str(own_path / "sales.csv")))</w:t>
+        <w:t xml:space="preserve">    .schema(own_schema).csv(str(own_path / "sales.csv")))</w:t>
       </w:r>
       <w:r>
         <w:br/>
@@ -5944,17 +6106,11 @@
         <w:pStyle w:val="ReportBody"/>
       </w:pPr>
       <w:r>
-        <w:t xml:space="preserve">CSV записан Pandas с двойной кавычкой как экранирующим </w:t>
-      </w:r>
-      <w:r>
-        <w:t xml:space="preserve">символом; этот же символ явно задан читателю Spark. Все четыре поля 21 163 товаров </w:t>
+        <w:t xml:space="preserve">CSV записан Pandas с двойной кавычкой как экранирующим символом; этот же символ явно задан читателю Spark. Все четыре поля 21 163 товаров </w:t>
       </w:r>
       <w:r>
         <w:lastRenderedPageBreak/>
-        <w:t xml:space="preserve">сверены со стандартным csv.DictReader: расхождений 0. В полном справочнике 464 разных групп; продажи относятся к 437 из них. Проверка числа строк JOIN дополняется проверкой </w:t>
-      </w:r>
-      <w:r>
-        <w:t>содержимого справочника.</w:t>
+        <w:t>сверены со стандартным csv.DictReader: расхождений 0. В полном справочнике 464 разных групп; продажи относятся к 437 из них. Проверка числа строк JOIN дополняется проверкой содержимого справочника.</w:t>
       </w:r>
     </w:p>
     <w:p>
@@ -6443,10 +6599,7 @@
         <w:pStyle w:val="ReportBody"/>
       </w:pPr>
       <w:r>
-        <w:t xml:space="preserve">Применены select, filter, withColumn, dropDuplicates и orderBy. Содержательные признаки: month для динамики, margin = amount − cost для строк с известной </w:t>
-      </w:r>
-      <w:r>
-        <w:t>себестоимостью. Категориальные признаки филиала, бренда и группы используются отдельно от денежных величин.</w:t>
+        <w:t>Применены select, filter, withColumn, dropDuplicates и orderBy. Содержательные признаки: month для динамики, margin = amount − cost для строк с известной себестоимостью. Категориальные признаки филиала, бренда и группы используются отдельно от денежных величин.</w:t>
       </w:r>
     </w:p>
     <w:p>
@@ -6454,10 +6607,7 @@
         <w:pStyle w:val="ReportBody"/>
       </w:pPr>
       <w:r>
-        <w:t>Явный StructType фиксирует строковую схему сырого входа. Дата преобразована из dd.MM.yyyy, десятичная запятая заменена точкой перед приведением четы</w:t>
-      </w:r>
-      <w:r>
-        <w:t>рёх числовых полей. Филиал очищен trim, вычислены месяц покупки и margin = amount − cost. Категориальные пропуски справочника маркируются unknown только в соответствующих полях.</w:t>
+        <w:t>Явный StructType фиксирует строковую схему сырого входа. Дата преобразована из dd.MM.yyyy, десятичная запятая заменена точкой перед приведением четырёх числовых полей. Филиал очищен trim, вычислены месяц покупки и margin = amount − cost. Категориальные пропуски справочника маркируются unknown только в соответствующих полях.</w:t>
       </w:r>
     </w:p>
     <w:p>
@@ -6486,10 +6636,7 @@
         <w:spacing w:before="120" w:after="60"/>
       </w:pPr>
       <w:r>
-        <w:t>Таблица 11 – Про</w:t>
-      </w:r>
-      <w:r>
-        <w:t>пуски КОМУС после приведения типов</w:t>
+        <w:t>Таблица 11 – Пропуски КОМУС после приведения типов</w:t>
       </w:r>
     </w:p>
     <w:tbl>
@@ -6738,17 +6885,11 @@
         <w:pStyle w:val="ReportBody"/>
       </w:pPr>
       <w:r>
-        <w:t xml:space="preserve">У 3 934 строк отсутствует номер чека, но продажи сохранены: фиктивный чек не создаётся. У 86 431 строки отсутствует </w:t>
-      </w:r>
-      <w:r>
-        <w:t xml:space="preserve">себестоимость; такие строки участвуют в выручке, но их маржа остаётся null. SUM(margin) </w:t>
+        <w:t xml:space="preserve">У 3 934 строк отсутствует номер чека, но продажи сохранены: фиктивный чек не создаётся. У 86 431 строки отсутствует себестоимость; такие строки участвуют в выручке, но их маржа остаётся null. SUM(margin) </w:t>
       </w:r>
       <w:r>
         <w:lastRenderedPageBreak/>
-        <w:t>описывает только строки с известной себестоимостью, а cost_known показывает охват. Фильтр валидной даты и суммы не удалил строки, поскольку оба поля полностью заполнены</w:t>
-      </w:r>
-      <w:r>
-        <w:t>.</w:t>
+        <w:t>описывает только строки с известной себестоимостью, а cost_known показывает охват. Фильтр валидной даты и суммы не удалил строки, поскольку оба поля полностью заполнены.</w:t>
       </w:r>
     </w:p>
     <w:p>
@@ -6774,10 +6915,7 @@
         <w:pStyle w:val="ReportBody"/>
       </w:pPr>
       <w:r>
-        <w:t>Результаты приведены в табл</w:t>
-      </w:r>
-      <w:r>
-        <w:t>ице 12.</w:t>
+        <w:t>Результаты приведены в таблице 12.</w:t>
       </w:r>
     </w:p>
     <w:p>
@@ -7098,10 +7236,7 @@
               <w:jc w:val="center"/>
             </w:pPr>
             <w:r>
-              <w:t xml:space="preserve">1 478 </w:t>
-            </w:r>
-            <w:r>
-              <w:t>030,62</w:t>
+              <w:t>1 478 030,62</w:t>
             </w:r>
           </w:p>
         </w:tc>
@@ -7706,10 +7841,7 @@
               <w:pStyle w:val="ReportTable"/>
             </w:pPr>
             <w:r>
-              <w:t xml:space="preserve">Графические </w:t>
-            </w:r>
-            <w:r>
-              <w:t>материалы-маркеры-маркеры</w:t>
+              <w:t>Графические материалы-маркеры-маркеры</w:t>
             </w:r>
           </w:p>
         </w:tc>
@@ -7996,10 +8128,7 @@
               <w:pStyle w:val="ReportTable"/>
             </w:pPr>
             <w:r>
-              <w:t xml:space="preserve">ТЗ-2 ( </w:t>
-            </w:r>
-            <w:r>
-              <w:t>Ленинградское шоссе)</w:t>
+              <w:t>ТЗ-2 ( Ленинградское шоссе)</w:t>
             </w:r>
           </w:p>
         </w:tc>
@@ -8331,10 +8460,7 @@
       </w:r>
       <w:r>
         <w:br/>
-        <w:t>ORDER BY revenue DE</w:t>
-      </w:r>
-      <w:r>
-        <w:t>SC</w:t>
+        <w:t>ORDER BY revenue DESC</w:t>
       </w:r>
     </w:p>
     <w:p>
@@ -8371,10 +8497,7 @@
         <w:pStyle w:val="ReportBody"/>
       </w:pPr>
       <w:r>
-        <w:t>Итоговая витрина содержит 437 товарных групп. Parquet и CSV сохранены в exports. Повторно</w:t>
-      </w:r>
-      <w:r>
-        <w:t>е чтение подтвердило количество строк и типы, изменение nullable зафиксировано отдельно. Расчётная маржа не является чистой прибылью: дополнительные расходы и налоги в источнике отсутствуют.</w:t>
+        <w:t>Итоговая витрина содержит 437 товарных групп. Parquet и CSV сохранены в exports. Повторное чтение подтвердило количество строк и типы, изменение nullable зафиксировано отдельно. Расчётная маржа не является чистой прибылью: дополнительные расходы и налоги в источнике отсутствуют.</w:t>
       </w:r>
     </w:p>
     <w:p>
@@ -8393,10 +8516,7 @@
         <w:spacing w:before="120" w:after="60"/>
       </w:pPr>
       <w:r>
-        <w:t>Таблица 14 – Первые и последни</w:t>
-      </w:r>
-      <w:r>
-        <w:t>е месяцы продаж КОМУС</w:t>
+        <w:t>Таблица 14 – Первые и последние месяцы продаж КОМУС</w:t>
       </w:r>
     </w:p>
     <w:tbl>
@@ -9289,8 +9409,6 @@
       </w:r>
       <w:r>
         <w:br/>
-      </w:r>
-      <w:r>
         <w:t xml:space="preserve">    str(OUT / "pr3_komus_parquet"))</w:t>
       </w:r>
       <w:r>
@@ -9311,13 +9429,7 @@
         <w:pStyle w:val="ReportBody"/>
       </w:pPr>
       <w:r>
-        <w:t>Вывод: число строк после фильтра и обоих JOIN ра</w:t>
-      </w:r>
-      <w:r>
-        <w:t>вно 865 222; исходный справочник прочитан без искажений. Суммарная выручка 131 738 565,34 совпадает с независимым пересчётом исходного архива. Получено 437 групп; лидер — Основы-холст на подрамнике-Базовый. SQL/API: 0 различий. После чтения Parquet совпали</w:t>
-      </w:r>
-      <w:r>
-        <w:t xml:space="preserve"> число строк, имена и типы полей; nullable проверен отдельно.</w:t>
+        <w:t>Вывод: число строк после фильтра и обоих JOIN равно 865 222; исходный справочник прочитан без искажений. Суммарная выручка 131 738 565,34 совпадает с независимым пересчётом исходного архива. Получено 437 групп; лидер — Основы-холст на подрамнике-Базовый. SQL/API: 0 различий. После чтения Parquet совпали число строк, имена и типы полей; nullable проверен отдельно.</w:t>
       </w:r>
     </w:p>
     <w:p>
@@ -9452,10 +9564,7 @@
         <w:spacing w:before="60" w:after="120"/>
       </w:pPr>
       <w:r>
-        <w:t>Рисунок 4 – Spark U</w:t>
-      </w:r>
-      <w:r>
-        <w:t>I фактически выполненного приложения третьей практики</w:t>
+        <w:t>Рисунок 4 – Spark UI фактически выполненного приложения третьей практики</w:t>
       </w:r>
     </w:p>
     <w:p>
@@ -9473,10 +9582,7 @@
         <w:pStyle w:val="ReportBody"/>
       </w:pPr>
       <w:r>
-        <w:t>Полный Run All выполнен 19.10.2026 00:35:27 МСК: новое ядро, 9 кодовых ячеек в порядке [1, 2, 3, 4, 5, 6, 7, 8, 9], ошибок 0, длительность 43,83 с. В последней ячейке выполн</w:t>
-      </w:r>
-      <w:r>
-        <w:t>ен spark.stop(). Сохраняются notebook, JSON результатов и выполнения, каталоги Parquet/CSV и свежий снимок Spark UI.</w:t>
+        <w:t>Полный Run All выполнен 19.10.2026 00:35:27 МСК: новое ядро, 9 кодовых ячеек в порядке [1, 2, 3, 4, 5, 6, 7, 8, 9], ошибок 0, длительность 43,83 с. В последней ячейке выполнен spark.stop(). Сохраняются notebook, JSON результатов и выполнения, каталоги Parquet/CSV и свежий снимок Spark UI.</w:t>
       </w:r>
     </w:p>
     <w:p>
@@ -9497,10 +9603,7 @@
         <w:pStyle w:val="ReportBody"/>
       </w:pPr>
       <w:r>
-        <w:t>Проверка исходного CSV независимым парсером нео</w:t>
-      </w:r>
-      <w:r>
-        <w:t>бходима наряду с SQL/API и round-trip: одинаковые агрегаты двух интерфейсов не обнаруживают ошибку, если оба читают уже искажённые поля.</w:t>
+        <w:t>Проверка исходного CSV независимым парсером необходима наряду с SQL/API и round-trip: одинаковые агрегаты двух интерфейсов не обнаруживают ошибку, если оба читают уже искажённые поля.</w:t>
       </w:r>
     </w:p>
     <w:p>
@@ -9508,10 +9611,7 @@
         <w:pStyle w:val="ReportBody"/>
       </w:pPr>
       <w:r>
-        <w:t>1. Явная схема и преобразование timestamp сделали расчёты воспроизводимыми; автоматическая схема CSV не равна контракту</w:t>
-      </w:r>
-      <w:r>
-        <w:t xml:space="preserve"> данных.</w:t>
+        <w:t>1. Явная схема и преобразование timestamp сделали расчёты воспроизводимыми; автоматическая схема CSV не равна контракту данных.</w:t>
       </w:r>
     </w:p>
     <w:p>
@@ -9536,10 +9636,7 @@
       </w:pPr>
       <w:r>
         <w:lastRenderedPageBreak/>
-        <w:t>4. Полные результаты Spark SQL и DataFrame</w:t>
-      </w:r>
-      <w:r>
-        <w:t xml:space="preserve"> API совпали; обе реализации используют один вычислительный движок.</w:t>
+        <w:t>4. Полные результаты Spark SQL и DataFrame API совпали; обе реализации используют один вычислительный движок.</w:t>
       </w:r>
     </w:p>
     <w:p>
@@ -9555,10 +9652,7 @@
         <w:pStyle w:val="ReportBody"/>
       </w:pPr>
       <w:r>
-        <w:t>6. Справочник КОМУС покрывает все товарные ключи факта, поэто</w:t>
-      </w:r>
-      <w:r>
-        <w:t>му INNER JOIN и LEFT JOIN дали одинаковое количество строк.</w:t>
+        <w:t>6. Справочник КОМУС покрывает все товарные ключи факта, поэтому INNER JOIN и LEFT JOIN дали одинаковое количество строк.</w:t>
       </w:r>
     </w:p>
     <w:p>
@@ -9574,13 +9668,7 @@
         <w:pStyle w:val="ReportBody"/>
       </w:pPr>
       <w:r>
-        <w:t xml:space="preserve">Ограничения: локальная VM не проверяет работу физического кластера; </w:t>
-      </w:r>
-      <w:r>
-        <w:t>восстановленная версия Olist отличается от SQLite примера по числу отзывов. Для КОМУС неизвестны полные условия формирования выборки, а неполная себестоимость ограничивает интерпретацию маржи. Выводы о сезонности и причинных связях по этим агрегатам не дел</w:t>
-      </w:r>
-      <w:r>
-        <w:t>аются.</w:t>
+        <w:t>Ограничения: локальная VM не проверяет работу физического кластера; восстановленная версия Olist отличается от SQLite примера по числу отзывов. Для КОМУС неизвестны полные условия формирования выборки, а неполная себестоимость ограничивает интерпретацию маржи. Выводы о сезонности и причинных связях по этим агрегатам не делаются.</w:t>
       </w:r>
     </w:p>
     <w:p>
@@ -9613,10 +9701,7 @@
         <w:pStyle w:val="ReportBody"/>
       </w:pPr>
       <w:r>
-        <w:t xml:space="preserve">local[*] использует доступные логические ядра одного узла. В физическом кластере executors размещены на </w:t>
-      </w:r>
-      <w:r>
-        <w:t>разных узлах; DataFrame, partitions, задачи и ленивое планирование сохраняются в обоих режимах.</w:t>
+        <w:t>local[*] использует доступные логические ядра одного узла. В физическом кластере executors размещены на разных узлах; DataFrame, partitions, задачи и ленивое планирование сохраняются в обоих режимах.</w:t>
       </w:r>
     </w:p>
     <w:p>
@@ -9639,10 +9724,7 @@
         <w:pStyle w:val="ReportBody"/>
       </w:pPr>
       <w:r>
-        <w:t>Driver создаёт SparkContext, строит планы и планирует задачи. Executors выполняют задачи и хранят промежуто</w:t>
-      </w:r>
-      <w:r>
-        <w:t>чные данные; в local[*] вычислительная часть работает внутри локальной JVM.</w:t>
+        <w:t>Driver создаёт SparkContext, строит планы и планирует задачи. Executors выполняют задачи и хранят промежуточные данные; в local[*] вычислительная часть работает внутри локальной JVM.</w:t>
       </w:r>
     </w:p>
     <w:p>
@@ -9665,10 +9747,7 @@
         <w:pStyle w:val="ReportBody"/>
       </w:pPr>
       <w:r>
-        <w:t>Partition — логическая часть данных, над которой выполняется задача стадии. Малое число разделов огра</w:t>
-      </w:r>
-      <w:r>
-        <w:t>ничивает параллелизм, большое увеличивает расходы на планирование коротких задач.</w:t>
+        <w:t>Partition — логическая часть данных, над которой выполняется задача стадии. Малое число разделов ограничивает параллелизм, большое увеличивает расходы на планирование коротких задач.</w:t>
       </w:r>
     </w:p>
     <w:p>
@@ -9692,10 +9771,7 @@
         <w:pStyle w:val="ReportBody"/>
       </w:pPr>
       <w:r>
-        <w:t>Transformation строит план: select, filter, withColumn. Action требует результат: count, col</w:t>
-      </w:r>
-      <w:r>
-        <w:t>lect, запись через write. Одно действие может вызвать несколько внутренних Jobs.</w:t>
+        <w:t>Transformation строит план: select, filter, withColumn. Action требует результат: count, collect, запись через write. Одно действие может вызвать несколько внутренних Jobs.</w:t>
       </w:r>
     </w:p>
     <w:p>
@@ -9718,10 +9794,7 @@
         <w:pStyle w:val="ReportBody"/>
       </w:pPr>
       <w:r>
-        <w:t xml:space="preserve">Lazy evaluation откладывает вычисления до action. Создание </w:t>
-      </w:r>
-      <w:r>
-        <w:t>withColumn формирует выражение, поэтому его время без action не измеряет чтение, вычисление и обмен данными.</w:t>
+        <w:t>Lazy evaluation откладывает вычисления до action. Создание withColumn формирует выражение, поэтому его время без action не измеряет чтение, вычисление и обмен данными.</w:t>
       </w:r>
     </w:p>
     <w:p>
@@ -9744,10 +9817,7 @@
         <w:pStyle w:val="ReportBody"/>
       </w:pPr>
       <w:r>
-        <w:t>CSV хранит текст и разделите</w:t>
-      </w:r>
-      <w:r>
-        <w:t>ли, но не строгую схему. StructType полезен при стабильном контракте входа и позволяет избежать отдельного прохода inferSchema; некорректные значения всё равно требуют контроля.</w:t>
+        <w:t>CSV хранит текст и разделители, но не строгую схему. StructType полезен при стабильном контракте входа и позволяет избежать отдельного прохода inferSchema; некорректные значения всё равно требуют контроля.</w:t>
       </w:r>
     </w:p>
     <w:p>
@@ -9762,13 +9832,7 @@
         <w:rPr>
           <w:b/>
         </w:rPr>
-        <w:t xml:space="preserve">7. Почему строку ISO-даты следует преобразовать в timestamp, даже если </w:t>
-      </w:r>
-      <w:r>
-        <w:rPr>
-          <w:b/>
-        </w:rPr>
-        <w:t>лексикографическое сравнение иногда даёт правильный порядок?</w:t>
+        <w:t>7. Почему строку ISO-даты следует преобразовать в timestamp, даже если лексикографическое сравнение иногда даёт правильный порядок?</w:t>
       </w:r>
     </w:p>
     <w:p>
@@ -9791,13 +9855,7 @@
         <w:rPr>
           <w:b/>
         </w:rPr>
-        <w:t xml:space="preserve">8. Почему наличие null не означает, </w:t>
-      </w:r>
-      <w:r>
-        <w:rPr>
-          <w:b/>
-        </w:rPr>
-        <w:t>что строку нужно удалить? Как это показал пример order_delivered_customer_date?</w:t>
+        <w:t>8. Почему наличие null не означает, что строку нужно удалить? Как это показал пример order_delivered_customer_date?</w:t>
       </w:r>
     </w:p>
     <w:p>
@@ -9805,10 +9863,7 @@
         <w:pStyle w:val="ReportBody"/>
       </w:pPr>
       <w:r>
-        <w:t>Null может обозначать незавершённую операцию. В Olist большинство отсутствующих дат доставки относится к shipped, canceled и промежуточным статусам; только восемь пропусков отн</w:t>
-      </w:r>
-      <w:r>
-        <w:t>осятся к delivered.</w:t>
+        <w:t>Null может обозначать незавершённую операцию. В Olist большинство отсутствующих дат доставки относится к shipped, canceled и промежуточным статусам; только восемь пропусков относятся к delivered.</w:t>
       </w:r>
     </w:p>
     <w:p>
@@ -9832,10 +9887,7 @@
         <w:pStyle w:val="ReportBody"/>
       </w:pPr>
       <w:r>
-        <w:t>Select выбирает столбцы и выражения, filter выбирает строки. WithColumn добавляет либо заменяет именованный столбец, а выбор существующего столбца не с</w:t>
-      </w:r>
-      <w:r>
-        <w:t>оздаёт нового признака.</w:t>
+        <w:t>Select выбирает столбцы и выражения, filter выбирает строки. WithColumn добавляет либо заменяет именованный столбец, а выбор существующего столбца не создаёт нового признака.</w:t>
       </w:r>
     </w:p>
     <w:p>
@@ -9858,10 +9910,7 @@
         <w:pStyle w:val="ReportBody"/>
       </w:pPr>
       <w:r>
-        <w:t>Рост количества строк может указывать на неуникальный справочник или связь многие-ко-многим. Уменьшение при INNER JOIN может означать потерю фактов без под</w:t>
-      </w:r>
-      <w:r>
-        <w:t>ходящего ключа справа.</w:t>
+        <w:t>Рост количества строк может указывать на неуникальный справочник или связь многие-ко-многим. Уменьшение при INNER JOIN может означать потерю фактов без подходящего ключа справа.</w:t>
       </w:r>
     </w:p>
     <w:p>
@@ -9884,10 +9933,7 @@
         <w:pStyle w:val="ReportBody"/>
       </w:pPr>
       <w:r>
-        <w:t xml:space="preserve">INNER JOIN сохраняет только совпавшие ключи. LEFT JOIN сохраняет все левые факты и делает отсутствие справочной записи измеримым </w:t>
-      </w:r>
-      <w:r>
-        <w:t>через null; выбор определяется целью витрины.</w:t>
+        <w:t>INNER JOIN сохраняет только совпавшие ключи. LEFT JOIN сохраняет все левые факты и делает отсутствие справочной записи измеримым через null; выбор определяется целью витрины.</w:t>
       </w:r>
     </w:p>
     <w:p>
@@ -9910,10 +9956,7 @@
         <w:pStyle w:val="ReportBody"/>
       </w:pPr>
       <w:r>
-        <w:t>COUNT(*) считает позиции заказа, COUNT(DISTINCT order_id) — уникальные заказы. Несколько позиций одного заказа дают разн</w:t>
-      </w:r>
-      <w:r>
-        <w:t>ый результат этих двух агрегатов.</w:t>
+        <w:t>COUNT(*) считает позиции заказа, COUNT(DISTINCT order_id) — уникальные заказы. Несколько позиций одного заказа дают разный результат этих двух агрегатов.</w:t>
       </w:r>
     </w:p>
     <w:p>
@@ -9936,10 +9979,7 @@
         <w:pStyle w:val="ReportBody"/>
       </w:pPr>
       <w:r>
-        <w:t xml:space="preserve">Оба интерфейса используют Spark SQL и Catalyst. SQL задаёт декларативный текст запроса, DataFrame API строит </w:t>
-      </w:r>
-      <w:r>
-        <w:t>эквивалентные выражения; это не два независимых движка.</w:t>
+        <w:t>Оба интерфейса используют Spark SQL и Catalyst. SQL задаёт декларативный текст запроса, DataFrame API строит эквивалентные выражения; это не два независимых движка.</w:t>
       </w:r>
     </w:p>
     <w:p>
@@ -9963,10 +10003,7 @@
         <w:pStyle w:val="ReportBody"/>
       </w:pPr>
       <w:r>
-        <w:t>Каждая выходная задача записывает свой part-файл. Каталог соответствует распределённой записи и включает с</w:t>
-      </w:r>
-      <w:r>
-        <w:t>лужебные файлы, например _SUCCESS.</w:t>
+        <w:t>Каждая выходная задача записывает свой part-файл. Каталог соответствует распределённой записи и включает служебные файлы, например _SUCCESS.</w:t>
       </w:r>
     </w:p>
     <w:p>
@@ -9989,10 +10026,7 @@
         <w:pStyle w:val="ReportBody"/>
       </w:pPr>
       <w:r>
-        <w:t>Для 74 строк потеря параллелизма несущественна и один CSV удобен. Для большого факта coalesce(1</w:t>
-      </w:r>
-      <w:r>
-        <w:t>) создаёт единственную задачу записи и узкое место.</w:t>
+        <w:t>Для 74 строк потеря параллелизма несущественна и один CSV удобен. Для большого факта coalesce(1) создаёт единственную задачу записи и узкое место.</w:t>
       </w:r>
     </w:p>
     <w:p>
@@ -10015,10 +10049,7 @@
         <w:pStyle w:val="ReportBody"/>
       </w:pPr>
       <w:r>
-        <w:t>Parquet хранит типы, поддерживает колоночное чтение, сжатие и проталкивание фильтров. CSV требует восстановления типов; пр</w:t>
-      </w:r>
-      <w:r>
-        <w:t>и чтении Parquet nullable может стать true даже при сохранении имён и типов полей.</w:t>
+        <w:t>Parquet хранит типы, поддерживает колоночное чтение, сжатие и проталкивание фильтров. CSV требует восстановления типов; при чтении Parquet nullable может стать true даже при сохранении имён и типов полей.</w:t>
       </w:r>
     </w:p>
     <w:p>
@@ -10044,10 +10075,7 @@
         <w:pStyle w:val="ReportBody"/>
       </w:pPr>
       <w:r>
-        <w:t>2. Транзакции КОМУС.zip. Предоставленный учебный архив; SHA-256 зафик</w:t>
-      </w:r>
-      <w:r>
-        <w:t>сирован в source_manifest.json.</w:t>
+        <w:t>2. Транзакции КОМУС.zip. Предоставленный учебный архив; SHA-256 зафиксирован в source_manifest.json.</w:t>
       </w:r>
     </w:p>
     <w:p>
@@ -10077,7 +10105,7 @@
 </file>
 
 <file path=word/endnotes.xml><?xml version="1.0" encoding="utf-8"?>
-<w:endnotes xmlns:wpc="http://schemas.microsoft.com/office/word/2010/wordprocessingCanvas" xmlns:cx="http://schemas.microsoft.com/office/drawing/2014/chartex" xmlns:cx1="http://schemas.microsoft.com/office/drawing/2015/9/8/chartex" xmlns:cx2="http://schemas.microsoft.com/office/drawing/2015/10/21/chartex" xmlns:cx3="http://schemas.microsoft.com/office/drawing/2016/5/9/chartex" xmlns:cx4="http://schemas.microsoft.com/office/drawing/2016/5/10/chartex" xmlns:cx5="http://schemas.microsoft.com/office/drawing/2016/5/11/chartex" xmlns:cx6="http://schemas.microsoft.com/office/drawing/2016/5/12/chartex" xmlns:cx7="http://schemas.microsoft.com/office/drawing/2016/5/13/chartex" xmlns:cx8="http://schemas.microsoft.com/office/drawing/2016/5/14/chartex" xmlns:mc="http://schemas.openxmlformats.org/markup-compatibility/2006" xmlns:aink="http://schemas.microsoft.com/office/drawing/2016/ink" xmlns:am3d="http://schemas.microsoft.com/office/drawing/2017/model3d" xmlns:o="urn:schemas-microsoft-com:office:office" xmlns:r="http://schemas.openxmlformats.org/officeDocument/2006/relationships" xmlns:m="http://schemas.openxmlformats.org/officeDocument/2006/math" xmlns:v="urn:schemas-microsoft-com:vml" xmlns:wp14="http://schemas.microsoft.com/office/word/2010/wordprocessingDrawing" xmlns:wp="http://schemas.openxmlformats.org/drawingml/2006/wordprocessingDrawing" xmlns:w10="urn:schemas-microsoft-com:office:word" xmlns:w="http://schemas.openxmlformats.org/wordprocessingml/2006/main" xmlns:w14="http://schemas.microsoft.com/office/word/2010/wordml" xmlns:w15="http://schemas.microsoft.com/office/word/2012/wordml" xmlns:w16cex="http://schemas.microsoft.com/office/word/2018/wordml/cex" xmlns:w16cid="http://schemas.microsoft.com/office/word/2016/wordml/cid" xmlns:w16="http://schemas.microsoft.com/office/word/2018/wordml" xmlns:w16sdtdh="http://schemas.microsoft.com/office/word/2020/wordml/sdtdatahash" xmlns:w16se="http://schemas.microsoft.com/office/word/2015/wordml/symex" xmlns:wpg="http://schemas.microsoft.com/office/word/2010/wordprocessingGroup" xmlns:wpi="http://schemas.microsoft.com/office/word/2010/wordprocessingInk" xmlns:wne="http://schemas.microsoft.com/office/word/2006/wordml" xmlns:wps="http://schemas.microsoft.com/office/word/2010/wordprocessingShape" mc:Ignorable="w14 w15 w16se w16cid w16 w16cex w16sdtdh wp14">
+<w:endnotes xmlns:wpc="http://schemas.microsoft.com/office/word/2010/wordprocessingCanvas" xmlns:cx="http://schemas.microsoft.com/office/drawing/2014/chartex" xmlns:cx1="http://schemas.microsoft.com/office/drawing/2015/9/8/chartex" xmlns:cx2="http://schemas.microsoft.com/office/drawing/2015/10/21/chartex" xmlns:cx3="http://schemas.microsoft.com/office/drawing/2016/5/9/chartex" xmlns:cx4="http://schemas.microsoft.com/office/drawing/2016/5/10/chartex" xmlns:cx5="http://schemas.microsoft.com/office/drawing/2016/5/11/chartex" xmlns:cx6="http://schemas.microsoft.com/office/drawing/2016/5/12/chartex" xmlns:cx7="http://schemas.microsoft.com/office/drawing/2016/5/13/chartex" xmlns:cx8="http://schemas.microsoft.com/office/drawing/2016/5/14/chartex" xmlns:mc="http://schemas.openxmlformats.org/markup-compatibility/2006" xmlns:aink="http://schemas.microsoft.com/office/drawing/2016/ink" xmlns:am3d="http://schemas.microsoft.com/office/drawing/2017/model3d" xmlns:o="urn:schemas-microsoft-com:office:office" xmlns:oel="http://schemas.microsoft.com/office/2019/extlst" xmlns:r="http://schemas.openxmlformats.org/officeDocument/2006/relationships" xmlns:m="http://schemas.openxmlformats.org/officeDocument/2006/math" xmlns:v="urn:schemas-microsoft-com:vml" xmlns:wp14="http://schemas.microsoft.com/office/word/2010/wordprocessingDrawing" xmlns:wp="http://schemas.openxmlformats.org/drawingml/2006/wordprocessingDrawing" xmlns:w10="urn:schemas-microsoft-com:office:word" xmlns:w="http://schemas.openxmlformats.org/wordprocessingml/2006/main" xmlns:w14="http://schemas.microsoft.com/office/word/2010/wordml" xmlns:w15="http://schemas.microsoft.com/office/word/2012/wordml" xmlns:w16cex="http://schemas.microsoft.com/office/word/2018/wordml/cex" xmlns:w16cid="http://schemas.microsoft.com/office/word/2016/wordml/cid" xmlns:w16="http://schemas.microsoft.com/office/word/2018/wordml" xmlns:w16du="http://schemas.microsoft.com/office/word/2023/wordml/word16du" xmlns:w16sdtdh="http://schemas.microsoft.com/office/word/2020/wordml/sdtdatahash" xmlns:w16sdtfl="http://schemas.microsoft.com/office/word/2024/wordml/sdtformatlock" xmlns:w16se="http://schemas.microsoft.com/office/word/2015/wordml/symex" xmlns:wpg="http://schemas.microsoft.com/office/word/2010/wordprocessingGroup" xmlns:wpi="http://schemas.microsoft.com/office/word/2010/wordprocessingInk" xmlns:wne="http://schemas.microsoft.com/office/word/2006/wordml" xmlns:wps="http://schemas.microsoft.com/office/word/2010/wordprocessingShape" mc:Ignorable="w14 w15 w16se w16cid w16 w16cex w16sdtdh w16sdtfl w16du wp14">
   <w:endnote w:type="separator" w:id="-1">
     <w:p>
       <w:pPr>
@@ -10102,7 +10130,7 @@
 </file>
 
 <file path=word/footer1.xml><?xml version="1.0" encoding="utf-8"?>
-<w:ftr xmlns:wpc="http://schemas.microsoft.com/office/word/2010/wordprocessingCanvas" xmlns:cx="http://schemas.microsoft.com/office/drawing/2014/chartex" xmlns:cx1="http://schemas.microsoft.com/office/drawing/2015/9/8/chartex" xmlns:cx2="http://schemas.microsoft.com/office/drawing/2015/10/21/chartex" xmlns:cx3="http://schemas.microsoft.com/office/drawing/2016/5/9/chartex" xmlns:cx4="http://schemas.microsoft.com/office/drawing/2016/5/10/chartex" xmlns:cx5="http://schemas.microsoft.com/office/drawing/2016/5/11/chartex" xmlns:cx6="http://schemas.microsoft.com/office/drawing/2016/5/12/chartex" xmlns:cx7="http://schemas.microsoft.com/office/drawing/2016/5/13/chartex" xmlns:cx8="http://schemas.microsoft.com/office/drawing/2016/5/14/chartex" xmlns:mc="http://schemas.openxmlformats.org/markup-compatibility/2006" xmlns:aink="http://schemas.microsoft.com/office/drawing/2016/ink" xmlns:am3d="http://schemas.microsoft.com/office/drawing/2017/model3d" xmlns:o="urn:schemas-microsoft-com:office:office" xmlns:r="http://schemas.openxmlformats.org/officeDocument/2006/relationships" xmlns:m="http://schemas.openxmlformats.org/officeDocument/2006/math" xmlns:v="urn:schemas-microsoft-com:vml" xmlns:wp14="http://schemas.microsoft.com/office/word/2010/wordprocessingDrawing" xmlns:wp="http://schemas.openxmlformats.org/drawingml/2006/wordprocessingDrawing" xmlns:w10="urn:schemas-microsoft-com:office:word" xmlns:w="http://schemas.openxmlformats.org/wordprocessingml/2006/main" xmlns:w14="http://schemas.microsoft.com/office/word/2010/wordml" xmlns:w15="http://schemas.microsoft.com/office/word/2012/wordml" xmlns:w16cex="http://schemas.microsoft.com/office/word/2018/wordml/cex" xmlns:w16cid="http://schemas.microsoft.com/office/word/2016/wordml/cid" xmlns:w16="http://schemas.microsoft.com/office/word/2018/wordml" xmlns:w16sdtdh="http://schemas.microsoft.com/office/word/2020/wordml/sdtdatahash" xmlns:w16se="http://schemas.microsoft.com/office/word/2015/wordml/symex" xmlns:wpg="http://schemas.microsoft.com/office/word/2010/wordprocessingGroup" xmlns:wpi="http://schemas.microsoft.com/office/word/2010/wordprocessingInk" xmlns:wne="http://schemas.microsoft.com/office/word/2006/wordml" xmlns:wps="http://schemas.microsoft.com/office/word/2010/wordprocessingShape" mc:Ignorable="w14 w15 w16se w16cid w16 w16cex w16sdtdh wp14">
+<w:ftr xmlns:wpc="http://schemas.microsoft.com/office/word/2010/wordprocessingCanvas" xmlns:cx="http://schemas.microsoft.com/office/drawing/2014/chartex" xmlns:cx1="http://schemas.microsoft.com/office/drawing/2015/9/8/chartex" xmlns:cx2="http://schemas.microsoft.com/office/drawing/2015/10/21/chartex" xmlns:cx3="http://schemas.microsoft.com/office/drawing/2016/5/9/chartex" xmlns:cx4="http://schemas.microsoft.com/office/drawing/2016/5/10/chartex" xmlns:cx5="http://schemas.microsoft.com/office/drawing/2016/5/11/chartex" xmlns:cx6="http://schemas.microsoft.com/office/drawing/2016/5/12/chartex" xmlns:cx7="http://schemas.microsoft.com/office/drawing/2016/5/13/chartex" xmlns:cx8="http://schemas.microsoft.com/office/drawing/2016/5/14/chartex" xmlns:mc="http://schemas.openxmlformats.org/markup-compatibility/2006" xmlns:aink="http://schemas.microsoft.com/office/drawing/2016/ink" xmlns:am3d="http://schemas.microsoft.com/office/drawing/2017/model3d" xmlns:o="urn:schemas-microsoft-com:office:office" xmlns:oel="http://schemas.microsoft.com/office/2019/extlst" xmlns:r="http://schemas.openxmlformats.org/officeDocument/2006/relationships" xmlns:m="http://schemas.openxmlformats.org/officeDocument/2006/math" xmlns:v="urn:schemas-microsoft-com:vml" xmlns:wp14="http://schemas.microsoft.com/office/word/2010/wordprocessingDrawing" xmlns:wp="http://schemas.openxmlformats.org/drawingml/2006/wordprocessingDrawing" xmlns:w10="urn:schemas-microsoft-com:office:word" xmlns:w="http://schemas.openxmlformats.org/wordprocessingml/2006/main" xmlns:w14="http://schemas.microsoft.com/office/word/2010/wordml" xmlns:w15="http://schemas.microsoft.com/office/word/2012/wordml" xmlns:w16cex="http://schemas.microsoft.com/office/word/2018/wordml/cex" xmlns:w16cid="http://schemas.microsoft.com/office/word/2016/wordml/cid" xmlns:w16="http://schemas.microsoft.com/office/word/2018/wordml" xmlns:w16du="http://schemas.microsoft.com/office/word/2023/wordml/word16du" xmlns:w16sdtdh="http://schemas.microsoft.com/office/word/2020/wordml/sdtdatahash" xmlns:w16sdtfl="http://schemas.microsoft.com/office/word/2024/wordml/sdtformatlock" xmlns:w16se="http://schemas.microsoft.com/office/word/2015/wordml/symex" xmlns:wpg="http://schemas.microsoft.com/office/word/2010/wordprocessingGroup" xmlns:wpi="http://schemas.microsoft.com/office/word/2010/wordprocessingInk" xmlns:wne="http://schemas.microsoft.com/office/word/2006/wordml" xmlns:wps="http://schemas.microsoft.com/office/word/2010/wordprocessingShape" mc:Ignorable="w14 w15 w16se w16cid w16 w16cex w16sdtdh w16sdtfl w16du wp14">
   <w:p>
     <w:pPr>
       <w:spacing w:line="240" w:lineRule="auto"/>
@@ -10135,7 +10163,7 @@
 </file>
 
 <file path=word/footnotes.xml><?xml version="1.0" encoding="utf-8"?>
-<w:footnotes xmlns:wpc="http://schemas.microsoft.com/office/word/2010/wordprocessingCanvas" xmlns:cx="http://schemas.microsoft.com/office/drawing/2014/chartex" xmlns:cx1="http://schemas.microsoft.com/office/drawing/2015/9/8/chartex" xmlns:cx2="http://schemas.microsoft.com/office/drawing/2015/10/21/chartex" xmlns:cx3="http://schemas.microsoft.com/office/drawing/2016/5/9/chartex" xmlns:cx4="http://schemas.microsoft.com/office/drawing/2016/5/10/chartex" xmlns:cx5="http://schemas.microsoft.com/office/drawing/2016/5/11/chartex" xmlns:cx6="http://schemas.microsoft.com/office/drawing/2016/5/12/chartex" xmlns:cx7="http://schemas.microsoft.com/office/drawing/2016/5/13/chartex" xmlns:cx8="http://schemas.microsoft.com/office/drawing/2016/5/14/chartex" xmlns:mc="http://schemas.openxmlformats.org/markup-compatibility/2006" xmlns:aink="http://schemas.microsoft.com/office/drawing/2016/ink" xmlns:am3d="http://schemas.microsoft.com/office/drawing/2017/model3d" xmlns:o="urn:schemas-microsoft-com:office:office" xmlns:r="http://schemas.openxmlformats.org/officeDocument/2006/relationships" xmlns:m="http://schemas.openxmlformats.org/officeDocument/2006/math" xmlns:v="urn:schemas-microsoft-com:vml" xmlns:wp14="http://schemas.microsoft.com/office/word/2010/wordprocessingDrawing" xmlns:wp="http://schemas.openxmlformats.org/drawingml/2006/wordprocessingDrawing" xmlns:w10="urn:schemas-microsoft-com:office:word" xmlns:w="http://schemas.openxmlformats.org/wordprocessingml/2006/main" xmlns:w14="http://schemas.microsoft.com/office/word/2010/wordml" xmlns:w15="http://schemas.microsoft.com/office/word/2012/wordml" xmlns:w16cex="http://schemas.microsoft.com/office/word/2018/wordml/cex" xmlns:w16cid="http://schemas.microsoft.com/office/word/2016/wordml/cid" xmlns:w16="http://schemas.microsoft.com/office/word/2018/wordml" xmlns:w16sdtdh="http://schemas.microsoft.com/office/word/2020/wordml/sdtdatahash" xmlns:w16se="http://schemas.microsoft.com/office/word/2015/wordml/symex" xmlns:wpg="http://schemas.microsoft.com/office/word/2010/wordprocessingGroup" xmlns:wpi="http://schemas.microsoft.com/office/word/2010/wordprocessingInk" xmlns:wne="http://schemas.microsoft.com/office/word/2006/wordml" xmlns:wps="http://schemas.microsoft.com/office/word/2010/wordprocessingShape" mc:Ignorable="w14 w15 w16se w16cid w16 w16cex w16sdtdh wp14">
+<w:footnotes xmlns:wpc="http://schemas.microsoft.com/office/word/2010/wordprocessingCanvas" xmlns:cx="http://schemas.microsoft.com/office/drawing/2014/chartex" xmlns:cx1="http://schemas.microsoft.com/office/drawing/2015/9/8/chartex" xmlns:cx2="http://schemas.microsoft.com/office/drawing/2015/10/21/chartex" xmlns:cx3="http://schemas.microsoft.com/office/drawing/2016/5/9/chartex" xmlns:cx4="http://schemas.microsoft.com/office/drawing/2016/5/10/chartex" xmlns:cx5="http://schemas.microsoft.com/office/drawing/2016/5/11/chartex" xmlns:cx6="http://schemas.microsoft.com/office/drawing/2016/5/12/chartex" xmlns:cx7="http://schemas.microsoft.com/office/drawing/2016/5/13/chartex" xmlns:cx8="http://schemas.microsoft.com/office/drawing/2016/5/14/chartex" xmlns:mc="http://schemas.openxmlformats.org/markup-compatibility/2006" xmlns:aink="http://schemas.microsoft.com/office/drawing/2016/ink" xmlns:am3d="http://schemas.microsoft.com/office/drawing/2017/model3d" xmlns:o="urn:schemas-microsoft-com:office:office" xmlns:oel="http://schemas.microsoft.com/office/2019/extlst" xmlns:r="http://schemas.openxmlformats.org/officeDocument/2006/relationships" xmlns:m="http://schemas.openxmlformats.org/officeDocument/2006/math" xmlns:v="urn:schemas-microsoft-com:vml" xmlns:wp14="http://schemas.microsoft.com/office/word/2010/wordprocessingDrawing" xmlns:wp="http://schemas.openxmlformats.org/drawingml/2006/wordprocessingDrawing" xmlns:w10="urn:schemas-microsoft-com:office:word" xmlns:w="http://schemas.openxmlformats.org/wordprocessingml/2006/main" xmlns:w14="http://schemas.microsoft.com/office/word/2010/wordml" xmlns:w15="http://schemas.microsoft.com/office/word/2012/wordml" xmlns:w16cex="http://schemas.microsoft.com/office/word/2018/wordml/cex" xmlns:w16cid="http://schemas.microsoft.com/office/word/2016/wordml/cid" xmlns:w16="http://schemas.microsoft.com/office/word/2018/wordml" xmlns:w16du="http://schemas.microsoft.com/office/word/2023/wordml/word16du" xmlns:w16sdtdh="http://schemas.microsoft.com/office/word/2020/wordml/sdtdatahash" xmlns:w16sdtfl="http://schemas.microsoft.com/office/word/2024/wordml/sdtformatlock" xmlns:w16se="http://schemas.microsoft.com/office/word/2015/wordml/symex" xmlns:wpg="http://schemas.microsoft.com/office/word/2010/wordprocessingGroup" xmlns:wpi="http://schemas.microsoft.com/office/word/2010/wordprocessingInk" xmlns:wne="http://schemas.microsoft.com/office/word/2006/wordml" xmlns:wps="http://schemas.microsoft.com/office/word/2010/wordprocessingShape" mc:Ignorable="w14 w15 w16se w16cid w16 w16cex w16sdtdh w16sdtfl w16du wp14">
   <w:footnote w:type="separator" w:id="-1">
     <w:p>
       <w:pPr>
@@ -10160,7 +10188,7 @@
 </file>
 
 <file path=word/numbering.xml><?xml version="1.0" encoding="utf-8"?>
-<w:numbering xmlns:wpc="http://schemas.microsoft.com/office/word/2010/wordprocessingCanvas" xmlns:cx="http://schemas.microsoft.com/office/drawing/2014/chartex" xmlns:cx1="http://schemas.microsoft.com/office/drawing/2015/9/8/chartex" xmlns:cx2="http://schemas.microsoft.com/office/drawing/2015/10/21/chartex" xmlns:cx3="http://schemas.microsoft.com/office/drawing/2016/5/9/chartex" xmlns:cx4="http://schemas.microsoft.com/office/drawing/2016/5/10/chartex" xmlns:cx5="http://schemas.microsoft.com/office/drawing/2016/5/11/chartex" xmlns:cx6="http://schemas.microsoft.com/office/drawing/2016/5/12/chartex" xmlns:cx7="http://schemas.microsoft.com/office/drawing/2016/5/13/chartex" xmlns:cx8="http://schemas.microsoft.com/office/drawing/2016/5/14/chartex" xmlns:mc="http://schemas.openxmlformats.org/markup-compatibility/2006" xmlns:aink="http://schemas.microsoft.com/office/drawing/2016/ink" xmlns:am3d="http://schemas.microsoft.com/office/drawing/2017/model3d" xmlns:o="urn:schemas-microsoft-com:office:office" xmlns:r="http://schemas.openxmlformats.org/officeDocument/2006/relationships" xmlns:m="http://schemas.openxmlformats.org/officeDocument/2006/math" xmlns:v="urn:schemas-microsoft-com:vml" xmlns:wp14="http://schemas.microsoft.com/office/word/2010/wordprocessingDrawing" xmlns:wp="http://schemas.openxmlformats.org/drawingml/2006/wordprocessingDrawing" xmlns:w10="urn:schemas-microsoft-com:office:word" xmlns:w="http://schemas.openxmlformats.org/wordprocessingml/2006/main" xmlns:w14="http://schemas.microsoft.com/office/word/2010/wordml" xmlns:w15="http://schemas.microsoft.com/office/word/2012/wordml" xmlns:w16cex="http://schemas.microsoft.com/office/word/2018/wordml/cex" xmlns:w16cid="http://schemas.microsoft.com/office/word/2016/wordml/cid" xmlns:w16="http://schemas.microsoft.com/office/word/2018/wordml" xmlns:w16sdtdh="http://schemas.microsoft.com/office/word/2020/wordml/sdtdatahash" xmlns:w16se="http://schemas.microsoft.com/office/word/2015/wordml/symex" xmlns:wpg="http://schemas.microsoft.com/office/word/2010/wordprocessingGroup" xmlns:wpi="http://schemas.microsoft.com/office/word/2010/wordprocessingInk" xmlns:wne="http://schemas.microsoft.com/office/word/2006/wordml" xmlns:wps="http://schemas.microsoft.com/office/word/2010/wordprocessingShape" mc:Ignorable="w14 w15 w16se w16cid w16 w16cex w16sdtdh wp14">
+<w:numbering xmlns:wpc="http://schemas.microsoft.com/office/word/2010/wordprocessingCanvas" xmlns:cx="http://schemas.microsoft.com/office/drawing/2014/chartex" xmlns:cx1="http://schemas.microsoft.com/office/drawing/2015/9/8/chartex" xmlns:cx2="http://schemas.microsoft.com/office/drawing/2015/10/21/chartex" xmlns:cx3="http://schemas.microsoft.com/office/drawing/2016/5/9/chartex" xmlns:cx4="http://schemas.microsoft.com/office/drawing/2016/5/10/chartex" xmlns:cx5="http://schemas.microsoft.com/office/drawing/2016/5/11/chartex" xmlns:cx6="http://schemas.microsoft.com/office/drawing/2016/5/12/chartex" xmlns:cx7="http://schemas.microsoft.com/office/drawing/2016/5/13/chartex" xmlns:cx8="http://schemas.microsoft.com/office/drawing/2016/5/14/chartex" xmlns:mc="http://schemas.openxmlformats.org/markup-compatibility/2006" xmlns:aink="http://schemas.microsoft.com/office/drawing/2016/ink" xmlns:am3d="http://schemas.microsoft.com/office/drawing/2017/model3d" xmlns:o="urn:schemas-microsoft-com:office:office" xmlns:oel="http://schemas.microsoft.com/office/2019/extlst" xmlns:r="http://schemas.openxmlformats.org/officeDocument/2006/relationships" xmlns:m="http://schemas.openxmlformats.org/officeDocument/2006/math" xmlns:v="urn:schemas-microsoft-com:vml" xmlns:wp14="http://schemas.microsoft.com/office/word/2010/wordprocessingDrawing" xmlns:wp="http://schemas.openxmlformats.org/drawingml/2006/wordprocessingDrawing" xmlns:w10="urn:schemas-microsoft-com:office:word" xmlns:w="http://schemas.openxmlformats.org/wordprocessingml/2006/main" xmlns:w14="http://schemas.microsoft.com/office/word/2010/wordml" xmlns:w15="http://schemas.microsoft.com/office/word/2012/wordml" xmlns:w16cex="http://schemas.microsoft.com/office/word/2018/wordml/cex" xmlns:w16cid="http://schemas.microsoft.com/office/word/2016/wordml/cid" xmlns:w16="http://schemas.microsoft.com/office/word/2018/wordml" xmlns:w16du="http://schemas.microsoft.com/office/word/2023/wordml/word16du" xmlns:w16sdtdh="http://schemas.microsoft.com/office/word/2020/wordml/sdtdatahash" xmlns:w16sdtfl="http://schemas.microsoft.com/office/word/2024/wordml/sdtformatlock" xmlns:w16se="http://schemas.microsoft.com/office/word/2015/wordml/symex" xmlns:wpg="http://schemas.microsoft.com/office/word/2010/wordprocessingGroup" xmlns:wpi="http://schemas.microsoft.com/office/word/2010/wordprocessingInk" xmlns:wne="http://schemas.microsoft.com/office/word/2006/wordml" xmlns:wps="http://schemas.microsoft.com/office/word/2010/wordprocessingShape" mc:Ignorable="w14 w15 w16se w16cid w16 w16cex w16sdtdh w16sdtfl w16du wp14">
   <w:abstractNum w:abstractNumId="0" w15:restartNumberingAfterBreak="0">
     <w:nsid w:val="13512DF0"/>
     <w:multiLevelType w:val="hybridMultilevel"/>
@@ -10373,14 +10401,14 @@
       </w:rPr>
     </w:lvl>
   </w:abstractNum>
-  <w:num w:numId="1">
+  <w:num w:numId="1" w16cid:durableId="1711804879">
     <w:abstractNumId w:val="0"/>
   </w:num>
 </w:numbering>
 </file>
 
 <file path=word/styles.xml><?xml version="1.0" encoding="utf-8"?>
-<w:styles xmlns:mc="http://schemas.openxmlformats.org/markup-compatibility/2006" xmlns:r="http://schemas.openxmlformats.org/officeDocument/2006/relationships" xmlns:w="http://schemas.openxmlformats.org/wordprocessingml/2006/main" xmlns:w14="http://schemas.microsoft.com/office/word/2010/wordml" xmlns:w15="http://schemas.microsoft.com/office/word/2012/wordml" xmlns:w16cex="http://schemas.microsoft.com/office/word/2018/wordml/cex" xmlns:w16cid="http://schemas.microsoft.com/office/word/2016/wordml/cid" xmlns:w16="http://schemas.microsoft.com/office/word/2018/wordml" xmlns:w16sdtdh="http://schemas.microsoft.com/office/word/2020/wordml/sdtdatahash" xmlns:w16se="http://schemas.microsoft.com/office/word/2015/wordml/symex" mc:Ignorable="w14 w15 w16se w16cid w16 w16cex w16sdtdh">
+<w:styles xmlns:mc="http://schemas.openxmlformats.org/markup-compatibility/2006" xmlns:r="http://schemas.openxmlformats.org/officeDocument/2006/relationships" xmlns:w="http://schemas.openxmlformats.org/wordprocessingml/2006/main" xmlns:w14="http://schemas.microsoft.com/office/word/2010/wordml" xmlns:w15="http://schemas.microsoft.com/office/word/2012/wordml" xmlns:w16cex="http://schemas.microsoft.com/office/word/2018/wordml/cex" xmlns:w16cid="http://schemas.microsoft.com/office/word/2016/wordml/cid" xmlns:w16="http://schemas.microsoft.com/office/word/2018/wordml" xmlns:w16du="http://schemas.microsoft.com/office/word/2023/wordml/word16du" xmlns:w16sdtdh="http://schemas.microsoft.com/office/word/2020/wordml/sdtdatahash" xmlns:w16sdtfl="http://schemas.microsoft.com/office/word/2024/wordml/sdtformatlock" xmlns:w16se="http://schemas.microsoft.com/office/word/2015/wordml/symex" mc:Ignorable="w14 w15 w16se w16cid w16 w16cex w16sdtdh w16sdtfl w16du">
   <w:docDefaults>
     <w:rPrDefault>
       <w:rPr>
@@ -10828,7 +10856,6 @@
   <w:style w:type="character" w:default="1" w:styleId="a0">
     <w:name w:val="Default Paragraph Font"/>
     <w:uiPriority w:val="1"/>
-    <w:semiHidden/>
     <w:unhideWhenUsed/>
   </w:style>
   <w:style w:type="table" w:default="1" w:styleId="a1">
